--- a/final_agile.docx
+++ b/final_agile.docx
@@ -119,73 +119,7 @@
           <w:sz w:val="32"/>
           <w:szCs w:val="32"/>
         </w:rPr>
-        <w:t>[</w:t>
-      </w:r>
-      <w:proofErr w:type="spellStart"/>
-      <w:r>
-        <w:rPr>
-          <w:rFonts w:ascii="Times New Roman" w:eastAsia="Times New Roman" w:hAnsi="Times New Roman" w:cs="Times New Roman"/>
-          <w:b/>
-          <w:bCs/>
-          <w:sz w:val="32"/>
-          <w:szCs w:val="32"/>
-        </w:rPr>
-        <w:t>Đề</w:t>
-      </w:r>
-      <w:proofErr w:type="spellEnd"/>
-      <w:r>
-        <w:rPr>
-          <w:rFonts w:ascii="Times New Roman" w:eastAsia="Times New Roman" w:hAnsi="Times New Roman" w:cs="Times New Roman"/>
-          <w:b/>
-          <w:bCs/>
-          <w:sz w:val="32"/>
-          <w:szCs w:val="32"/>
-        </w:rPr>
-        <w:t xml:space="preserve"> </w:t>
-      </w:r>
-      <w:proofErr w:type="spellStart"/>
-      <w:r>
-        <w:rPr>
-          <w:rFonts w:ascii="Times New Roman" w:eastAsia="Times New Roman" w:hAnsi="Times New Roman" w:cs="Times New Roman"/>
-          <w:b/>
-          <w:bCs/>
-          <w:sz w:val="32"/>
-          <w:szCs w:val="32"/>
-        </w:rPr>
-        <w:t>bài</w:t>
-      </w:r>
-      <w:proofErr w:type="spellEnd"/>
-      <w:r>
-        <w:rPr>
-          <w:rFonts w:ascii="Times New Roman" w:eastAsia="Times New Roman" w:hAnsi="Times New Roman" w:cs="Times New Roman"/>
-          <w:b/>
-          <w:bCs/>
-          <w:sz w:val="32"/>
-          <w:szCs w:val="32"/>
-        </w:rPr>
-        <w:t xml:space="preserve"> </w:t>
-      </w:r>
-      <w:proofErr w:type="spellStart"/>
-      <w:r>
-        <w:rPr>
-          <w:rFonts w:ascii="Times New Roman" w:eastAsia="Times New Roman" w:hAnsi="Times New Roman" w:cs="Times New Roman"/>
-          <w:b/>
-          <w:bCs/>
-          <w:sz w:val="32"/>
-          <w:szCs w:val="32"/>
-        </w:rPr>
-        <w:t>số</w:t>
-      </w:r>
-      <w:proofErr w:type="spellEnd"/>
-      <w:r>
-        <w:rPr>
-          <w:rFonts w:ascii="Times New Roman" w:eastAsia="Times New Roman" w:hAnsi="Times New Roman" w:cs="Times New Roman"/>
-          <w:b/>
-          <w:bCs/>
-          <w:sz w:val="32"/>
-          <w:szCs w:val="32"/>
-        </w:rPr>
-        <w:t xml:space="preserve"> 1]</w:t>
+        <w:t>[Đề bài số 1]</w:t>
       </w:r>
     </w:p>
     <w:tbl>
@@ -238,62 +172,16 @@
                 <w:szCs w:val="24"/>
               </w:rPr>
             </w:pPr>
-            <w:proofErr w:type="spellStart"/>
-            <w:r>
-              <w:rPr>
-                <w:rFonts w:ascii="Times New Roman" w:eastAsia="Times New Roman" w:hAnsi="Times New Roman" w:cs="Times New Roman"/>
-                <w:b/>
-                <w:bCs/>
-                <w:sz w:val="24"/>
-                <w:szCs w:val="24"/>
-              </w:rPr>
-              <w:t>Họ</w:t>
-            </w:r>
-            <w:proofErr w:type="spellEnd"/>
-            <w:r>
-              <w:rPr>
-                <w:rFonts w:ascii="Times New Roman" w:eastAsia="Times New Roman" w:hAnsi="Times New Roman" w:cs="Times New Roman"/>
-                <w:b/>
-                <w:bCs/>
-                <w:sz w:val="24"/>
-                <w:szCs w:val="24"/>
-              </w:rPr>
-              <w:t xml:space="preserve"> </w:t>
-            </w:r>
-            <w:proofErr w:type="spellStart"/>
-            <w:r>
-              <w:rPr>
-                <w:rFonts w:ascii="Times New Roman" w:eastAsia="Times New Roman" w:hAnsi="Times New Roman" w:cs="Times New Roman"/>
-                <w:b/>
-                <w:bCs/>
-                <w:sz w:val="24"/>
-                <w:szCs w:val="24"/>
-              </w:rPr>
-              <w:t>và</w:t>
-            </w:r>
-            <w:proofErr w:type="spellEnd"/>
-            <w:r>
-              <w:rPr>
-                <w:rFonts w:ascii="Times New Roman" w:eastAsia="Times New Roman" w:hAnsi="Times New Roman" w:cs="Times New Roman"/>
-                <w:b/>
-                <w:bCs/>
-                <w:sz w:val="24"/>
-                <w:szCs w:val="24"/>
-              </w:rPr>
-              <w:t xml:space="preserve"> </w:t>
-            </w:r>
-            <w:proofErr w:type="spellStart"/>
-            <w:r>
-              <w:rPr>
-                <w:rFonts w:ascii="Times New Roman" w:eastAsia="Times New Roman" w:hAnsi="Times New Roman" w:cs="Times New Roman"/>
-                <w:b/>
-                <w:bCs/>
-                <w:sz w:val="24"/>
-                <w:szCs w:val="24"/>
-              </w:rPr>
-              <w:t>tên</w:t>
-            </w:r>
-            <w:proofErr w:type="spellEnd"/>
+            <w:r>
+              <w:rPr>
+                <w:rFonts w:ascii="Times New Roman" w:eastAsia="Times New Roman" w:hAnsi="Times New Roman" w:cs="Times New Roman"/>
+                <w:b/>
+                <w:bCs/>
+                <w:sz w:val="24"/>
+                <w:szCs w:val="24"/>
+              </w:rPr>
+              <w:t>Họ và tên</w:t>
+            </w:r>
           </w:p>
         </w:tc>
         <w:tc>
@@ -320,8 +208,26 @@
                 <w:rFonts w:ascii="Times New Roman" w:eastAsia="Times New Roman" w:hAnsi="Times New Roman" w:cs="Times New Roman"/>
                 <w:sz w:val="24"/>
                 <w:szCs w:val="24"/>
-              </w:rPr>
-            </w:pPr>
+                <w:lang w:val="vi-VN"/>
+              </w:rPr>
+            </w:pPr>
+            <w:r>
+              <w:rPr>
+                <w:rFonts w:ascii="Times New Roman" w:eastAsia="Times New Roman" w:hAnsi="Times New Roman" w:cs="Times New Roman"/>
+                <w:sz w:val="24"/>
+                <w:szCs w:val="24"/>
+              </w:rPr>
+              <w:t>Tạ</w:t>
+            </w:r>
+            <w:r>
+              <w:rPr>
+                <w:rFonts w:ascii="Times New Roman" w:eastAsia="Times New Roman" w:hAnsi="Times New Roman" w:cs="Times New Roman"/>
+                <w:sz w:val="24"/>
+                <w:szCs w:val="24"/>
+                <w:lang w:val="vi-VN"/>
+              </w:rPr>
+              <w:t xml:space="preserve"> Ngọc Phúc</w:t>
+            </w:r>
           </w:p>
         </w:tc>
         <w:tc>
@@ -351,62 +257,16 @@
                 <w:szCs w:val="24"/>
               </w:rPr>
             </w:pPr>
-            <w:proofErr w:type="spellStart"/>
-            <w:r>
-              <w:rPr>
-                <w:rFonts w:ascii="Times New Roman" w:eastAsia="Times New Roman" w:hAnsi="Times New Roman" w:cs="Times New Roman"/>
-                <w:b/>
-                <w:bCs/>
-                <w:sz w:val="24"/>
-                <w:szCs w:val="24"/>
-              </w:rPr>
-              <w:t>Mã</w:t>
-            </w:r>
-            <w:proofErr w:type="spellEnd"/>
-            <w:r>
-              <w:rPr>
-                <w:rFonts w:ascii="Times New Roman" w:eastAsia="Times New Roman" w:hAnsi="Times New Roman" w:cs="Times New Roman"/>
-                <w:b/>
-                <w:bCs/>
-                <w:sz w:val="24"/>
-                <w:szCs w:val="24"/>
-              </w:rPr>
-              <w:t xml:space="preserve"> </w:t>
-            </w:r>
-            <w:proofErr w:type="spellStart"/>
-            <w:r>
-              <w:rPr>
-                <w:rFonts w:ascii="Times New Roman" w:eastAsia="Times New Roman" w:hAnsi="Times New Roman" w:cs="Times New Roman"/>
-                <w:b/>
-                <w:bCs/>
-                <w:sz w:val="24"/>
-                <w:szCs w:val="24"/>
-              </w:rPr>
-              <w:t>sinh</w:t>
-            </w:r>
-            <w:proofErr w:type="spellEnd"/>
-            <w:r>
-              <w:rPr>
-                <w:rFonts w:ascii="Times New Roman" w:eastAsia="Times New Roman" w:hAnsi="Times New Roman" w:cs="Times New Roman"/>
-                <w:b/>
-                <w:bCs/>
-                <w:sz w:val="24"/>
-                <w:szCs w:val="24"/>
-              </w:rPr>
-              <w:t xml:space="preserve"> </w:t>
-            </w:r>
-            <w:proofErr w:type="spellStart"/>
-            <w:r>
-              <w:rPr>
-                <w:rFonts w:ascii="Times New Roman" w:eastAsia="Times New Roman" w:hAnsi="Times New Roman" w:cs="Times New Roman"/>
-                <w:b/>
-                <w:bCs/>
-                <w:sz w:val="24"/>
-                <w:szCs w:val="24"/>
-              </w:rPr>
-              <w:t>viên</w:t>
-            </w:r>
-            <w:proofErr w:type="spellEnd"/>
+            <w:r>
+              <w:rPr>
+                <w:rFonts w:ascii="Times New Roman" w:eastAsia="Times New Roman" w:hAnsi="Times New Roman" w:cs="Times New Roman"/>
+                <w:b/>
+                <w:bCs/>
+                <w:sz w:val="24"/>
+                <w:szCs w:val="24"/>
+              </w:rPr>
+              <w:t>Mã sinh viên</w:t>
+            </w:r>
           </w:p>
         </w:tc>
         <w:tc>
@@ -435,6 +295,14 @@
                 <w:szCs w:val="24"/>
               </w:rPr>
             </w:pPr>
+            <w:r>
+              <w:rPr>
+                <w:rFonts w:ascii="Times New Roman" w:eastAsia="Times New Roman" w:hAnsi="Times New Roman" w:cs="Times New Roman"/>
+                <w:sz w:val="24"/>
+                <w:szCs w:val="24"/>
+              </w:rPr>
+              <w:t>N25DTCN106</w:t>
+            </w:r>
           </w:p>
         </w:tc>
       </w:tr>
@@ -466,7 +334,6 @@
                 <w:szCs w:val="24"/>
               </w:rPr>
             </w:pPr>
-            <w:proofErr w:type="spellStart"/>
             <w:r>
               <w:rPr>
                 <w:rFonts w:ascii="Times New Roman" w:eastAsia="Times New Roman" w:hAnsi="Times New Roman" w:cs="Times New Roman"/>
@@ -477,7 +344,6 @@
               </w:rPr>
               <w:t>Lớp</w:t>
             </w:r>
-            <w:proofErr w:type="spellEnd"/>
           </w:p>
         </w:tc>
         <w:tc>
@@ -506,6 +372,14 @@
                 <w:szCs w:val="24"/>
               </w:rPr>
             </w:pPr>
+            <w:r>
+              <w:rPr>
+                <w:rFonts w:ascii="Times New Roman" w:eastAsia="Times New Roman" w:hAnsi="Times New Roman" w:cs="Times New Roman"/>
+                <w:sz w:val="24"/>
+                <w:szCs w:val="24"/>
+              </w:rPr>
+              <w:t>CNTT5</w:t>
+            </w:r>
           </w:p>
         </w:tc>
         <w:tc>
@@ -535,40 +409,16 @@
                 <w:szCs w:val="24"/>
               </w:rPr>
             </w:pPr>
-            <w:proofErr w:type="spellStart"/>
-            <w:r>
-              <w:rPr>
-                <w:rFonts w:ascii="Times New Roman" w:eastAsia="Times New Roman" w:hAnsi="Times New Roman" w:cs="Times New Roman"/>
-                <w:b/>
-                <w:bCs/>
-                <w:sz w:val="24"/>
-                <w:szCs w:val="24"/>
-              </w:rPr>
-              <w:t>Mã</w:t>
-            </w:r>
-            <w:proofErr w:type="spellEnd"/>
-            <w:r>
-              <w:rPr>
-                <w:rFonts w:ascii="Times New Roman" w:eastAsia="Times New Roman" w:hAnsi="Times New Roman" w:cs="Times New Roman"/>
-                <w:b/>
-                <w:bCs/>
-                <w:sz w:val="24"/>
-                <w:szCs w:val="24"/>
-              </w:rPr>
-              <w:t xml:space="preserve"> </w:t>
-            </w:r>
-            <w:proofErr w:type="spellStart"/>
-            <w:r>
-              <w:rPr>
-                <w:rFonts w:ascii="Times New Roman" w:eastAsia="Times New Roman" w:hAnsi="Times New Roman" w:cs="Times New Roman"/>
-                <w:b/>
-                <w:bCs/>
-                <w:sz w:val="24"/>
-                <w:szCs w:val="24"/>
-              </w:rPr>
-              <w:t>đề</w:t>
-            </w:r>
-            <w:proofErr w:type="spellEnd"/>
+            <w:r>
+              <w:rPr>
+                <w:rFonts w:ascii="Times New Roman" w:eastAsia="Times New Roman" w:hAnsi="Times New Roman" w:cs="Times New Roman"/>
+                <w:b/>
+                <w:bCs/>
+                <w:sz w:val="24"/>
+                <w:szCs w:val="24"/>
+              </w:rPr>
+              <w:t>Mã đề</w:t>
+            </w:r>
           </w:p>
         </w:tc>
         <w:tc>
@@ -641,7 +491,6 @@
           <w:szCs w:val="24"/>
         </w:rPr>
       </w:pPr>
-      <w:proofErr w:type="spellStart"/>
       <w:r>
         <w:rPr>
           <w:rFonts w:ascii="Times New Roman" w:eastAsia="Times New Roman" w:hAnsi="Times New Roman" w:cs="Times New Roman"/>
@@ -650,436 +499,7 @@
           <w:sz w:val="24"/>
           <w:szCs w:val="24"/>
         </w:rPr>
-        <w:t>Điền</w:t>
-      </w:r>
-      <w:proofErr w:type="spellEnd"/>
-      <w:r>
-        <w:rPr>
-          <w:rFonts w:ascii="Times New Roman" w:eastAsia="Times New Roman" w:hAnsi="Times New Roman" w:cs="Times New Roman"/>
-          <w:i/>
-          <w:iCs/>
-          <w:sz w:val="24"/>
-          <w:szCs w:val="24"/>
-        </w:rPr>
-        <w:t xml:space="preserve"> </w:t>
-      </w:r>
-      <w:proofErr w:type="spellStart"/>
-      <w:r>
-        <w:rPr>
-          <w:rFonts w:ascii="Times New Roman" w:eastAsia="Times New Roman" w:hAnsi="Times New Roman" w:cs="Times New Roman"/>
-          <w:i/>
-          <w:iCs/>
-          <w:sz w:val="24"/>
-          <w:szCs w:val="24"/>
-        </w:rPr>
-        <w:t>câu</w:t>
-      </w:r>
-      <w:proofErr w:type="spellEnd"/>
-      <w:r>
-        <w:rPr>
-          <w:rFonts w:ascii="Times New Roman" w:eastAsia="Times New Roman" w:hAnsi="Times New Roman" w:cs="Times New Roman"/>
-          <w:i/>
-          <w:iCs/>
-          <w:sz w:val="24"/>
-          <w:szCs w:val="24"/>
-        </w:rPr>
-        <w:t xml:space="preserve"> </w:t>
-      </w:r>
-      <w:proofErr w:type="spellStart"/>
-      <w:r>
-        <w:rPr>
-          <w:rFonts w:ascii="Times New Roman" w:eastAsia="Times New Roman" w:hAnsi="Times New Roman" w:cs="Times New Roman"/>
-          <w:i/>
-          <w:iCs/>
-          <w:sz w:val="24"/>
-          <w:szCs w:val="24"/>
-        </w:rPr>
-        <w:t>trả</w:t>
-      </w:r>
-      <w:proofErr w:type="spellEnd"/>
-      <w:r>
-        <w:rPr>
-          <w:rFonts w:ascii="Times New Roman" w:eastAsia="Times New Roman" w:hAnsi="Times New Roman" w:cs="Times New Roman"/>
-          <w:i/>
-          <w:iCs/>
-          <w:sz w:val="24"/>
-          <w:szCs w:val="24"/>
-        </w:rPr>
-        <w:t xml:space="preserve"> </w:t>
-      </w:r>
-      <w:proofErr w:type="spellStart"/>
-      <w:r>
-        <w:rPr>
-          <w:rFonts w:ascii="Times New Roman" w:eastAsia="Times New Roman" w:hAnsi="Times New Roman" w:cs="Times New Roman"/>
-          <w:i/>
-          <w:iCs/>
-          <w:sz w:val="24"/>
-          <w:szCs w:val="24"/>
-        </w:rPr>
-        <w:t>lời</w:t>
-      </w:r>
-      <w:proofErr w:type="spellEnd"/>
-      <w:r>
-        <w:rPr>
-          <w:rFonts w:ascii="Times New Roman" w:eastAsia="Times New Roman" w:hAnsi="Times New Roman" w:cs="Times New Roman"/>
-          <w:i/>
-          <w:iCs/>
-          <w:sz w:val="24"/>
-          <w:szCs w:val="24"/>
-        </w:rPr>
-        <w:t xml:space="preserve"> </w:t>
-      </w:r>
-      <w:proofErr w:type="spellStart"/>
-      <w:r>
-        <w:rPr>
-          <w:rFonts w:ascii="Times New Roman" w:eastAsia="Times New Roman" w:hAnsi="Times New Roman" w:cs="Times New Roman"/>
-          <w:i/>
-          <w:iCs/>
-          <w:sz w:val="24"/>
-          <w:szCs w:val="24"/>
-        </w:rPr>
-        <w:t>vào</w:t>
-      </w:r>
-      <w:proofErr w:type="spellEnd"/>
-      <w:r>
-        <w:rPr>
-          <w:rFonts w:ascii="Times New Roman" w:eastAsia="Times New Roman" w:hAnsi="Times New Roman" w:cs="Times New Roman"/>
-          <w:i/>
-          <w:iCs/>
-          <w:sz w:val="24"/>
-          <w:szCs w:val="24"/>
-        </w:rPr>
-        <w:t xml:space="preserve"> </w:t>
-      </w:r>
-      <w:proofErr w:type="spellStart"/>
-      <w:r>
-        <w:rPr>
-          <w:rFonts w:ascii="Times New Roman" w:eastAsia="Times New Roman" w:hAnsi="Times New Roman" w:cs="Times New Roman"/>
-          <w:i/>
-          <w:iCs/>
-          <w:sz w:val="24"/>
-          <w:szCs w:val="24"/>
-        </w:rPr>
-        <w:t>các</w:t>
-      </w:r>
-      <w:proofErr w:type="spellEnd"/>
-      <w:r>
-        <w:rPr>
-          <w:rFonts w:ascii="Times New Roman" w:eastAsia="Times New Roman" w:hAnsi="Times New Roman" w:cs="Times New Roman"/>
-          <w:i/>
-          <w:iCs/>
-          <w:sz w:val="24"/>
-          <w:szCs w:val="24"/>
-        </w:rPr>
-        <w:t xml:space="preserve"> ô </w:t>
-      </w:r>
-      <w:proofErr w:type="spellStart"/>
-      <w:r>
-        <w:rPr>
-          <w:rFonts w:ascii="Times New Roman" w:eastAsia="Times New Roman" w:hAnsi="Times New Roman" w:cs="Times New Roman"/>
-          <w:i/>
-          <w:iCs/>
-          <w:sz w:val="24"/>
-          <w:szCs w:val="24"/>
-        </w:rPr>
-        <w:t>trống</w:t>
-      </w:r>
-      <w:proofErr w:type="spellEnd"/>
-      <w:r>
-        <w:rPr>
-          <w:rFonts w:ascii="Times New Roman" w:eastAsia="Times New Roman" w:hAnsi="Times New Roman" w:cs="Times New Roman"/>
-          <w:i/>
-          <w:iCs/>
-          <w:sz w:val="24"/>
-          <w:szCs w:val="24"/>
-        </w:rPr>
-        <w:t xml:space="preserve">. </w:t>
-      </w:r>
-      <w:proofErr w:type="spellStart"/>
-      <w:r>
-        <w:rPr>
-          <w:rFonts w:ascii="Times New Roman" w:eastAsia="Times New Roman" w:hAnsi="Times New Roman" w:cs="Times New Roman"/>
-          <w:i/>
-          <w:iCs/>
-          <w:sz w:val="24"/>
-          <w:szCs w:val="24"/>
-        </w:rPr>
-        <w:t>Không</w:t>
-      </w:r>
-      <w:proofErr w:type="spellEnd"/>
-      <w:r>
-        <w:rPr>
-          <w:rFonts w:ascii="Times New Roman" w:eastAsia="Times New Roman" w:hAnsi="Times New Roman" w:cs="Times New Roman"/>
-          <w:i/>
-          <w:iCs/>
-          <w:sz w:val="24"/>
-          <w:szCs w:val="24"/>
-        </w:rPr>
-        <w:t xml:space="preserve"> </w:t>
-      </w:r>
-      <w:proofErr w:type="spellStart"/>
-      <w:r>
-        <w:rPr>
-          <w:rFonts w:ascii="Times New Roman" w:eastAsia="Times New Roman" w:hAnsi="Times New Roman" w:cs="Times New Roman"/>
-          <w:i/>
-          <w:iCs/>
-          <w:sz w:val="24"/>
-          <w:szCs w:val="24"/>
-        </w:rPr>
-        <w:t>xoá</w:t>
-      </w:r>
-      <w:proofErr w:type="spellEnd"/>
-      <w:r>
-        <w:rPr>
-          <w:rFonts w:ascii="Times New Roman" w:eastAsia="Times New Roman" w:hAnsi="Times New Roman" w:cs="Times New Roman"/>
-          <w:i/>
-          <w:iCs/>
-          <w:sz w:val="24"/>
-          <w:szCs w:val="24"/>
-        </w:rPr>
-        <w:t xml:space="preserve"> </w:t>
-      </w:r>
-      <w:proofErr w:type="spellStart"/>
-      <w:r>
-        <w:rPr>
-          <w:rFonts w:ascii="Times New Roman" w:eastAsia="Times New Roman" w:hAnsi="Times New Roman" w:cs="Times New Roman"/>
-          <w:i/>
-          <w:iCs/>
-          <w:sz w:val="24"/>
-          <w:szCs w:val="24"/>
-        </w:rPr>
-        <w:t>hoặc</w:t>
-      </w:r>
-      <w:proofErr w:type="spellEnd"/>
-      <w:r>
-        <w:rPr>
-          <w:rFonts w:ascii="Times New Roman" w:eastAsia="Times New Roman" w:hAnsi="Times New Roman" w:cs="Times New Roman"/>
-          <w:i/>
-          <w:iCs/>
-          <w:sz w:val="24"/>
-          <w:szCs w:val="24"/>
-        </w:rPr>
-        <w:t xml:space="preserve"> </w:t>
-      </w:r>
-      <w:proofErr w:type="spellStart"/>
-      <w:r>
-        <w:rPr>
-          <w:rFonts w:ascii="Times New Roman" w:eastAsia="Times New Roman" w:hAnsi="Times New Roman" w:cs="Times New Roman"/>
-          <w:i/>
-          <w:iCs/>
-          <w:sz w:val="24"/>
-          <w:szCs w:val="24"/>
-        </w:rPr>
-        <w:t>đổi</w:t>
-      </w:r>
-      <w:proofErr w:type="spellEnd"/>
-      <w:r>
-        <w:rPr>
-          <w:rFonts w:ascii="Times New Roman" w:eastAsia="Times New Roman" w:hAnsi="Times New Roman" w:cs="Times New Roman"/>
-          <w:i/>
-          <w:iCs/>
-          <w:sz w:val="24"/>
-          <w:szCs w:val="24"/>
-        </w:rPr>
-        <w:t xml:space="preserve"> </w:t>
-      </w:r>
-      <w:proofErr w:type="spellStart"/>
-      <w:r>
-        <w:rPr>
-          <w:rFonts w:ascii="Times New Roman" w:eastAsia="Times New Roman" w:hAnsi="Times New Roman" w:cs="Times New Roman"/>
-          <w:i/>
-          <w:iCs/>
-          <w:sz w:val="24"/>
-          <w:szCs w:val="24"/>
-        </w:rPr>
-        <w:t>thứ</w:t>
-      </w:r>
-      <w:proofErr w:type="spellEnd"/>
-      <w:r>
-        <w:rPr>
-          <w:rFonts w:ascii="Times New Roman" w:eastAsia="Times New Roman" w:hAnsi="Times New Roman" w:cs="Times New Roman"/>
-          <w:i/>
-          <w:iCs/>
-          <w:sz w:val="24"/>
-          <w:szCs w:val="24"/>
-        </w:rPr>
-        <w:t xml:space="preserve"> </w:t>
-      </w:r>
-      <w:proofErr w:type="spellStart"/>
-      <w:r>
-        <w:rPr>
-          <w:rFonts w:ascii="Times New Roman" w:eastAsia="Times New Roman" w:hAnsi="Times New Roman" w:cs="Times New Roman"/>
-          <w:i/>
-          <w:iCs/>
-          <w:sz w:val="24"/>
-          <w:szCs w:val="24"/>
-        </w:rPr>
-        <w:t>tự</w:t>
-      </w:r>
-      <w:proofErr w:type="spellEnd"/>
-      <w:r>
-        <w:rPr>
-          <w:rFonts w:ascii="Times New Roman" w:eastAsia="Times New Roman" w:hAnsi="Times New Roman" w:cs="Times New Roman"/>
-          <w:i/>
-          <w:iCs/>
-          <w:sz w:val="24"/>
-          <w:szCs w:val="24"/>
-        </w:rPr>
-        <w:t xml:space="preserve"> </w:t>
-      </w:r>
-      <w:proofErr w:type="spellStart"/>
-      <w:r>
-        <w:rPr>
-          <w:rFonts w:ascii="Times New Roman" w:eastAsia="Times New Roman" w:hAnsi="Times New Roman" w:cs="Times New Roman"/>
-          <w:i/>
-          <w:iCs/>
-          <w:sz w:val="24"/>
-          <w:szCs w:val="24"/>
-        </w:rPr>
-        <w:t>các</w:t>
-      </w:r>
-      <w:proofErr w:type="spellEnd"/>
-      <w:r>
-        <w:rPr>
-          <w:rFonts w:ascii="Times New Roman" w:eastAsia="Times New Roman" w:hAnsi="Times New Roman" w:cs="Times New Roman"/>
-          <w:i/>
-          <w:iCs/>
-          <w:sz w:val="24"/>
-          <w:szCs w:val="24"/>
-        </w:rPr>
-        <w:t xml:space="preserve"> </w:t>
-      </w:r>
-      <w:proofErr w:type="spellStart"/>
-      <w:r>
-        <w:rPr>
-          <w:rFonts w:ascii="Times New Roman" w:eastAsia="Times New Roman" w:hAnsi="Times New Roman" w:cs="Times New Roman"/>
-          <w:i/>
-          <w:iCs/>
-          <w:sz w:val="24"/>
-          <w:szCs w:val="24"/>
-        </w:rPr>
-        <w:t>bảng</w:t>
-      </w:r>
-      <w:proofErr w:type="spellEnd"/>
-      <w:r>
-        <w:rPr>
-          <w:rFonts w:ascii="Times New Roman" w:eastAsia="Times New Roman" w:hAnsi="Times New Roman" w:cs="Times New Roman"/>
-          <w:i/>
-          <w:iCs/>
-          <w:sz w:val="24"/>
-          <w:szCs w:val="24"/>
-        </w:rPr>
-        <w:t xml:space="preserve">. Lưu </w:t>
-      </w:r>
-      <w:proofErr w:type="spellStart"/>
-      <w:r>
-        <w:rPr>
-          <w:rFonts w:ascii="Times New Roman" w:eastAsia="Times New Roman" w:hAnsi="Times New Roman" w:cs="Times New Roman"/>
-          <w:i/>
-          <w:iCs/>
-          <w:sz w:val="24"/>
-          <w:szCs w:val="24"/>
-        </w:rPr>
-        <w:t>tệp</w:t>
-      </w:r>
-      <w:proofErr w:type="spellEnd"/>
-      <w:r>
-        <w:rPr>
-          <w:rFonts w:ascii="Times New Roman" w:eastAsia="Times New Roman" w:hAnsi="Times New Roman" w:cs="Times New Roman"/>
-          <w:i/>
-          <w:iCs/>
-          <w:sz w:val="24"/>
-          <w:szCs w:val="24"/>
-        </w:rPr>
-        <w:t xml:space="preserve"> </w:t>
-      </w:r>
-      <w:proofErr w:type="spellStart"/>
-      <w:r>
-        <w:rPr>
-          <w:rFonts w:ascii="Times New Roman" w:eastAsia="Times New Roman" w:hAnsi="Times New Roman" w:cs="Times New Roman"/>
-          <w:i/>
-          <w:iCs/>
-          <w:sz w:val="24"/>
-          <w:szCs w:val="24"/>
-        </w:rPr>
-        <w:t>theo</w:t>
-      </w:r>
-      <w:proofErr w:type="spellEnd"/>
-      <w:r>
-        <w:rPr>
-          <w:rFonts w:ascii="Times New Roman" w:eastAsia="Times New Roman" w:hAnsi="Times New Roman" w:cs="Times New Roman"/>
-          <w:i/>
-          <w:iCs/>
-          <w:sz w:val="24"/>
-          <w:szCs w:val="24"/>
-        </w:rPr>
-        <w:t xml:space="preserve"> </w:t>
-      </w:r>
-      <w:proofErr w:type="spellStart"/>
-      <w:r>
-        <w:rPr>
-          <w:rFonts w:ascii="Times New Roman" w:eastAsia="Times New Roman" w:hAnsi="Times New Roman" w:cs="Times New Roman"/>
-          <w:i/>
-          <w:iCs/>
-          <w:sz w:val="24"/>
-          <w:szCs w:val="24"/>
-        </w:rPr>
-        <w:t>cú</w:t>
-      </w:r>
-      <w:proofErr w:type="spellEnd"/>
-      <w:r>
-        <w:rPr>
-          <w:rFonts w:ascii="Times New Roman" w:eastAsia="Times New Roman" w:hAnsi="Times New Roman" w:cs="Times New Roman"/>
-          <w:i/>
-          <w:iCs/>
-          <w:sz w:val="24"/>
-          <w:szCs w:val="24"/>
-        </w:rPr>
-        <w:t xml:space="preserve"> </w:t>
-      </w:r>
-      <w:proofErr w:type="spellStart"/>
-      <w:r>
-        <w:rPr>
-          <w:rFonts w:ascii="Times New Roman" w:eastAsia="Times New Roman" w:hAnsi="Times New Roman" w:cs="Times New Roman"/>
-          <w:i/>
-          <w:iCs/>
-          <w:sz w:val="24"/>
-          <w:szCs w:val="24"/>
-        </w:rPr>
-        <w:t>pháp</w:t>
-      </w:r>
-      <w:proofErr w:type="spellEnd"/>
-      <w:r>
-        <w:rPr>
-          <w:rFonts w:ascii="Times New Roman" w:eastAsia="Times New Roman" w:hAnsi="Times New Roman" w:cs="Times New Roman"/>
-          <w:i/>
-          <w:iCs/>
-          <w:sz w:val="24"/>
-          <w:szCs w:val="24"/>
-        </w:rPr>
-        <w:t xml:space="preserve"> Agile-Scrum_[</w:t>
-      </w:r>
-      <w:proofErr w:type="spellStart"/>
-      <w:r>
-        <w:rPr>
-          <w:rFonts w:ascii="Times New Roman" w:eastAsia="Times New Roman" w:hAnsi="Times New Roman" w:cs="Times New Roman"/>
-          <w:i/>
-          <w:iCs/>
-          <w:sz w:val="24"/>
-          <w:szCs w:val="24"/>
-        </w:rPr>
-        <w:t>HoTenKhongDau</w:t>
-      </w:r>
-      <w:proofErr w:type="spellEnd"/>
-      <w:r>
-        <w:rPr>
-          <w:rFonts w:ascii="Times New Roman" w:eastAsia="Times New Roman" w:hAnsi="Times New Roman" w:cs="Times New Roman"/>
-          <w:i/>
-          <w:iCs/>
-          <w:sz w:val="24"/>
-          <w:szCs w:val="24"/>
-        </w:rPr>
-        <w:t>]_De01.docx.</w:t>
+        <w:t>Điền câu trả lời vào các ô trống. Không xoá hoặc đổi thứ tự các bảng. Lưu tệp theo cú pháp Agile-Scrum_[HoTenKhongDau]_De01.docx.</w:t>
       </w:r>
     </w:p>
     <w:p>
@@ -1109,51 +529,7 @@
           <w:sz w:val="26"/>
           <w:szCs w:val="26"/>
         </w:rPr>
-        <w:t xml:space="preserve">3.1. </w:t>
-      </w:r>
-      <w:proofErr w:type="spellStart"/>
-      <w:r>
-        <w:rPr>
-          <w:rFonts w:ascii="Times New Roman" w:eastAsia="Times New Roman" w:hAnsi="Times New Roman" w:cs="Times New Roman"/>
-          <w:b/>
-          <w:bCs/>
-          <w:sz w:val="26"/>
-          <w:szCs w:val="26"/>
-        </w:rPr>
-        <w:t>Xây</w:t>
-      </w:r>
-      <w:proofErr w:type="spellEnd"/>
-      <w:r>
-        <w:rPr>
-          <w:rFonts w:ascii="Times New Roman" w:eastAsia="Times New Roman" w:hAnsi="Times New Roman" w:cs="Times New Roman"/>
-          <w:b/>
-          <w:bCs/>
-          <w:sz w:val="26"/>
-          <w:szCs w:val="26"/>
-        </w:rPr>
-        <w:t xml:space="preserve"> </w:t>
-      </w:r>
-      <w:proofErr w:type="spellStart"/>
-      <w:r>
-        <w:rPr>
-          <w:rFonts w:ascii="Times New Roman" w:eastAsia="Times New Roman" w:hAnsi="Times New Roman" w:cs="Times New Roman"/>
-          <w:b/>
-          <w:bCs/>
-          <w:sz w:val="26"/>
-          <w:szCs w:val="26"/>
-        </w:rPr>
-        <w:t>dựng</w:t>
-      </w:r>
-      <w:proofErr w:type="spellEnd"/>
-      <w:r>
-        <w:rPr>
-          <w:rFonts w:ascii="Times New Roman" w:eastAsia="Times New Roman" w:hAnsi="Times New Roman" w:cs="Times New Roman"/>
-          <w:b/>
-          <w:bCs/>
-          <w:sz w:val="26"/>
-          <w:szCs w:val="26"/>
-        </w:rPr>
-        <w:t xml:space="preserve"> Product Backlog</w:t>
+        <w:t>3.1. Xây dựng Product Backlog</w:t>
       </w:r>
     </w:p>
     <w:tbl>
@@ -1293,7 +669,6 @@
                 <w:szCs w:val="24"/>
               </w:rPr>
             </w:pPr>
-            <w:proofErr w:type="spellStart"/>
             <w:r>
               <w:rPr>
                 <w:rFonts w:ascii="Times New Roman" w:eastAsia="Times New Roman" w:hAnsi="Times New Roman" w:cs="Times New Roman"/>
@@ -1304,7 +679,6 @@
               </w:rPr>
               <w:t>Mã</w:t>
             </w:r>
-            <w:proofErr w:type="spellEnd"/>
           </w:p>
         </w:tc>
         <w:tc>
@@ -1344,95 +718,7 @@
                 <w:sz w:val="24"/>
                 <w:szCs w:val="24"/>
               </w:rPr>
-              <w:t>User Story (</w:t>
-            </w:r>
-            <w:proofErr w:type="spellStart"/>
-            <w:r>
-              <w:rPr>
-                <w:rFonts w:ascii="Times New Roman" w:eastAsia="Times New Roman" w:hAnsi="Times New Roman" w:cs="Times New Roman"/>
-                <w:b/>
-                <w:bCs/>
-                <w:sz w:val="24"/>
-                <w:szCs w:val="24"/>
-              </w:rPr>
-              <w:t>Là</w:t>
-            </w:r>
-            <w:proofErr w:type="spellEnd"/>
-            <w:r>
-              <w:rPr>
-                <w:rFonts w:ascii="Times New Roman" w:eastAsia="Times New Roman" w:hAnsi="Times New Roman" w:cs="Times New Roman"/>
-                <w:b/>
-                <w:bCs/>
-                <w:sz w:val="24"/>
-                <w:szCs w:val="24"/>
-              </w:rPr>
-              <w:t xml:space="preserve">…, </w:t>
-            </w:r>
-            <w:proofErr w:type="spellStart"/>
-            <w:r>
-              <w:rPr>
-                <w:rFonts w:ascii="Times New Roman" w:eastAsia="Times New Roman" w:hAnsi="Times New Roman" w:cs="Times New Roman"/>
-                <w:b/>
-                <w:bCs/>
-                <w:sz w:val="24"/>
-                <w:szCs w:val="24"/>
-              </w:rPr>
-              <w:t>tôi</w:t>
-            </w:r>
-            <w:proofErr w:type="spellEnd"/>
-            <w:r>
-              <w:rPr>
-                <w:rFonts w:ascii="Times New Roman" w:eastAsia="Times New Roman" w:hAnsi="Times New Roman" w:cs="Times New Roman"/>
-                <w:b/>
-                <w:bCs/>
-                <w:sz w:val="24"/>
-                <w:szCs w:val="24"/>
-              </w:rPr>
-              <w:t xml:space="preserve"> </w:t>
-            </w:r>
-            <w:proofErr w:type="spellStart"/>
-            <w:r>
-              <w:rPr>
-                <w:rFonts w:ascii="Times New Roman" w:eastAsia="Times New Roman" w:hAnsi="Times New Roman" w:cs="Times New Roman"/>
-                <w:b/>
-                <w:bCs/>
-                <w:sz w:val="24"/>
-                <w:szCs w:val="24"/>
-              </w:rPr>
-              <w:t>muốn</w:t>
-            </w:r>
-            <w:proofErr w:type="spellEnd"/>
-            <w:r>
-              <w:rPr>
-                <w:rFonts w:ascii="Times New Roman" w:eastAsia="Times New Roman" w:hAnsi="Times New Roman" w:cs="Times New Roman"/>
-                <w:b/>
-                <w:bCs/>
-                <w:sz w:val="24"/>
-                <w:szCs w:val="24"/>
-              </w:rPr>
-              <w:t xml:space="preserve">…, </w:t>
-            </w:r>
-            <w:proofErr w:type="spellStart"/>
-            <w:r>
-              <w:rPr>
-                <w:rFonts w:ascii="Times New Roman" w:eastAsia="Times New Roman" w:hAnsi="Times New Roman" w:cs="Times New Roman"/>
-                <w:b/>
-                <w:bCs/>
-                <w:sz w:val="24"/>
-                <w:szCs w:val="24"/>
-              </w:rPr>
-              <w:t>để</w:t>
-            </w:r>
-            <w:proofErr w:type="spellEnd"/>
-            <w:r>
-              <w:rPr>
-                <w:rFonts w:ascii="Times New Roman" w:eastAsia="Times New Roman" w:hAnsi="Times New Roman" w:cs="Times New Roman"/>
-                <w:b/>
-                <w:bCs/>
-                <w:sz w:val="24"/>
-                <w:szCs w:val="24"/>
-              </w:rPr>
-              <w:t>…)</w:t>
+              <w:t>User Story (Là…, tôi muốn…, để…)</w:t>
             </w:r>
           </w:p>
         </w:tc>
@@ -1587,7 +873,6 @@
                 <w:lang w:val="vi-VN"/>
               </w:rPr>
             </w:pPr>
-            <w:proofErr w:type="spellStart"/>
             <w:r>
               <w:rPr>
                 <w:rFonts w:ascii="Times New Roman" w:eastAsia="Times New Roman" w:hAnsi="Times New Roman" w:cs="Times New Roman"/>
@@ -1596,7 +881,6 @@
               </w:rPr>
               <w:t>Tôi</w:t>
             </w:r>
-            <w:proofErr w:type="spellEnd"/>
             <w:r>
               <w:rPr>
                 <w:rFonts w:ascii="Times New Roman" w:eastAsia="Times New Roman" w:hAnsi="Times New Roman" w:cs="Times New Roman"/>
@@ -1822,51 +1106,7 @@
           <w:sz w:val="26"/>
           <w:szCs w:val="26"/>
         </w:rPr>
-        <w:t xml:space="preserve">3.2. </w:t>
-      </w:r>
-      <w:proofErr w:type="spellStart"/>
-      <w:r>
-        <w:rPr>
-          <w:rFonts w:ascii="Times New Roman" w:eastAsia="Times New Roman" w:hAnsi="Times New Roman" w:cs="Times New Roman"/>
-          <w:b/>
-          <w:bCs/>
-          <w:sz w:val="26"/>
-          <w:szCs w:val="26"/>
-        </w:rPr>
-        <w:t>Phân</w:t>
-      </w:r>
-      <w:proofErr w:type="spellEnd"/>
-      <w:r>
-        <w:rPr>
-          <w:rFonts w:ascii="Times New Roman" w:eastAsia="Times New Roman" w:hAnsi="Times New Roman" w:cs="Times New Roman"/>
-          <w:b/>
-          <w:bCs/>
-          <w:sz w:val="26"/>
-          <w:szCs w:val="26"/>
-        </w:rPr>
-        <w:t xml:space="preserve"> </w:t>
-      </w:r>
-      <w:proofErr w:type="spellStart"/>
-      <w:r>
-        <w:rPr>
-          <w:rFonts w:ascii="Times New Roman" w:eastAsia="Times New Roman" w:hAnsi="Times New Roman" w:cs="Times New Roman"/>
-          <w:b/>
-          <w:bCs/>
-          <w:sz w:val="26"/>
-          <w:szCs w:val="26"/>
-        </w:rPr>
-        <w:t>tích</w:t>
-      </w:r>
-      <w:proofErr w:type="spellEnd"/>
-      <w:r>
-        <w:rPr>
-          <w:rFonts w:ascii="Times New Roman" w:eastAsia="Times New Roman" w:hAnsi="Times New Roman" w:cs="Times New Roman"/>
-          <w:b/>
-          <w:bCs/>
-          <w:sz w:val="26"/>
-          <w:szCs w:val="26"/>
-        </w:rPr>
-        <w:t xml:space="preserve"> INVEST</w:t>
+        <w:t>3.2. Phân tích INVEST</w:t>
       </w:r>
     </w:p>
     <w:tbl>
@@ -1922,84 +1162,16 @@
                 <w:szCs w:val="24"/>
               </w:rPr>
             </w:pPr>
-            <w:proofErr w:type="spellStart"/>
-            <w:r>
-              <w:rPr>
-                <w:rFonts w:ascii="Times New Roman" w:eastAsia="Times New Roman" w:hAnsi="Times New Roman" w:cs="Times New Roman"/>
-                <w:b/>
-                <w:bCs/>
-                <w:sz w:val="24"/>
-                <w:szCs w:val="24"/>
-              </w:rPr>
-              <w:t>Tiêu</w:t>
-            </w:r>
-            <w:proofErr w:type="spellEnd"/>
-            <w:r>
-              <w:rPr>
-                <w:rFonts w:ascii="Times New Roman" w:eastAsia="Times New Roman" w:hAnsi="Times New Roman" w:cs="Times New Roman"/>
-                <w:b/>
-                <w:bCs/>
-                <w:sz w:val="24"/>
-                <w:szCs w:val="24"/>
-              </w:rPr>
-              <w:t xml:space="preserve"> </w:t>
-            </w:r>
-            <w:proofErr w:type="spellStart"/>
-            <w:r>
-              <w:rPr>
-                <w:rFonts w:ascii="Times New Roman" w:eastAsia="Times New Roman" w:hAnsi="Times New Roman" w:cs="Times New Roman"/>
-                <w:b/>
-                <w:bCs/>
-                <w:sz w:val="24"/>
-                <w:szCs w:val="24"/>
-              </w:rPr>
-              <w:t>chí</w:t>
-            </w:r>
-            <w:proofErr w:type="spellEnd"/>
-            <w:r>
-              <w:rPr>
-                <w:rFonts w:ascii="Times New Roman" w:eastAsia="Times New Roman" w:hAnsi="Times New Roman" w:cs="Times New Roman"/>
-                <w:b/>
-                <w:bCs/>
-                <w:sz w:val="24"/>
-                <w:szCs w:val="24"/>
-              </w:rPr>
-              <w:t xml:space="preserve"> </w:t>
-            </w:r>
-            <w:proofErr w:type="spellStart"/>
-            <w:r>
-              <w:rPr>
-                <w:rFonts w:ascii="Times New Roman" w:eastAsia="Times New Roman" w:hAnsi="Times New Roman" w:cs="Times New Roman"/>
-                <w:b/>
-                <w:bCs/>
-                <w:sz w:val="24"/>
-                <w:szCs w:val="24"/>
-              </w:rPr>
-              <w:t>chưa</w:t>
-            </w:r>
-            <w:proofErr w:type="spellEnd"/>
-            <w:r>
-              <w:rPr>
-                <w:rFonts w:ascii="Times New Roman" w:eastAsia="Times New Roman" w:hAnsi="Times New Roman" w:cs="Times New Roman"/>
-                <w:b/>
-                <w:bCs/>
-                <w:sz w:val="24"/>
-                <w:szCs w:val="24"/>
-              </w:rPr>
-              <w:t xml:space="preserve"> </w:t>
-            </w:r>
-            <w:proofErr w:type="spellStart"/>
-            <w:r>
-              <w:rPr>
-                <w:rFonts w:ascii="Times New Roman" w:eastAsia="Times New Roman" w:hAnsi="Times New Roman" w:cs="Times New Roman"/>
-                <w:b/>
-                <w:bCs/>
-                <w:sz w:val="24"/>
-                <w:szCs w:val="24"/>
-              </w:rPr>
-              <w:t>đạt</w:t>
-            </w:r>
-            <w:proofErr w:type="spellEnd"/>
+            <w:r>
+              <w:rPr>
+                <w:rFonts w:ascii="Times New Roman" w:eastAsia="Times New Roman" w:hAnsi="Times New Roman" w:cs="Times New Roman"/>
+                <w:b/>
+                <w:bCs/>
+                <w:sz w:val="24"/>
+                <w:szCs w:val="24"/>
+              </w:rPr>
+              <w:t>Tiêu chí chưa đạt</w:t>
+            </w:r>
           </w:p>
         </w:tc>
         <w:tc>
@@ -2039,73 +1211,7 @@
                 <w:sz w:val="24"/>
                 <w:szCs w:val="24"/>
               </w:rPr>
-              <w:t xml:space="preserve">Lý </w:t>
-            </w:r>
-            <w:proofErr w:type="gramStart"/>
-            <w:r>
-              <w:rPr>
-                <w:rFonts w:ascii="Times New Roman" w:eastAsia="Times New Roman" w:hAnsi="Times New Roman" w:cs="Times New Roman"/>
-                <w:b/>
-                <w:bCs/>
-                <w:sz w:val="24"/>
-                <w:szCs w:val="24"/>
-              </w:rPr>
-              <w:t>do</w:t>
-            </w:r>
-            <w:proofErr w:type="gramEnd"/>
-            <w:r>
-              <w:rPr>
-                <w:rFonts w:ascii="Times New Roman" w:eastAsia="Times New Roman" w:hAnsi="Times New Roman" w:cs="Times New Roman"/>
-                <w:b/>
-                <w:bCs/>
-                <w:sz w:val="24"/>
-                <w:szCs w:val="24"/>
-              </w:rPr>
-              <w:t xml:space="preserve"> (</w:t>
-            </w:r>
-            <w:proofErr w:type="spellStart"/>
-            <w:r>
-              <w:rPr>
-                <w:rFonts w:ascii="Times New Roman" w:eastAsia="Times New Roman" w:hAnsi="Times New Roman" w:cs="Times New Roman"/>
-                <w:b/>
-                <w:bCs/>
-                <w:sz w:val="24"/>
-                <w:szCs w:val="24"/>
-              </w:rPr>
-              <w:t>gắn</w:t>
-            </w:r>
-            <w:proofErr w:type="spellEnd"/>
-            <w:r>
-              <w:rPr>
-                <w:rFonts w:ascii="Times New Roman" w:eastAsia="Times New Roman" w:hAnsi="Times New Roman" w:cs="Times New Roman"/>
-                <w:b/>
-                <w:bCs/>
-                <w:sz w:val="24"/>
-                <w:szCs w:val="24"/>
-              </w:rPr>
-              <w:t xml:space="preserve"> </w:t>
-            </w:r>
-            <w:proofErr w:type="spellStart"/>
-            <w:r>
-              <w:rPr>
-                <w:rFonts w:ascii="Times New Roman" w:eastAsia="Times New Roman" w:hAnsi="Times New Roman" w:cs="Times New Roman"/>
-                <w:b/>
-                <w:bCs/>
-                <w:sz w:val="24"/>
-                <w:szCs w:val="24"/>
-              </w:rPr>
-              <w:t>với</w:t>
-            </w:r>
-            <w:proofErr w:type="spellEnd"/>
-            <w:r>
-              <w:rPr>
-                <w:rFonts w:ascii="Times New Roman" w:eastAsia="Times New Roman" w:hAnsi="Times New Roman" w:cs="Times New Roman"/>
-                <w:b/>
-                <w:bCs/>
-                <w:sz w:val="24"/>
-                <w:szCs w:val="24"/>
-              </w:rPr>
-              <w:t xml:space="preserve"> US-X)</w:t>
+              <w:t>Lý do (gắn với US-X)</w:t>
             </w:r>
           </w:p>
         </w:tc>
@@ -2302,7 +1408,6 @@
                 <w:szCs w:val="24"/>
               </w:rPr>
             </w:pPr>
-            <w:proofErr w:type="spellStart"/>
             <w:r>
               <w:rPr>
                 <w:rFonts w:ascii="Times New Roman" w:eastAsia="Times New Roman" w:hAnsi="Times New Roman" w:cs="Times New Roman"/>
@@ -2313,7 +1418,6 @@
               </w:rPr>
               <w:t>Mã</w:t>
             </w:r>
-            <w:proofErr w:type="spellEnd"/>
           </w:p>
         </w:tc>
         <w:tc>
@@ -2353,42 +1457,8 @@
                 <w:sz w:val="24"/>
                 <w:szCs w:val="24"/>
               </w:rPr>
-              <w:t xml:space="preserve">User Story </w:t>
-            </w:r>
-            <w:proofErr w:type="spellStart"/>
-            <w:r>
-              <w:rPr>
-                <w:rFonts w:ascii="Times New Roman" w:eastAsia="Times New Roman" w:hAnsi="Times New Roman" w:cs="Times New Roman"/>
-                <w:b/>
-                <w:bCs/>
-                <w:sz w:val="24"/>
-                <w:szCs w:val="24"/>
-              </w:rPr>
-              <w:t>viết</w:t>
-            </w:r>
-            <w:proofErr w:type="spellEnd"/>
-            <w:r>
-              <w:rPr>
-                <w:rFonts w:ascii="Times New Roman" w:eastAsia="Times New Roman" w:hAnsi="Times New Roman" w:cs="Times New Roman"/>
-                <w:b/>
-                <w:bCs/>
-                <w:sz w:val="24"/>
-                <w:szCs w:val="24"/>
-              </w:rPr>
-              <w:t xml:space="preserve"> </w:t>
-            </w:r>
-            <w:proofErr w:type="spellStart"/>
-            <w:r>
-              <w:rPr>
-                <w:rFonts w:ascii="Times New Roman" w:eastAsia="Times New Roman" w:hAnsi="Times New Roman" w:cs="Times New Roman"/>
-                <w:b/>
-                <w:bCs/>
-                <w:sz w:val="24"/>
-                <w:szCs w:val="24"/>
-              </w:rPr>
-              <w:t>lại</w:t>
-            </w:r>
-            <w:proofErr w:type="spellEnd"/>
+              <w:t>User Story viết lại</w:t>
+            </w:r>
           </w:p>
         </w:tc>
       </w:tr>
@@ -2573,86 +1643,8 @@
           <w:szCs w:val="26"/>
         </w:rPr>
         <w:lastRenderedPageBreak/>
-        <w:t xml:space="preserve">3.3. </w:t>
+        <w:t>3.3. Ưu tiên theo MoSCoW</w:t>
       </w:r>
-      <w:proofErr w:type="spellStart"/>
-      <w:r>
-        <w:rPr>
-          <w:rFonts w:ascii="Times New Roman" w:eastAsia="Times New Roman" w:hAnsi="Times New Roman" w:cs="Times New Roman"/>
-          <w:b/>
-          <w:bCs/>
-          <w:sz w:val="26"/>
-          <w:szCs w:val="26"/>
-        </w:rPr>
-        <w:t>Ưu</w:t>
-      </w:r>
-      <w:proofErr w:type="spellEnd"/>
-      <w:r>
-        <w:rPr>
-          <w:rFonts w:ascii="Times New Roman" w:eastAsia="Times New Roman" w:hAnsi="Times New Roman" w:cs="Times New Roman"/>
-          <w:b/>
-          <w:bCs/>
-          <w:sz w:val="26"/>
-          <w:szCs w:val="26"/>
-        </w:rPr>
-        <w:t xml:space="preserve"> </w:t>
-      </w:r>
-      <w:proofErr w:type="spellStart"/>
-      <w:r>
-        <w:rPr>
-          <w:rFonts w:ascii="Times New Roman" w:eastAsia="Times New Roman" w:hAnsi="Times New Roman" w:cs="Times New Roman"/>
-          <w:b/>
-          <w:bCs/>
-          <w:sz w:val="26"/>
-          <w:szCs w:val="26"/>
-        </w:rPr>
-        <w:t>tiên</w:t>
-      </w:r>
-      <w:proofErr w:type="spellEnd"/>
-      <w:r>
-        <w:rPr>
-          <w:rFonts w:ascii="Times New Roman" w:eastAsia="Times New Roman" w:hAnsi="Times New Roman" w:cs="Times New Roman"/>
-          <w:b/>
-          <w:bCs/>
-          <w:sz w:val="26"/>
-          <w:szCs w:val="26"/>
-        </w:rPr>
-        <w:t xml:space="preserve"> </w:t>
-      </w:r>
-      <w:proofErr w:type="spellStart"/>
-      <w:r>
-        <w:rPr>
-          <w:rFonts w:ascii="Times New Roman" w:eastAsia="Times New Roman" w:hAnsi="Times New Roman" w:cs="Times New Roman"/>
-          <w:b/>
-          <w:bCs/>
-          <w:sz w:val="26"/>
-          <w:szCs w:val="26"/>
-        </w:rPr>
-        <w:t>theo</w:t>
-      </w:r>
-      <w:proofErr w:type="spellEnd"/>
-      <w:r>
-        <w:rPr>
-          <w:rFonts w:ascii="Times New Roman" w:eastAsia="Times New Roman" w:hAnsi="Times New Roman" w:cs="Times New Roman"/>
-          <w:b/>
-          <w:bCs/>
-          <w:sz w:val="26"/>
-          <w:szCs w:val="26"/>
-        </w:rPr>
-        <w:t xml:space="preserve"> </w:t>
-      </w:r>
-      <w:proofErr w:type="spellStart"/>
-      <w:r>
-        <w:rPr>
-          <w:rFonts w:ascii="Times New Roman" w:eastAsia="Times New Roman" w:hAnsi="Times New Roman" w:cs="Times New Roman"/>
-          <w:b/>
-          <w:bCs/>
-          <w:sz w:val="26"/>
-          <w:szCs w:val="26"/>
-        </w:rPr>
-        <w:t>MoSCoW</w:t>
-      </w:r>
-      <w:proofErr w:type="spellEnd"/>
     </w:p>
     <w:tbl>
       <w:tblPr>
@@ -2708,7 +1700,6 @@
                 <w:szCs w:val="24"/>
               </w:rPr>
             </w:pPr>
-            <w:proofErr w:type="spellStart"/>
             <w:r>
               <w:rPr>
                 <w:rFonts w:ascii="Times New Roman" w:eastAsia="Times New Roman" w:hAnsi="Times New Roman" w:cs="Times New Roman"/>
@@ -2719,7 +1710,6 @@
               </w:rPr>
               <w:t>Mã</w:t>
             </w:r>
-            <w:proofErr w:type="spellEnd"/>
           </w:p>
         </w:tc>
         <w:tc>
@@ -2751,40 +1741,16 @@
                 <w:szCs w:val="24"/>
               </w:rPr>
             </w:pPr>
-            <w:proofErr w:type="spellStart"/>
-            <w:r>
-              <w:rPr>
-                <w:rFonts w:ascii="Times New Roman" w:eastAsia="Times New Roman" w:hAnsi="Times New Roman" w:cs="Times New Roman"/>
-                <w:b/>
-                <w:bCs/>
-                <w:sz w:val="24"/>
-                <w:szCs w:val="24"/>
-              </w:rPr>
-              <w:t>Nhóm</w:t>
-            </w:r>
-            <w:proofErr w:type="spellEnd"/>
-            <w:r>
-              <w:rPr>
-                <w:rFonts w:ascii="Times New Roman" w:eastAsia="Times New Roman" w:hAnsi="Times New Roman" w:cs="Times New Roman"/>
-                <w:b/>
-                <w:bCs/>
-                <w:sz w:val="24"/>
-                <w:szCs w:val="24"/>
-              </w:rPr>
-              <w:t xml:space="preserve"> </w:t>
-            </w:r>
-            <w:proofErr w:type="spellStart"/>
-            <w:r>
-              <w:rPr>
-                <w:rFonts w:ascii="Times New Roman" w:eastAsia="Times New Roman" w:hAnsi="Times New Roman" w:cs="Times New Roman"/>
-                <w:b/>
-                <w:bCs/>
-                <w:sz w:val="24"/>
-                <w:szCs w:val="24"/>
-              </w:rPr>
-              <w:t>MoSCoW</w:t>
-            </w:r>
-            <w:proofErr w:type="spellEnd"/>
+            <w:r>
+              <w:rPr>
+                <w:rFonts w:ascii="Times New Roman" w:eastAsia="Times New Roman" w:hAnsi="Times New Roman" w:cs="Times New Roman"/>
+                <w:b/>
+                <w:bCs/>
+                <w:sz w:val="24"/>
+                <w:szCs w:val="24"/>
+              </w:rPr>
+              <w:t>Nhóm MoSCoW</w:t>
+            </w:r>
           </w:p>
         </w:tc>
         <w:tc>
@@ -2824,73 +1790,7 @@
                 <w:sz w:val="24"/>
                 <w:szCs w:val="24"/>
               </w:rPr>
-              <w:t xml:space="preserve">Lý </w:t>
-            </w:r>
-            <w:proofErr w:type="gramStart"/>
-            <w:r>
-              <w:rPr>
-                <w:rFonts w:ascii="Times New Roman" w:eastAsia="Times New Roman" w:hAnsi="Times New Roman" w:cs="Times New Roman"/>
-                <w:b/>
-                <w:bCs/>
-                <w:sz w:val="24"/>
-                <w:szCs w:val="24"/>
-              </w:rPr>
-              <w:t>do</w:t>
-            </w:r>
-            <w:proofErr w:type="gramEnd"/>
-            <w:r>
-              <w:rPr>
-                <w:rFonts w:ascii="Times New Roman" w:eastAsia="Times New Roman" w:hAnsi="Times New Roman" w:cs="Times New Roman"/>
-                <w:b/>
-                <w:bCs/>
-                <w:sz w:val="24"/>
-                <w:szCs w:val="24"/>
-              </w:rPr>
-              <w:t xml:space="preserve"> (</w:t>
-            </w:r>
-            <w:proofErr w:type="spellStart"/>
-            <w:r>
-              <w:rPr>
-                <w:rFonts w:ascii="Times New Roman" w:eastAsia="Times New Roman" w:hAnsi="Times New Roman" w:cs="Times New Roman"/>
-                <w:b/>
-                <w:bCs/>
-                <w:sz w:val="24"/>
-                <w:szCs w:val="24"/>
-              </w:rPr>
-              <w:t>gắn</w:t>
-            </w:r>
-            <w:proofErr w:type="spellEnd"/>
-            <w:r>
-              <w:rPr>
-                <w:rFonts w:ascii="Times New Roman" w:eastAsia="Times New Roman" w:hAnsi="Times New Roman" w:cs="Times New Roman"/>
-                <w:b/>
-                <w:bCs/>
-                <w:sz w:val="24"/>
-                <w:szCs w:val="24"/>
-              </w:rPr>
-              <w:t xml:space="preserve"> </w:t>
-            </w:r>
-            <w:proofErr w:type="spellStart"/>
-            <w:r>
-              <w:rPr>
-                <w:rFonts w:ascii="Times New Roman" w:eastAsia="Times New Roman" w:hAnsi="Times New Roman" w:cs="Times New Roman"/>
-                <w:b/>
-                <w:bCs/>
-                <w:sz w:val="24"/>
-                <w:szCs w:val="24"/>
-              </w:rPr>
-              <w:t>với</w:t>
-            </w:r>
-            <w:proofErr w:type="spellEnd"/>
-            <w:r>
-              <w:rPr>
-                <w:rFonts w:ascii="Times New Roman" w:eastAsia="Times New Roman" w:hAnsi="Times New Roman" w:cs="Times New Roman"/>
-                <w:b/>
-                <w:bCs/>
-                <w:sz w:val="24"/>
-                <w:szCs w:val="24"/>
-              </w:rPr>
-              <w:t xml:space="preserve"> MVP)</w:t>
+              <w:t>Lý do (gắn với MVP)</w:t>
             </w:r>
           </w:p>
         </w:tc>
@@ -3007,7 +1907,6 @@
                 <w:lang w:val="vi-VN"/>
               </w:rPr>
             </w:pPr>
-            <w:proofErr w:type="spellStart"/>
             <w:r>
               <w:rPr>
                 <w:rFonts w:ascii="Times New Roman" w:eastAsia="Times New Roman" w:hAnsi="Times New Roman" w:cs="Times New Roman"/>
@@ -3016,7 +1915,6 @@
               </w:rPr>
               <w:t>Cần</w:t>
             </w:r>
-            <w:proofErr w:type="spellEnd"/>
             <w:r>
               <w:rPr>
                 <w:rFonts w:ascii="Times New Roman" w:eastAsia="Times New Roman" w:hAnsi="Times New Roman" w:cs="Times New Roman"/>
@@ -3141,7 +2039,6 @@
                 <w:lang w:val="vi-VN"/>
               </w:rPr>
             </w:pPr>
-            <w:proofErr w:type="spellStart"/>
             <w:r>
               <w:rPr>
                 <w:rFonts w:ascii="Times New Roman" w:eastAsia="Times New Roman" w:hAnsi="Times New Roman" w:cs="Times New Roman"/>
@@ -3150,7 +2047,6 @@
               </w:rPr>
               <w:t>Cần</w:t>
             </w:r>
-            <w:proofErr w:type="spellEnd"/>
             <w:r>
               <w:rPr>
                 <w:rFonts w:ascii="Times New Roman" w:eastAsia="Times New Roman" w:hAnsi="Times New Roman" w:cs="Times New Roman"/>
@@ -3207,29 +2103,7 @@
           <w:sz w:val="26"/>
           <w:szCs w:val="26"/>
         </w:rPr>
-        <w:t xml:space="preserve">3.4. Acceptance Criteria </w:t>
-      </w:r>
-      <w:proofErr w:type="spellStart"/>
-      <w:r>
-        <w:rPr>
-          <w:rFonts w:ascii="Times New Roman" w:eastAsia="Times New Roman" w:hAnsi="Times New Roman" w:cs="Times New Roman"/>
-          <w:b/>
-          <w:bCs/>
-          <w:sz w:val="26"/>
-          <w:szCs w:val="26"/>
-        </w:rPr>
-        <w:t>bằng</w:t>
-      </w:r>
-      <w:proofErr w:type="spellEnd"/>
-      <w:r>
-        <w:rPr>
-          <w:rFonts w:ascii="Times New Roman" w:eastAsia="Times New Roman" w:hAnsi="Times New Roman" w:cs="Times New Roman"/>
-          <w:b/>
-          <w:bCs/>
-          <w:sz w:val="26"/>
-          <w:szCs w:val="26"/>
-        </w:rPr>
-        <w:t xml:space="preserve"> Gherkin</w:t>
+        <w:t>3.4. Acceptance Criteria bằng Gherkin</w:t>
       </w:r>
     </w:p>
     <w:tbl>
@@ -3287,40 +2161,16 @@
                 <w:szCs w:val="24"/>
               </w:rPr>
             </w:pPr>
-            <w:proofErr w:type="spellStart"/>
-            <w:r>
-              <w:rPr>
-                <w:rFonts w:ascii="Times New Roman" w:eastAsia="Times New Roman" w:hAnsi="Times New Roman" w:cs="Times New Roman"/>
-                <w:b/>
-                <w:bCs/>
-                <w:sz w:val="24"/>
-                <w:szCs w:val="24"/>
-              </w:rPr>
-              <w:t>Kịch</w:t>
-            </w:r>
-            <w:proofErr w:type="spellEnd"/>
-            <w:r>
-              <w:rPr>
-                <w:rFonts w:ascii="Times New Roman" w:eastAsia="Times New Roman" w:hAnsi="Times New Roman" w:cs="Times New Roman"/>
-                <w:b/>
-                <w:bCs/>
-                <w:sz w:val="24"/>
-                <w:szCs w:val="24"/>
-              </w:rPr>
-              <w:t xml:space="preserve"> </w:t>
-            </w:r>
-            <w:proofErr w:type="spellStart"/>
-            <w:r>
-              <w:rPr>
-                <w:rFonts w:ascii="Times New Roman" w:eastAsia="Times New Roman" w:hAnsi="Times New Roman" w:cs="Times New Roman"/>
-                <w:b/>
-                <w:bCs/>
-                <w:sz w:val="24"/>
-                <w:szCs w:val="24"/>
-              </w:rPr>
-              <w:t>bản</w:t>
-            </w:r>
-            <w:proofErr w:type="spellEnd"/>
+            <w:r>
+              <w:rPr>
+                <w:rFonts w:ascii="Times New Roman" w:eastAsia="Times New Roman" w:hAnsi="Times New Roman" w:cs="Times New Roman"/>
+                <w:b/>
+                <w:bCs/>
+                <w:sz w:val="24"/>
+                <w:szCs w:val="24"/>
+              </w:rPr>
+              <w:t>Kịch bản</w:t>
+            </w:r>
           </w:p>
         </w:tc>
         <w:tc>
@@ -3482,18 +2332,8 @@
                 <w:sz w:val="24"/>
                 <w:szCs w:val="24"/>
               </w:rPr>
-              <w:t xml:space="preserve">(1) Thành </w:t>
-            </w:r>
-            <w:proofErr w:type="spellStart"/>
-            <w:r>
-              <w:rPr>
-                <w:rFonts w:ascii="Times New Roman" w:eastAsia="Times New Roman" w:hAnsi="Times New Roman" w:cs="Times New Roman"/>
-                <w:sz w:val="24"/>
-                <w:szCs w:val="24"/>
-              </w:rPr>
-              <w:t>công</w:t>
-            </w:r>
-            <w:proofErr w:type="spellEnd"/>
+              <w:t>(1) Thành công</w:t>
+            </w:r>
           </w:p>
         </w:tc>
         <w:tc>
@@ -3697,106 +2537,16 @@
                 <w:szCs w:val="24"/>
               </w:rPr>
             </w:pPr>
-            <w:proofErr w:type="spellStart"/>
-            <w:r>
-              <w:rPr>
-                <w:rFonts w:ascii="Times New Roman" w:eastAsia="Times New Roman" w:hAnsi="Times New Roman" w:cs="Times New Roman"/>
-                <w:b/>
-                <w:bCs/>
-                <w:sz w:val="24"/>
-                <w:szCs w:val="24"/>
-              </w:rPr>
-              <w:t>Kịch</w:t>
-            </w:r>
-            <w:proofErr w:type="spellEnd"/>
-            <w:r>
-              <w:rPr>
-                <w:rFonts w:ascii="Times New Roman" w:eastAsia="Times New Roman" w:hAnsi="Times New Roman" w:cs="Times New Roman"/>
-                <w:b/>
-                <w:bCs/>
-                <w:sz w:val="24"/>
-                <w:szCs w:val="24"/>
-              </w:rPr>
-              <w:t xml:space="preserve"> </w:t>
-            </w:r>
-            <w:proofErr w:type="spellStart"/>
-            <w:r>
-              <w:rPr>
-                <w:rFonts w:ascii="Times New Roman" w:eastAsia="Times New Roman" w:hAnsi="Times New Roman" w:cs="Times New Roman"/>
-                <w:b/>
-                <w:bCs/>
-                <w:sz w:val="24"/>
-                <w:szCs w:val="24"/>
-              </w:rPr>
-              <w:t>bản</w:t>
-            </w:r>
-            <w:proofErr w:type="spellEnd"/>
-            <w:r>
-              <w:rPr>
-                <w:rFonts w:ascii="Times New Roman" w:eastAsia="Times New Roman" w:hAnsi="Times New Roman" w:cs="Times New Roman"/>
-                <w:b/>
-                <w:bCs/>
-                <w:sz w:val="24"/>
-                <w:szCs w:val="24"/>
-              </w:rPr>
-              <w:t xml:space="preserve"> </w:t>
-            </w:r>
-            <w:proofErr w:type="spellStart"/>
-            <w:r>
-              <w:rPr>
-                <w:rFonts w:ascii="Times New Roman" w:eastAsia="Times New Roman" w:hAnsi="Times New Roman" w:cs="Times New Roman"/>
-                <w:b/>
-                <w:bCs/>
-                <w:sz w:val="24"/>
-                <w:szCs w:val="24"/>
-              </w:rPr>
-              <w:t>lỗi</w:t>
-            </w:r>
-            <w:proofErr w:type="spellEnd"/>
-            <w:r>
-              <w:rPr>
-                <w:rFonts w:ascii="Times New Roman" w:eastAsia="Times New Roman" w:hAnsi="Times New Roman" w:cs="Times New Roman"/>
-                <w:b/>
-                <w:bCs/>
-                <w:sz w:val="24"/>
-                <w:szCs w:val="24"/>
-              </w:rPr>
-              <w:t xml:space="preserve"> </w:t>
-            </w:r>
-            <w:proofErr w:type="spellStart"/>
-            <w:r>
-              <w:rPr>
-                <w:rFonts w:ascii="Times New Roman" w:eastAsia="Times New Roman" w:hAnsi="Times New Roman" w:cs="Times New Roman"/>
-                <w:b/>
-                <w:bCs/>
-                <w:sz w:val="24"/>
-                <w:szCs w:val="24"/>
-              </w:rPr>
-              <w:t>đã</w:t>
-            </w:r>
-            <w:proofErr w:type="spellEnd"/>
-            <w:r>
-              <w:rPr>
-                <w:rFonts w:ascii="Times New Roman" w:eastAsia="Times New Roman" w:hAnsi="Times New Roman" w:cs="Times New Roman"/>
-                <w:b/>
-                <w:bCs/>
-                <w:sz w:val="24"/>
-                <w:szCs w:val="24"/>
-              </w:rPr>
-              <w:t xml:space="preserve"> </w:t>
-            </w:r>
-            <w:proofErr w:type="spellStart"/>
-            <w:r>
-              <w:rPr>
-                <w:rFonts w:ascii="Times New Roman" w:eastAsia="Times New Roman" w:hAnsi="Times New Roman" w:cs="Times New Roman"/>
-                <w:b/>
-                <w:bCs/>
-                <w:sz w:val="24"/>
-                <w:szCs w:val="24"/>
-              </w:rPr>
-              <w:t>chọn</w:t>
-            </w:r>
-            <w:proofErr w:type="spellEnd"/>
+            <w:r>
+              <w:rPr>
+                <w:rFonts w:ascii="Times New Roman" w:eastAsia="Times New Roman" w:hAnsi="Times New Roman" w:cs="Times New Roman"/>
+                <w:b/>
+                <w:bCs/>
+                <w:sz w:val="24"/>
+                <w:szCs w:val="24"/>
+              </w:rPr>
+              <w:t>Kịch bản lỗi đã chọn</w:t>
+            </w:r>
           </w:p>
         </w:tc>
         <w:tc>
@@ -3876,54 +2626,8 @@
                 <w:sz w:val="24"/>
                 <w:szCs w:val="24"/>
               </w:rPr>
-              <w:t xml:space="preserve">☐ (2b) </w:t>
-            </w:r>
-            <w:proofErr w:type="spellStart"/>
-            <w:r>
-              <w:rPr>
-                <w:rFonts w:ascii="Times New Roman" w:eastAsia="Times New Roman" w:hAnsi="Times New Roman" w:cs="Times New Roman"/>
-                <w:sz w:val="24"/>
-                <w:szCs w:val="24"/>
-              </w:rPr>
-              <w:t>Đã</w:t>
-            </w:r>
-            <w:proofErr w:type="spellEnd"/>
-            <w:r>
-              <w:rPr>
-                <w:rFonts w:ascii="Times New Roman" w:eastAsia="Times New Roman" w:hAnsi="Times New Roman" w:cs="Times New Roman"/>
-                <w:sz w:val="24"/>
-                <w:szCs w:val="24"/>
-              </w:rPr>
-              <w:t xml:space="preserve"> </w:t>
-            </w:r>
-            <w:proofErr w:type="spellStart"/>
-            <w:r>
-              <w:rPr>
-                <w:rFonts w:ascii="Times New Roman" w:eastAsia="Times New Roman" w:hAnsi="Times New Roman" w:cs="Times New Roman"/>
-                <w:sz w:val="24"/>
-                <w:szCs w:val="24"/>
-              </w:rPr>
-              <w:t>bị</w:t>
-            </w:r>
-            <w:proofErr w:type="spellEnd"/>
-            <w:r>
-              <w:rPr>
-                <w:rFonts w:ascii="Times New Roman" w:eastAsia="Times New Roman" w:hAnsi="Times New Roman" w:cs="Times New Roman"/>
-                <w:sz w:val="24"/>
-                <w:szCs w:val="24"/>
-              </w:rPr>
-              <w:t xml:space="preserve"> </w:t>
-            </w:r>
-            <w:proofErr w:type="spellStart"/>
-            <w:r>
-              <w:rPr>
-                <w:rFonts w:ascii="Times New Roman" w:eastAsia="Times New Roman" w:hAnsi="Times New Roman" w:cs="Times New Roman"/>
-                <w:sz w:val="24"/>
-                <w:szCs w:val="24"/>
-              </w:rPr>
-              <w:t>huỷ</w:t>
-            </w:r>
-            <w:proofErr w:type="spellEnd"/>
+              <w:t>☐ (2b) Đã bị huỷ</w:t>
+            </w:r>
           </w:p>
         </w:tc>
         <w:tc>
@@ -3953,7 +2657,6 @@
                 <w:lang w:val="vi-VN"/>
               </w:rPr>
             </w:pPr>
-            <w:proofErr w:type="spellStart"/>
             <w:r>
               <w:rPr>
                 <w:rFonts w:ascii="Times New Roman" w:eastAsia="Times New Roman" w:hAnsi="Times New Roman" w:cs="Times New Roman"/>
@@ -3962,7 +2665,6 @@
               </w:rPr>
               <w:t>Hệ</w:t>
             </w:r>
-            <w:proofErr w:type="spellEnd"/>
             <w:r>
               <w:rPr>
                 <w:rFonts w:ascii="Times New Roman" w:eastAsia="Times New Roman" w:hAnsi="Times New Roman" w:cs="Times New Roman"/>
@@ -4046,29 +2748,7 @@
           <w:sz w:val="26"/>
           <w:szCs w:val="26"/>
         </w:rPr>
-        <w:t xml:space="preserve">3.5. AC </w:t>
-      </w:r>
-      <w:proofErr w:type="spellStart"/>
-      <w:r>
-        <w:rPr>
-          <w:rFonts w:ascii="Times New Roman" w:eastAsia="Times New Roman" w:hAnsi="Times New Roman" w:cs="Times New Roman"/>
-          <w:b/>
-          <w:bCs/>
-          <w:sz w:val="26"/>
-          <w:szCs w:val="26"/>
-        </w:rPr>
-        <w:t>và</w:t>
-      </w:r>
-      <w:proofErr w:type="spellEnd"/>
-      <w:r>
-        <w:rPr>
-          <w:rFonts w:ascii="Times New Roman" w:eastAsia="Times New Roman" w:hAnsi="Times New Roman" w:cs="Times New Roman"/>
-          <w:b/>
-          <w:bCs/>
-          <w:sz w:val="26"/>
-          <w:szCs w:val="26"/>
-        </w:rPr>
-        <w:t xml:space="preserve"> DoD</w:t>
+        <w:t>3.5. AC và DoD</w:t>
       </w:r>
     </w:p>
     <w:tbl>
@@ -4126,49 +2806,15 @@
                 <w:szCs w:val="24"/>
               </w:rPr>
             </w:pPr>
-            <w:proofErr w:type="spellStart"/>
-            <w:r>
-              <w:rPr>
-                <w:rFonts w:ascii="Times New Roman" w:eastAsia="Times New Roman" w:hAnsi="Times New Roman" w:cs="Times New Roman"/>
-                <w:b/>
-                <w:bCs/>
-                <w:sz w:val="24"/>
-                <w:szCs w:val="24"/>
-              </w:rPr>
-              <w:t>Phát</w:t>
-            </w:r>
-            <w:proofErr w:type="spellEnd"/>
-            <w:r>
-              <w:rPr>
-                <w:rFonts w:ascii="Times New Roman" w:eastAsia="Times New Roman" w:hAnsi="Times New Roman" w:cs="Times New Roman"/>
-                <w:b/>
-                <w:bCs/>
-                <w:sz w:val="24"/>
-                <w:szCs w:val="24"/>
-              </w:rPr>
-              <w:t xml:space="preserve"> </w:t>
-            </w:r>
-            <w:proofErr w:type="spellStart"/>
-            <w:r>
-              <w:rPr>
-                <w:rFonts w:ascii="Times New Roman" w:eastAsia="Times New Roman" w:hAnsi="Times New Roman" w:cs="Times New Roman"/>
-                <w:b/>
-                <w:bCs/>
-                <w:sz w:val="24"/>
-                <w:szCs w:val="24"/>
-              </w:rPr>
-              <w:t>biểu</w:t>
-            </w:r>
-            <w:proofErr w:type="spellEnd"/>
-            <w:r>
-              <w:rPr>
-                <w:rFonts w:ascii="Times New Roman" w:eastAsia="Times New Roman" w:hAnsi="Times New Roman" w:cs="Times New Roman"/>
-                <w:b/>
-                <w:bCs/>
-                <w:sz w:val="24"/>
-                <w:szCs w:val="24"/>
-              </w:rPr>
-              <w:t xml:space="preserve"> 1</w:t>
+            <w:r>
+              <w:rPr>
+                <w:rFonts w:ascii="Times New Roman" w:eastAsia="Times New Roman" w:hAnsi="Times New Roman" w:cs="Times New Roman"/>
+                <w:b/>
+                <w:bCs/>
+                <w:sz w:val="24"/>
+                <w:szCs w:val="24"/>
+              </w:rPr>
+              <w:t>Phát biểu 1</w:t>
             </w:r>
           </w:p>
         </w:tc>
@@ -4201,49 +2847,15 @@
                 <w:szCs w:val="24"/>
               </w:rPr>
             </w:pPr>
-            <w:proofErr w:type="spellStart"/>
-            <w:r>
-              <w:rPr>
-                <w:rFonts w:ascii="Times New Roman" w:eastAsia="Times New Roman" w:hAnsi="Times New Roman" w:cs="Times New Roman"/>
-                <w:b/>
-                <w:bCs/>
-                <w:sz w:val="24"/>
-                <w:szCs w:val="24"/>
-              </w:rPr>
-              <w:t>Phát</w:t>
-            </w:r>
-            <w:proofErr w:type="spellEnd"/>
-            <w:r>
-              <w:rPr>
-                <w:rFonts w:ascii="Times New Roman" w:eastAsia="Times New Roman" w:hAnsi="Times New Roman" w:cs="Times New Roman"/>
-                <w:b/>
-                <w:bCs/>
-                <w:sz w:val="24"/>
-                <w:szCs w:val="24"/>
-              </w:rPr>
-              <w:t xml:space="preserve"> </w:t>
-            </w:r>
-            <w:proofErr w:type="spellStart"/>
-            <w:r>
-              <w:rPr>
-                <w:rFonts w:ascii="Times New Roman" w:eastAsia="Times New Roman" w:hAnsi="Times New Roman" w:cs="Times New Roman"/>
-                <w:b/>
-                <w:bCs/>
-                <w:sz w:val="24"/>
-                <w:szCs w:val="24"/>
-              </w:rPr>
-              <w:t>biểu</w:t>
-            </w:r>
-            <w:proofErr w:type="spellEnd"/>
-            <w:r>
-              <w:rPr>
-                <w:rFonts w:ascii="Times New Roman" w:eastAsia="Times New Roman" w:hAnsi="Times New Roman" w:cs="Times New Roman"/>
-                <w:b/>
-                <w:bCs/>
-                <w:sz w:val="24"/>
-                <w:szCs w:val="24"/>
-              </w:rPr>
-              <w:t xml:space="preserve"> 2</w:t>
+            <w:r>
+              <w:rPr>
+                <w:rFonts w:ascii="Times New Roman" w:eastAsia="Times New Roman" w:hAnsi="Times New Roman" w:cs="Times New Roman"/>
+                <w:b/>
+                <w:bCs/>
+                <w:sz w:val="24"/>
+                <w:szCs w:val="24"/>
+              </w:rPr>
+              <w:t>Phát biểu 2</w:t>
             </w:r>
           </w:p>
         </w:tc>
@@ -4276,49 +2888,15 @@
                 <w:szCs w:val="24"/>
               </w:rPr>
             </w:pPr>
-            <w:proofErr w:type="spellStart"/>
-            <w:r>
-              <w:rPr>
-                <w:rFonts w:ascii="Times New Roman" w:eastAsia="Times New Roman" w:hAnsi="Times New Roman" w:cs="Times New Roman"/>
-                <w:b/>
-                <w:bCs/>
-                <w:sz w:val="24"/>
-                <w:szCs w:val="24"/>
-              </w:rPr>
-              <w:t>Phát</w:t>
-            </w:r>
-            <w:proofErr w:type="spellEnd"/>
-            <w:r>
-              <w:rPr>
-                <w:rFonts w:ascii="Times New Roman" w:eastAsia="Times New Roman" w:hAnsi="Times New Roman" w:cs="Times New Roman"/>
-                <w:b/>
-                <w:bCs/>
-                <w:sz w:val="24"/>
-                <w:szCs w:val="24"/>
-              </w:rPr>
-              <w:t xml:space="preserve"> </w:t>
-            </w:r>
-            <w:proofErr w:type="spellStart"/>
-            <w:r>
-              <w:rPr>
-                <w:rFonts w:ascii="Times New Roman" w:eastAsia="Times New Roman" w:hAnsi="Times New Roman" w:cs="Times New Roman"/>
-                <w:b/>
-                <w:bCs/>
-                <w:sz w:val="24"/>
-                <w:szCs w:val="24"/>
-              </w:rPr>
-              <w:t>biểu</w:t>
-            </w:r>
-            <w:proofErr w:type="spellEnd"/>
-            <w:r>
-              <w:rPr>
-                <w:rFonts w:ascii="Times New Roman" w:eastAsia="Times New Roman" w:hAnsi="Times New Roman" w:cs="Times New Roman"/>
-                <w:b/>
-                <w:bCs/>
-                <w:sz w:val="24"/>
-                <w:szCs w:val="24"/>
-              </w:rPr>
-              <w:t xml:space="preserve"> 3</w:t>
+            <w:r>
+              <w:rPr>
+                <w:rFonts w:ascii="Times New Roman" w:eastAsia="Times New Roman" w:hAnsi="Times New Roman" w:cs="Times New Roman"/>
+                <w:b/>
+                <w:bCs/>
+                <w:sz w:val="24"/>
+                <w:szCs w:val="24"/>
+              </w:rPr>
+              <w:t>Phát biểu 3</w:t>
             </w:r>
           </w:p>
         </w:tc>
@@ -4351,49 +2929,15 @@
                 <w:szCs w:val="24"/>
               </w:rPr>
             </w:pPr>
-            <w:proofErr w:type="spellStart"/>
-            <w:r>
-              <w:rPr>
-                <w:rFonts w:ascii="Times New Roman" w:eastAsia="Times New Roman" w:hAnsi="Times New Roman" w:cs="Times New Roman"/>
-                <w:b/>
-                <w:bCs/>
-                <w:sz w:val="24"/>
-                <w:szCs w:val="24"/>
-              </w:rPr>
-              <w:t>Phát</w:t>
-            </w:r>
-            <w:proofErr w:type="spellEnd"/>
-            <w:r>
-              <w:rPr>
-                <w:rFonts w:ascii="Times New Roman" w:eastAsia="Times New Roman" w:hAnsi="Times New Roman" w:cs="Times New Roman"/>
-                <w:b/>
-                <w:bCs/>
-                <w:sz w:val="24"/>
-                <w:szCs w:val="24"/>
-              </w:rPr>
-              <w:t xml:space="preserve"> </w:t>
-            </w:r>
-            <w:proofErr w:type="spellStart"/>
-            <w:r>
-              <w:rPr>
-                <w:rFonts w:ascii="Times New Roman" w:eastAsia="Times New Roman" w:hAnsi="Times New Roman" w:cs="Times New Roman"/>
-                <w:b/>
-                <w:bCs/>
-                <w:sz w:val="24"/>
-                <w:szCs w:val="24"/>
-              </w:rPr>
-              <w:t>biểu</w:t>
-            </w:r>
-            <w:proofErr w:type="spellEnd"/>
-            <w:r>
-              <w:rPr>
-                <w:rFonts w:ascii="Times New Roman" w:eastAsia="Times New Roman" w:hAnsi="Times New Roman" w:cs="Times New Roman"/>
-                <w:b/>
-                <w:bCs/>
-                <w:sz w:val="24"/>
-                <w:szCs w:val="24"/>
-              </w:rPr>
-              <w:t xml:space="preserve"> 4</w:t>
+            <w:r>
+              <w:rPr>
+                <w:rFonts w:ascii="Times New Roman" w:eastAsia="Times New Roman" w:hAnsi="Times New Roman" w:cs="Times New Roman"/>
+                <w:b/>
+                <w:bCs/>
+                <w:sz w:val="24"/>
+                <w:szCs w:val="24"/>
+              </w:rPr>
+              <w:t>Phát biểu 4</w:t>
             </w:r>
           </w:p>
         </w:tc>
@@ -4624,205 +3168,7 @@
                 <w:sz w:val="24"/>
                 <w:szCs w:val="24"/>
               </w:rPr>
-              <w:t xml:space="preserve">AC </w:t>
-            </w:r>
-            <w:proofErr w:type="spellStart"/>
-            <w:r>
-              <w:rPr>
-                <w:rFonts w:ascii="Times New Roman" w:eastAsia="Times New Roman" w:hAnsi="Times New Roman" w:cs="Times New Roman"/>
-                <w:b/>
-                <w:bCs/>
-                <w:sz w:val="24"/>
-                <w:szCs w:val="24"/>
-              </w:rPr>
-              <w:t>và</w:t>
-            </w:r>
-            <w:proofErr w:type="spellEnd"/>
-            <w:r>
-              <w:rPr>
-                <w:rFonts w:ascii="Times New Roman" w:eastAsia="Times New Roman" w:hAnsi="Times New Roman" w:cs="Times New Roman"/>
-                <w:b/>
-                <w:bCs/>
-                <w:sz w:val="24"/>
-                <w:szCs w:val="24"/>
-              </w:rPr>
-              <w:t xml:space="preserve"> DoD </w:t>
-            </w:r>
-            <w:proofErr w:type="spellStart"/>
-            <w:r>
-              <w:rPr>
-                <w:rFonts w:ascii="Times New Roman" w:eastAsia="Times New Roman" w:hAnsi="Times New Roman" w:cs="Times New Roman"/>
-                <w:b/>
-                <w:bCs/>
-                <w:sz w:val="24"/>
-                <w:szCs w:val="24"/>
-              </w:rPr>
-              <w:t>khác</w:t>
-            </w:r>
-            <w:proofErr w:type="spellEnd"/>
-            <w:r>
-              <w:rPr>
-                <w:rFonts w:ascii="Times New Roman" w:eastAsia="Times New Roman" w:hAnsi="Times New Roman" w:cs="Times New Roman"/>
-                <w:b/>
-                <w:bCs/>
-                <w:sz w:val="24"/>
-                <w:szCs w:val="24"/>
-              </w:rPr>
-              <w:t xml:space="preserve"> </w:t>
-            </w:r>
-            <w:proofErr w:type="spellStart"/>
-            <w:r>
-              <w:rPr>
-                <w:rFonts w:ascii="Times New Roman" w:eastAsia="Times New Roman" w:hAnsi="Times New Roman" w:cs="Times New Roman"/>
-                <w:b/>
-                <w:bCs/>
-                <w:sz w:val="24"/>
-                <w:szCs w:val="24"/>
-              </w:rPr>
-              <w:t>nhau</w:t>
-            </w:r>
-            <w:proofErr w:type="spellEnd"/>
-            <w:r>
-              <w:rPr>
-                <w:rFonts w:ascii="Times New Roman" w:eastAsia="Times New Roman" w:hAnsi="Times New Roman" w:cs="Times New Roman"/>
-                <w:b/>
-                <w:bCs/>
-                <w:sz w:val="24"/>
-                <w:szCs w:val="24"/>
-              </w:rPr>
-              <w:t xml:space="preserve"> </w:t>
-            </w:r>
-            <w:proofErr w:type="spellStart"/>
-            <w:r>
-              <w:rPr>
-                <w:rFonts w:ascii="Times New Roman" w:eastAsia="Times New Roman" w:hAnsi="Times New Roman" w:cs="Times New Roman"/>
-                <w:b/>
-                <w:bCs/>
-                <w:sz w:val="24"/>
-                <w:szCs w:val="24"/>
-              </w:rPr>
-              <w:t>thế</w:t>
-            </w:r>
-            <w:proofErr w:type="spellEnd"/>
-            <w:r>
-              <w:rPr>
-                <w:rFonts w:ascii="Times New Roman" w:eastAsia="Times New Roman" w:hAnsi="Times New Roman" w:cs="Times New Roman"/>
-                <w:b/>
-                <w:bCs/>
-                <w:sz w:val="24"/>
-                <w:szCs w:val="24"/>
-              </w:rPr>
-              <w:t xml:space="preserve"> </w:t>
-            </w:r>
-            <w:proofErr w:type="spellStart"/>
-            <w:r>
-              <w:rPr>
-                <w:rFonts w:ascii="Times New Roman" w:eastAsia="Times New Roman" w:hAnsi="Times New Roman" w:cs="Times New Roman"/>
-                <w:b/>
-                <w:bCs/>
-                <w:sz w:val="24"/>
-                <w:szCs w:val="24"/>
-              </w:rPr>
-              <w:t>nào</w:t>
-            </w:r>
-            <w:proofErr w:type="spellEnd"/>
-            <w:r>
-              <w:rPr>
-                <w:rFonts w:ascii="Times New Roman" w:eastAsia="Times New Roman" w:hAnsi="Times New Roman" w:cs="Times New Roman"/>
-                <w:b/>
-                <w:bCs/>
-                <w:sz w:val="24"/>
-                <w:szCs w:val="24"/>
-              </w:rPr>
-              <w:t xml:space="preserve"> </w:t>
-            </w:r>
-            <w:proofErr w:type="spellStart"/>
-            <w:r>
-              <w:rPr>
-                <w:rFonts w:ascii="Times New Roman" w:eastAsia="Times New Roman" w:hAnsi="Times New Roman" w:cs="Times New Roman"/>
-                <w:b/>
-                <w:bCs/>
-                <w:sz w:val="24"/>
-                <w:szCs w:val="24"/>
-              </w:rPr>
-              <w:t>về</w:t>
-            </w:r>
-            <w:proofErr w:type="spellEnd"/>
-            <w:r>
-              <w:rPr>
-                <w:rFonts w:ascii="Times New Roman" w:eastAsia="Times New Roman" w:hAnsi="Times New Roman" w:cs="Times New Roman"/>
-                <w:b/>
-                <w:bCs/>
-                <w:sz w:val="24"/>
-                <w:szCs w:val="24"/>
-              </w:rPr>
-              <w:t xml:space="preserve"> </w:t>
-            </w:r>
-            <w:proofErr w:type="spellStart"/>
-            <w:r>
-              <w:rPr>
-                <w:rFonts w:ascii="Times New Roman" w:eastAsia="Times New Roman" w:hAnsi="Times New Roman" w:cs="Times New Roman"/>
-                <w:b/>
-                <w:bCs/>
-                <w:sz w:val="24"/>
-                <w:szCs w:val="24"/>
-              </w:rPr>
-              <w:t>phạm</w:t>
-            </w:r>
-            <w:proofErr w:type="spellEnd"/>
-            <w:r>
-              <w:rPr>
-                <w:rFonts w:ascii="Times New Roman" w:eastAsia="Times New Roman" w:hAnsi="Times New Roman" w:cs="Times New Roman"/>
-                <w:b/>
-                <w:bCs/>
-                <w:sz w:val="24"/>
-                <w:szCs w:val="24"/>
-              </w:rPr>
-              <w:t xml:space="preserve"> vi </w:t>
-            </w:r>
-            <w:proofErr w:type="spellStart"/>
-            <w:r>
-              <w:rPr>
-                <w:rFonts w:ascii="Times New Roman" w:eastAsia="Times New Roman" w:hAnsi="Times New Roman" w:cs="Times New Roman"/>
-                <w:b/>
-                <w:bCs/>
-                <w:sz w:val="24"/>
-                <w:szCs w:val="24"/>
-              </w:rPr>
-              <w:t>áp</w:t>
-            </w:r>
-            <w:proofErr w:type="spellEnd"/>
-            <w:r>
-              <w:rPr>
-                <w:rFonts w:ascii="Times New Roman" w:eastAsia="Times New Roman" w:hAnsi="Times New Roman" w:cs="Times New Roman"/>
-                <w:b/>
-                <w:bCs/>
-                <w:sz w:val="24"/>
-                <w:szCs w:val="24"/>
-              </w:rPr>
-              <w:t xml:space="preserve"> </w:t>
-            </w:r>
-            <w:proofErr w:type="spellStart"/>
-            <w:r>
-              <w:rPr>
-                <w:rFonts w:ascii="Times New Roman" w:eastAsia="Times New Roman" w:hAnsi="Times New Roman" w:cs="Times New Roman"/>
-                <w:b/>
-                <w:bCs/>
-                <w:sz w:val="24"/>
-                <w:szCs w:val="24"/>
-              </w:rPr>
-              <w:t>dụng</w:t>
-            </w:r>
-            <w:proofErr w:type="spellEnd"/>
-            <w:r>
-              <w:rPr>
-                <w:rFonts w:ascii="Times New Roman" w:eastAsia="Times New Roman" w:hAnsi="Times New Roman" w:cs="Times New Roman"/>
-                <w:b/>
-                <w:bCs/>
-                <w:sz w:val="24"/>
-                <w:szCs w:val="24"/>
-              </w:rPr>
-              <w:t>?</w:t>
+              <w:t>AC và DoD khác nhau thế nào về phạm vi áp dụng?</w:t>
             </w:r>
           </w:p>
         </w:tc>
@@ -4856,253 +3202,16 @@
               </w:rPr>
             </w:pPr>
             <w:r>
-              <w:t xml:space="preserve">AC </w:t>
-            </w:r>
-            <w:proofErr w:type="spellStart"/>
-            <w:r>
-              <w:t>là</w:t>
-            </w:r>
-            <w:proofErr w:type="spellEnd"/>
-            <w:r>
+              <w:t>AC là các điều kiện cụ thể, kiểm tra được để xác định một story đã đáp ứng đúng nhu cầu và hành vi mong đợi.</w:t>
+            </w:r>
+            <w:r>
+              <w:rPr>
+                <w:lang w:val="vi-VN"/>
+              </w:rPr>
               <w:t xml:space="preserve"> </w:t>
             </w:r>
-            <w:proofErr w:type="spellStart"/>
-            <w:r>
-              <w:t>các</w:t>
-            </w:r>
-            <w:proofErr w:type="spellEnd"/>
-            <w:r>
-              <w:t xml:space="preserve"> </w:t>
-            </w:r>
-            <w:proofErr w:type="spellStart"/>
-            <w:r>
-              <w:t>điều</w:t>
-            </w:r>
-            <w:proofErr w:type="spellEnd"/>
-            <w:r>
-              <w:t xml:space="preserve"> </w:t>
-            </w:r>
-            <w:proofErr w:type="spellStart"/>
-            <w:r>
-              <w:t>kiện</w:t>
-            </w:r>
-            <w:proofErr w:type="spellEnd"/>
-            <w:r>
-              <w:t xml:space="preserve"> </w:t>
-            </w:r>
-            <w:proofErr w:type="spellStart"/>
-            <w:r>
-              <w:t>cụ</w:t>
-            </w:r>
-            <w:proofErr w:type="spellEnd"/>
-            <w:r>
-              <w:t xml:space="preserve"> </w:t>
-            </w:r>
-            <w:proofErr w:type="spellStart"/>
-            <w:r>
-              <w:t>thể</w:t>
-            </w:r>
-            <w:proofErr w:type="spellEnd"/>
-            <w:r>
-              <w:t xml:space="preserve">, </w:t>
-            </w:r>
-            <w:proofErr w:type="spellStart"/>
-            <w:r>
-              <w:t>kiểm</w:t>
-            </w:r>
-            <w:proofErr w:type="spellEnd"/>
-            <w:r>
-              <w:t xml:space="preserve"> </w:t>
-            </w:r>
-            <w:proofErr w:type="spellStart"/>
-            <w:r>
-              <w:t>tra</w:t>
-            </w:r>
-            <w:proofErr w:type="spellEnd"/>
-            <w:r>
-              <w:t xml:space="preserve"> </w:t>
-            </w:r>
-            <w:proofErr w:type="spellStart"/>
-            <w:r>
-              <w:t>được</w:t>
-            </w:r>
-            <w:proofErr w:type="spellEnd"/>
-            <w:r>
-              <w:t xml:space="preserve"> </w:t>
-            </w:r>
-            <w:proofErr w:type="spellStart"/>
-            <w:r>
-              <w:t>để</w:t>
-            </w:r>
-            <w:proofErr w:type="spellEnd"/>
-            <w:r>
-              <w:t xml:space="preserve"> </w:t>
-            </w:r>
-            <w:proofErr w:type="spellStart"/>
-            <w:r>
-              <w:t>xác</w:t>
-            </w:r>
-            <w:proofErr w:type="spellEnd"/>
-            <w:r>
-              <w:t xml:space="preserve"> </w:t>
-            </w:r>
-            <w:proofErr w:type="spellStart"/>
-            <w:r>
-              <w:t>định</w:t>
-            </w:r>
-            <w:proofErr w:type="spellEnd"/>
-            <w:r>
-              <w:t xml:space="preserve"> </w:t>
-            </w:r>
-            <w:proofErr w:type="spellStart"/>
-            <w:r>
-              <w:t>một</w:t>
-            </w:r>
-            <w:proofErr w:type="spellEnd"/>
-            <w:r>
-              <w:t xml:space="preserve"> story </w:t>
-            </w:r>
-            <w:proofErr w:type="spellStart"/>
-            <w:r>
-              <w:t>đã</w:t>
-            </w:r>
-            <w:proofErr w:type="spellEnd"/>
-            <w:r>
-              <w:t xml:space="preserve"> </w:t>
-            </w:r>
-            <w:proofErr w:type="spellStart"/>
-            <w:r>
-              <w:t>đáp</w:t>
-            </w:r>
-            <w:proofErr w:type="spellEnd"/>
-            <w:r>
-              <w:t xml:space="preserve"> </w:t>
-            </w:r>
-            <w:proofErr w:type="spellStart"/>
-            <w:r>
-              <w:t>ứng</w:t>
-            </w:r>
-            <w:proofErr w:type="spellEnd"/>
-            <w:r>
-              <w:t xml:space="preserve"> </w:t>
-            </w:r>
-            <w:proofErr w:type="spellStart"/>
-            <w:r>
-              <w:t>đúng</w:t>
-            </w:r>
-            <w:proofErr w:type="spellEnd"/>
-            <w:r>
-              <w:t xml:space="preserve"> </w:t>
-            </w:r>
-            <w:proofErr w:type="spellStart"/>
-            <w:r>
-              <w:t>nhu</w:t>
-            </w:r>
-            <w:proofErr w:type="spellEnd"/>
-            <w:r>
-              <w:t xml:space="preserve"> </w:t>
-            </w:r>
-            <w:proofErr w:type="spellStart"/>
-            <w:r>
-              <w:t>cầu</w:t>
-            </w:r>
-            <w:proofErr w:type="spellEnd"/>
-            <w:r>
-              <w:t xml:space="preserve"> </w:t>
-            </w:r>
-            <w:proofErr w:type="spellStart"/>
-            <w:r>
-              <w:t>và</w:t>
-            </w:r>
-            <w:proofErr w:type="spellEnd"/>
-            <w:r>
-              <w:t xml:space="preserve"> </w:t>
-            </w:r>
-            <w:proofErr w:type="spellStart"/>
-            <w:r>
-              <w:t>hành</w:t>
-            </w:r>
-            <w:proofErr w:type="spellEnd"/>
-            <w:r>
-              <w:t xml:space="preserve"> vi </w:t>
-            </w:r>
-            <w:proofErr w:type="spellStart"/>
-            <w:r>
-              <w:t>mong</w:t>
-            </w:r>
-            <w:proofErr w:type="spellEnd"/>
-            <w:r>
-              <w:t xml:space="preserve"> </w:t>
-            </w:r>
-            <w:proofErr w:type="spellStart"/>
-            <w:r>
-              <w:t>đợi.</w:t>
-            </w:r>
-            <w:proofErr w:type="spellEnd"/>
-            <w:r>
-              <w:rPr>
-                <w:lang w:val="vi-VN"/>
-              </w:rPr>
-              <w:t xml:space="preserve"> </w:t>
-            </w:r>
-            <w:r>
-              <w:t xml:space="preserve">Phạm vi </w:t>
-            </w:r>
-            <w:proofErr w:type="spellStart"/>
-            <w:r>
-              <w:t>áp</w:t>
-            </w:r>
-            <w:proofErr w:type="spellEnd"/>
-            <w:r>
-              <w:t xml:space="preserve"> </w:t>
-            </w:r>
-            <w:proofErr w:type="spellStart"/>
-            <w:r>
-              <w:t>dụng</w:t>
-            </w:r>
-            <w:proofErr w:type="spellEnd"/>
-            <w:r>
-              <w:t xml:space="preserve">: </w:t>
-            </w:r>
-            <w:proofErr w:type="spellStart"/>
-            <w:r>
-              <w:t>riêng</w:t>
-            </w:r>
-            <w:proofErr w:type="spellEnd"/>
-            <w:r>
-              <w:t xml:space="preserve"> </w:t>
-            </w:r>
-            <w:proofErr w:type="spellStart"/>
-            <w:r>
-              <w:t>từng</w:t>
-            </w:r>
-            <w:proofErr w:type="spellEnd"/>
-            <w:r>
-              <w:t xml:space="preserve"> story, </w:t>
-            </w:r>
-            <w:proofErr w:type="spellStart"/>
-            <w:r>
-              <w:t>mỗi</w:t>
-            </w:r>
-            <w:proofErr w:type="spellEnd"/>
-            <w:r>
-              <w:t xml:space="preserve"> story </w:t>
-            </w:r>
-            <w:proofErr w:type="spellStart"/>
-            <w:r>
-              <w:t>có</w:t>
-            </w:r>
-            <w:proofErr w:type="spellEnd"/>
-            <w:r>
-              <w:t xml:space="preserve"> AC </w:t>
-            </w:r>
-            <w:proofErr w:type="spellStart"/>
-            <w:r>
-              <w:t>riêng</w:t>
-            </w:r>
-            <w:proofErr w:type="spellEnd"/>
-            <w:r>
-              <w:t>.</w:t>
+            <w:r>
+              <w:t>Phạm vi áp dụng: riêng từng story, mỗi story có AC riêng.</w:t>
             </w:r>
           </w:p>
           <w:p>
@@ -5138,207 +3247,7 @@
               </w:rPr>
             </w:pPr>
             <w:r>
-              <w:t xml:space="preserve">DoD </w:t>
-            </w:r>
-            <w:proofErr w:type="spellStart"/>
-            <w:r>
-              <w:t>là</w:t>
-            </w:r>
-            <w:proofErr w:type="spellEnd"/>
-            <w:r>
-              <w:t xml:space="preserve"> </w:t>
-            </w:r>
-            <w:proofErr w:type="spellStart"/>
-            <w:r>
-              <w:t>tiêu</w:t>
-            </w:r>
-            <w:proofErr w:type="spellEnd"/>
-            <w:r>
-              <w:t xml:space="preserve"> </w:t>
-            </w:r>
-            <w:proofErr w:type="spellStart"/>
-            <w:r>
-              <w:t>chuẩn</w:t>
-            </w:r>
-            <w:proofErr w:type="spellEnd"/>
-            <w:r>
-              <w:t xml:space="preserve"> </w:t>
-            </w:r>
-            <w:proofErr w:type="spellStart"/>
-            <w:r>
-              <w:t>chất</w:t>
-            </w:r>
-            <w:proofErr w:type="spellEnd"/>
-            <w:r>
-              <w:t xml:space="preserve"> </w:t>
-            </w:r>
-            <w:proofErr w:type="spellStart"/>
-            <w:r>
-              <w:t>lượng</w:t>
-            </w:r>
-            <w:proofErr w:type="spellEnd"/>
-            <w:r>
-              <w:t xml:space="preserve"> </w:t>
-            </w:r>
-            <w:proofErr w:type="spellStart"/>
-            <w:r>
-              <w:t>chung</w:t>
-            </w:r>
-            <w:proofErr w:type="spellEnd"/>
-            <w:r>
-              <w:t xml:space="preserve"> </w:t>
-            </w:r>
-            <w:proofErr w:type="spellStart"/>
-            <w:r>
-              <w:t>mà</w:t>
-            </w:r>
-            <w:proofErr w:type="spellEnd"/>
-            <w:r>
-              <w:t xml:space="preserve"> </w:t>
-            </w:r>
-            <w:proofErr w:type="spellStart"/>
-            <w:r>
-              <w:t>mọi</w:t>
-            </w:r>
-            <w:proofErr w:type="spellEnd"/>
-            <w:r>
-              <w:t xml:space="preserve"> Product Backlog Item </w:t>
-            </w:r>
-            <w:proofErr w:type="spellStart"/>
-            <w:r>
-              <w:t>phải</w:t>
-            </w:r>
-            <w:proofErr w:type="spellEnd"/>
-            <w:r>
-              <w:t xml:space="preserve"> </w:t>
-            </w:r>
-            <w:proofErr w:type="spellStart"/>
-            <w:r>
-              <w:t>đạt</w:t>
-            </w:r>
-            <w:proofErr w:type="spellEnd"/>
-            <w:r>
-              <w:t xml:space="preserve"> </w:t>
-            </w:r>
-            <w:proofErr w:type="spellStart"/>
-            <w:r>
-              <w:t>để</w:t>
-            </w:r>
-            <w:proofErr w:type="spellEnd"/>
-            <w:r>
-              <w:t xml:space="preserve"> </w:t>
-            </w:r>
-            <w:proofErr w:type="spellStart"/>
-            <w:r>
-              <w:t>được</w:t>
-            </w:r>
-            <w:proofErr w:type="spellEnd"/>
-            <w:r>
-              <w:t xml:space="preserve"> </w:t>
-            </w:r>
-            <w:proofErr w:type="spellStart"/>
-            <w:r>
-              <w:t>xem</w:t>
-            </w:r>
-            <w:proofErr w:type="spellEnd"/>
-            <w:r>
-              <w:t xml:space="preserve"> </w:t>
-            </w:r>
-            <w:proofErr w:type="spellStart"/>
-            <w:r>
-              <w:t>là</w:t>
-            </w:r>
-            <w:proofErr w:type="spellEnd"/>
-            <w:r>
-              <w:t xml:space="preserve"> Done </w:t>
-            </w:r>
-            <w:proofErr w:type="spellStart"/>
-            <w:r>
-              <w:t>và</w:t>
-            </w:r>
-            <w:proofErr w:type="spellEnd"/>
-            <w:r>
-              <w:t xml:space="preserve"> </w:t>
-            </w:r>
-            <w:proofErr w:type="spellStart"/>
-            <w:r>
-              <w:t>đưa</w:t>
-            </w:r>
-            <w:proofErr w:type="spellEnd"/>
-            <w:r>
-              <w:t xml:space="preserve"> </w:t>
-            </w:r>
-            <w:proofErr w:type="spellStart"/>
-            <w:r>
-              <w:t>vào</w:t>
-            </w:r>
-            <w:proofErr w:type="spellEnd"/>
-            <w:r>
-              <w:t xml:space="preserve"> </w:t>
-            </w:r>
-            <w:proofErr w:type="spellStart"/>
-            <w:r>
-              <w:t>Increment.Phạm</w:t>
-            </w:r>
-            <w:proofErr w:type="spellEnd"/>
-            <w:r>
-              <w:t xml:space="preserve"> vi </w:t>
-            </w:r>
-            <w:proofErr w:type="spellStart"/>
-            <w:r>
-              <w:t>áp</w:t>
-            </w:r>
-            <w:proofErr w:type="spellEnd"/>
-            <w:r>
-              <w:t xml:space="preserve"> </w:t>
-            </w:r>
-            <w:proofErr w:type="spellStart"/>
-            <w:r>
-              <w:t>dụng</w:t>
-            </w:r>
-            <w:proofErr w:type="spellEnd"/>
-            <w:r>
-              <w:t xml:space="preserve">: </w:t>
-            </w:r>
-            <w:proofErr w:type="spellStart"/>
-            <w:r>
-              <w:t>toàn</w:t>
-            </w:r>
-            <w:proofErr w:type="spellEnd"/>
-            <w:r>
-              <w:t xml:space="preserve"> </w:t>
-            </w:r>
-            <w:proofErr w:type="spellStart"/>
-            <w:r>
-              <w:t>bộ</w:t>
-            </w:r>
-            <w:proofErr w:type="spellEnd"/>
-            <w:r>
-              <w:t xml:space="preserve"> Increment </w:t>
-            </w:r>
-            <w:proofErr w:type="spellStart"/>
-            <w:r>
-              <w:t>và</w:t>
-            </w:r>
-            <w:proofErr w:type="spellEnd"/>
-            <w:r>
-              <w:t xml:space="preserve"> </w:t>
-            </w:r>
-            <w:proofErr w:type="spellStart"/>
-            <w:r>
-              <w:t>mọi</w:t>
-            </w:r>
-            <w:proofErr w:type="spellEnd"/>
-            <w:r>
-              <w:t xml:space="preserve"> story </w:t>
-            </w:r>
-            <w:proofErr w:type="spellStart"/>
-            <w:r>
-              <w:t>của</w:t>
-            </w:r>
-            <w:proofErr w:type="spellEnd"/>
-            <w:r>
-              <w:t xml:space="preserve"> Scrum Team.</w:t>
+              <w:t>DoD là tiêu chuẩn chất lượng chung mà mọi Product Backlog Item phải đạt để được xem là Done và đưa vào Increment.Phạm vi áp dụng: toàn bộ Increment và mọi story của Scrum Team.</w:t>
             </w:r>
           </w:p>
         </w:tc>
@@ -5387,51 +3296,7 @@
           <w:sz w:val="26"/>
           <w:szCs w:val="26"/>
         </w:rPr>
-        <w:t xml:space="preserve">3.6. </w:t>
-      </w:r>
-      <w:proofErr w:type="spellStart"/>
-      <w:r>
-        <w:rPr>
-          <w:rFonts w:ascii="Times New Roman" w:eastAsia="Times New Roman" w:hAnsi="Times New Roman" w:cs="Times New Roman"/>
-          <w:b/>
-          <w:bCs/>
-          <w:sz w:val="26"/>
-          <w:szCs w:val="26"/>
-        </w:rPr>
-        <w:t>Ước</w:t>
-      </w:r>
-      <w:proofErr w:type="spellEnd"/>
-      <w:r>
-        <w:rPr>
-          <w:rFonts w:ascii="Times New Roman" w:eastAsia="Times New Roman" w:hAnsi="Times New Roman" w:cs="Times New Roman"/>
-          <w:b/>
-          <w:bCs/>
-          <w:sz w:val="26"/>
-          <w:szCs w:val="26"/>
-        </w:rPr>
-        <w:t xml:space="preserve"> </w:t>
-      </w:r>
-      <w:proofErr w:type="spellStart"/>
-      <w:r>
-        <w:rPr>
-          <w:rFonts w:ascii="Times New Roman" w:eastAsia="Times New Roman" w:hAnsi="Times New Roman" w:cs="Times New Roman"/>
-          <w:b/>
-          <w:bCs/>
-          <w:sz w:val="26"/>
-          <w:szCs w:val="26"/>
-        </w:rPr>
-        <w:t>lượng</w:t>
-      </w:r>
-      <w:proofErr w:type="spellEnd"/>
-      <w:r>
-        <w:rPr>
-          <w:rFonts w:ascii="Times New Roman" w:eastAsia="Times New Roman" w:hAnsi="Times New Roman" w:cs="Times New Roman"/>
-          <w:b/>
-          <w:bCs/>
-          <w:sz w:val="26"/>
-          <w:szCs w:val="26"/>
-        </w:rPr>
-        <w:t xml:space="preserve"> Story Point</w:t>
+        <w:t>3.6. Ước lượng Story Point</w:t>
       </w:r>
     </w:p>
     <w:tbl>
@@ -5488,7 +3353,6 @@
                 <w:szCs w:val="24"/>
               </w:rPr>
             </w:pPr>
-            <w:proofErr w:type="spellStart"/>
             <w:r>
               <w:rPr>
                 <w:rFonts w:ascii="Times New Roman" w:eastAsia="Times New Roman" w:hAnsi="Times New Roman" w:cs="Times New Roman"/>
@@ -5499,7 +3363,6 @@
               </w:rPr>
               <w:t>Mã</w:t>
             </w:r>
-            <w:proofErr w:type="spellEnd"/>
           </w:p>
         </w:tc>
         <w:tc>
@@ -5687,7 +3550,6 @@
                 <w:lang w:val="vi-VN"/>
               </w:rPr>
             </w:pPr>
-            <w:proofErr w:type="spellStart"/>
             <w:r>
               <w:rPr>
                 <w:rFonts w:ascii="Times New Roman" w:eastAsia="Times New Roman" w:hAnsi="Times New Roman" w:cs="Times New Roman"/>
@@ -5696,7 +3558,6 @@
               </w:rPr>
               <w:t>Xử</w:t>
             </w:r>
-            <w:proofErr w:type="spellEnd"/>
             <w:r>
               <w:rPr>
                 <w:rFonts w:ascii="Times New Roman" w:eastAsia="Times New Roman" w:hAnsi="Times New Roman" w:cs="Times New Roman"/>
@@ -5707,53 +3568,8 @@
               <w:t xml:space="preserve"> lý định vị GPS cập nhật đúng vị trí và tọa độ,</w:t>
             </w:r>
             <w:r>
-              <w:t xml:space="preserve"> </w:t>
-            </w:r>
-            <w:proofErr w:type="spellStart"/>
-            <w:r>
-              <w:t>đồng</w:t>
-            </w:r>
-            <w:proofErr w:type="spellEnd"/>
-            <w:r>
-              <w:t xml:space="preserve"> </w:t>
-            </w:r>
-            <w:proofErr w:type="spellStart"/>
-            <w:r>
-              <w:t>bộ</w:t>
-            </w:r>
-            <w:proofErr w:type="spellEnd"/>
-            <w:r>
-              <w:t xml:space="preserve"> </w:t>
-            </w:r>
-            <w:proofErr w:type="spellStart"/>
-            <w:r>
-              <w:t>với</w:t>
-            </w:r>
-            <w:proofErr w:type="spellEnd"/>
-            <w:r>
-              <w:t xml:space="preserve"> </w:t>
-            </w:r>
-            <w:proofErr w:type="spellStart"/>
-            <w:r>
-              <w:t>dữ</w:t>
-            </w:r>
-            <w:proofErr w:type="spellEnd"/>
-            <w:r>
-              <w:t xml:space="preserve"> </w:t>
-            </w:r>
-            <w:proofErr w:type="spellStart"/>
-            <w:r>
-              <w:t>liệu</w:t>
-            </w:r>
-            <w:proofErr w:type="spellEnd"/>
-            <w:r>
-              <w:t xml:space="preserve"> </w:t>
-            </w:r>
-            <w:proofErr w:type="spellStart"/>
-            <w:r>
-              <w:t>hệ</w:t>
-            </w:r>
-            <w:proofErr w:type="spellEnd"/>
+              <w:t xml:space="preserve"> đồng bộ với dữ liệu hệ</w:t>
+            </w:r>
             <w:r>
               <w:rPr>
                 <w:lang w:val="vi-VN"/>
@@ -5761,111 +3577,7 @@
               <w:t xml:space="preserve"> thống</w:t>
             </w:r>
             <w:r>
-              <w:t xml:space="preserve">. </w:t>
-            </w:r>
-            <w:proofErr w:type="spellStart"/>
-            <w:r>
-              <w:t>Bất</w:t>
-            </w:r>
-            <w:proofErr w:type="spellEnd"/>
-            <w:r>
-              <w:t xml:space="preserve"> </w:t>
-            </w:r>
-            <w:proofErr w:type="spellStart"/>
-            <w:r>
-              <w:t>định</w:t>
-            </w:r>
-            <w:proofErr w:type="spellEnd"/>
-            <w:r>
-              <w:t xml:space="preserve"> do </w:t>
-            </w:r>
-            <w:proofErr w:type="spellStart"/>
-            <w:r>
-              <w:t>khó</w:t>
-            </w:r>
-            <w:proofErr w:type="spellEnd"/>
-            <w:r>
-              <w:t xml:space="preserve"> </w:t>
-            </w:r>
-            <w:proofErr w:type="spellStart"/>
-            <w:r>
-              <w:t>tái</w:t>
-            </w:r>
-            <w:proofErr w:type="spellEnd"/>
-            <w:r>
-              <w:t xml:space="preserve"> </w:t>
-            </w:r>
-            <w:proofErr w:type="spellStart"/>
-            <w:r>
-              <w:t>hiện</w:t>
-            </w:r>
-            <w:proofErr w:type="spellEnd"/>
-            <w:r>
-              <w:t xml:space="preserve"> </w:t>
-            </w:r>
-            <w:proofErr w:type="spellStart"/>
-            <w:r>
-              <w:t>lỗi</w:t>
-            </w:r>
-            <w:proofErr w:type="spellEnd"/>
-            <w:r>
-              <w:t xml:space="preserve"> </w:t>
-            </w:r>
-            <w:proofErr w:type="spellStart"/>
-            <w:r>
-              <w:t>đồng</w:t>
-            </w:r>
-            <w:proofErr w:type="spellEnd"/>
-            <w:r>
-              <w:t xml:space="preserve"> </w:t>
-            </w:r>
-            <w:proofErr w:type="spellStart"/>
-            <w:r>
-              <w:t>thời</w:t>
-            </w:r>
-            <w:proofErr w:type="spellEnd"/>
-            <w:r>
-              <w:t xml:space="preserve"> </w:t>
-            </w:r>
-            <w:proofErr w:type="spellStart"/>
-            <w:r>
-              <w:t>và</w:t>
-            </w:r>
-            <w:proofErr w:type="spellEnd"/>
-            <w:r>
-              <w:t xml:space="preserve"> </w:t>
-            </w:r>
-            <w:proofErr w:type="spellStart"/>
-            <w:r>
-              <w:t>phụ</w:t>
-            </w:r>
-            <w:proofErr w:type="spellEnd"/>
-            <w:r>
-              <w:t xml:space="preserve"> </w:t>
-            </w:r>
-            <w:proofErr w:type="spellStart"/>
-            <w:r>
-              <w:t>thuộc</w:t>
-            </w:r>
-            <w:proofErr w:type="spellEnd"/>
-            <w:r>
-              <w:t xml:space="preserve"> </w:t>
-            </w:r>
-            <w:proofErr w:type="spellStart"/>
-            <w:r>
-              <w:t>hệ</w:t>
-            </w:r>
-            <w:proofErr w:type="spellEnd"/>
-            <w:r>
-              <w:t xml:space="preserve"> </w:t>
-            </w:r>
-            <w:proofErr w:type="spellStart"/>
-            <w:r>
-              <w:t>cũ</w:t>
-            </w:r>
-            <w:proofErr w:type="spellEnd"/>
-            <w:r>
-              <w:t>.</w:t>
+              <w:t>. Bất định do khó tái hiện lỗi đồng thời và phụ thuộc hệ cũ.</w:t>
             </w:r>
           </w:p>
         </w:tc>
@@ -5989,27 +3701,7 @@
                 <w:szCs w:val="24"/>
                 <w:lang w:val="vi-VN"/>
               </w:rPr>
-              <w:t xml:space="preserve"> mật thông tin cá nhân của tài xế, bắt buộc thu thập đủ thông tin cần thiết của tài </w:t>
-            </w:r>
-            <w:proofErr w:type="gramStart"/>
-            <w:r>
-              <w:rPr>
-                <w:rFonts w:ascii="Times New Roman" w:eastAsia="Times New Roman" w:hAnsi="Times New Roman" w:cs="Times New Roman"/>
-                <w:sz w:val="24"/>
-                <w:szCs w:val="24"/>
-                <w:lang w:val="vi-VN"/>
-              </w:rPr>
-              <w:t>xế,đồng</w:t>
-            </w:r>
-            <w:proofErr w:type="gramEnd"/>
-            <w:r>
-              <w:rPr>
-                <w:rFonts w:ascii="Times New Roman" w:eastAsia="Times New Roman" w:hAnsi="Times New Roman" w:cs="Times New Roman"/>
-                <w:sz w:val="24"/>
-                <w:szCs w:val="24"/>
-                <w:lang w:val="vi-VN"/>
-              </w:rPr>
-              <w:t xml:space="preserve"> bộ với dữ liệu hệ thống</w:t>
+              <w:t xml:space="preserve"> mật thông tin cá nhân của tài xế, bắt buộc thu thập đủ thông tin cần thiết của tài xế,đồng bộ với dữ liệu hệ thống</w:t>
             </w:r>
           </w:p>
         </w:tc>
@@ -6091,161 +3783,7 @@
                 <w:sz w:val="24"/>
                 <w:szCs w:val="24"/>
               </w:rPr>
-              <w:t>Planning Poker (</w:t>
-            </w:r>
-            <w:proofErr w:type="spellStart"/>
-            <w:r>
-              <w:rPr>
-                <w:rFonts w:ascii="Times New Roman" w:eastAsia="Times New Roman" w:hAnsi="Times New Roman" w:cs="Times New Roman"/>
-                <w:b/>
-                <w:bCs/>
-                <w:sz w:val="24"/>
-                <w:szCs w:val="24"/>
-              </w:rPr>
-              <w:t>thẻ</w:t>
-            </w:r>
-            <w:proofErr w:type="spellEnd"/>
-            <w:r>
-              <w:rPr>
-                <w:rFonts w:ascii="Times New Roman" w:eastAsia="Times New Roman" w:hAnsi="Times New Roman" w:cs="Times New Roman"/>
-                <w:b/>
-                <w:bCs/>
-                <w:sz w:val="24"/>
-                <w:szCs w:val="24"/>
-              </w:rPr>
-              <w:t xml:space="preserve"> 3, 5, 5, 5, 13): </w:t>
-            </w:r>
-            <w:proofErr w:type="spellStart"/>
-            <w:r>
-              <w:rPr>
-                <w:rFonts w:ascii="Times New Roman" w:eastAsia="Times New Roman" w:hAnsi="Times New Roman" w:cs="Times New Roman"/>
-                <w:b/>
-                <w:bCs/>
-                <w:sz w:val="24"/>
-                <w:szCs w:val="24"/>
-              </w:rPr>
-              <w:t>đội</w:t>
-            </w:r>
-            <w:proofErr w:type="spellEnd"/>
-            <w:r>
-              <w:rPr>
-                <w:rFonts w:ascii="Times New Roman" w:eastAsia="Times New Roman" w:hAnsi="Times New Roman" w:cs="Times New Roman"/>
-                <w:b/>
-                <w:bCs/>
-                <w:sz w:val="24"/>
-                <w:szCs w:val="24"/>
-              </w:rPr>
-              <w:t xml:space="preserve"> </w:t>
-            </w:r>
-            <w:proofErr w:type="spellStart"/>
-            <w:r>
-              <w:rPr>
-                <w:rFonts w:ascii="Times New Roman" w:eastAsia="Times New Roman" w:hAnsi="Times New Roman" w:cs="Times New Roman"/>
-                <w:b/>
-                <w:bCs/>
-                <w:sz w:val="24"/>
-                <w:szCs w:val="24"/>
-              </w:rPr>
-              <w:t>nên</w:t>
-            </w:r>
-            <w:proofErr w:type="spellEnd"/>
-            <w:r>
-              <w:rPr>
-                <w:rFonts w:ascii="Times New Roman" w:eastAsia="Times New Roman" w:hAnsi="Times New Roman" w:cs="Times New Roman"/>
-                <w:b/>
-                <w:bCs/>
-                <w:sz w:val="24"/>
-                <w:szCs w:val="24"/>
-              </w:rPr>
-              <w:t xml:space="preserve"> </w:t>
-            </w:r>
-            <w:proofErr w:type="spellStart"/>
-            <w:r>
-              <w:rPr>
-                <w:rFonts w:ascii="Times New Roman" w:eastAsia="Times New Roman" w:hAnsi="Times New Roman" w:cs="Times New Roman"/>
-                <w:b/>
-                <w:bCs/>
-                <w:sz w:val="24"/>
-                <w:szCs w:val="24"/>
-              </w:rPr>
-              <w:t>làm</w:t>
-            </w:r>
-            <w:proofErr w:type="spellEnd"/>
-            <w:r>
-              <w:rPr>
-                <w:rFonts w:ascii="Times New Roman" w:eastAsia="Times New Roman" w:hAnsi="Times New Roman" w:cs="Times New Roman"/>
-                <w:b/>
-                <w:bCs/>
-                <w:sz w:val="24"/>
-                <w:szCs w:val="24"/>
-              </w:rPr>
-              <w:t xml:space="preserve"> </w:t>
-            </w:r>
-            <w:proofErr w:type="spellStart"/>
-            <w:r>
-              <w:rPr>
-                <w:rFonts w:ascii="Times New Roman" w:eastAsia="Times New Roman" w:hAnsi="Times New Roman" w:cs="Times New Roman"/>
-                <w:b/>
-                <w:bCs/>
-                <w:sz w:val="24"/>
-                <w:szCs w:val="24"/>
-              </w:rPr>
-              <w:t>gì</w:t>
-            </w:r>
-            <w:proofErr w:type="spellEnd"/>
-            <w:r>
-              <w:rPr>
-                <w:rFonts w:ascii="Times New Roman" w:eastAsia="Times New Roman" w:hAnsi="Times New Roman" w:cs="Times New Roman"/>
-                <w:b/>
-                <w:bCs/>
-                <w:sz w:val="24"/>
-                <w:szCs w:val="24"/>
-              </w:rPr>
-              <w:t xml:space="preserve"> </w:t>
-            </w:r>
-            <w:proofErr w:type="spellStart"/>
-            <w:r>
-              <w:rPr>
-                <w:rFonts w:ascii="Times New Roman" w:eastAsia="Times New Roman" w:hAnsi="Times New Roman" w:cs="Times New Roman"/>
-                <w:b/>
-                <w:bCs/>
-                <w:sz w:val="24"/>
-                <w:szCs w:val="24"/>
-              </w:rPr>
-              <w:t>tiếp</w:t>
-            </w:r>
-            <w:proofErr w:type="spellEnd"/>
-            <w:r>
-              <w:rPr>
-                <w:rFonts w:ascii="Times New Roman" w:eastAsia="Times New Roman" w:hAnsi="Times New Roman" w:cs="Times New Roman"/>
-                <w:b/>
-                <w:bCs/>
-                <w:sz w:val="24"/>
-                <w:szCs w:val="24"/>
-              </w:rPr>
-              <w:t xml:space="preserve"> </w:t>
-            </w:r>
-            <w:proofErr w:type="spellStart"/>
-            <w:r>
-              <w:rPr>
-                <w:rFonts w:ascii="Times New Roman" w:eastAsia="Times New Roman" w:hAnsi="Times New Roman" w:cs="Times New Roman"/>
-                <w:b/>
-                <w:bCs/>
-                <w:sz w:val="24"/>
-                <w:szCs w:val="24"/>
-              </w:rPr>
-              <w:t>theo</w:t>
-            </w:r>
-            <w:proofErr w:type="spellEnd"/>
-            <w:r>
-              <w:rPr>
-                <w:rFonts w:ascii="Times New Roman" w:eastAsia="Times New Roman" w:hAnsi="Times New Roman" w:cs="Times New Roman"/>
-                <w:b/>
-                <w:bCs/>
-                <w:sz w:val="24"/>
-                <w:szCs w:val="24"/>
-              </w:rPr>
-              <w:t>?</w:t>
+              <w:t>Planning Poker (thẻ 3, 5, 5, 5, 13): đội nên làm gì tiếp theo?</w:t>
             </w:r>
           </w:p>
         </w:tc>
@@ -6327,73 +3865,7 @@
           <w:sz w:val="26"/>
           <w:szCs w:val="26"/>
         </w:rPr>
-        <w:t xml:space="preserve">3.7. </w:t>
-      </w:r>
-      <w:proofErr w:type="spellStart"/>
-      <w:r>
-        <w:rPr>
-          <w:rFonts w:ascii="Times New Roman" w:eastAsia="Times New Roman" w:hAnsi="Times New Roman" w:cs="Times New Roman"/>
-          <w:b/>
-          <w:bCs/>
-          <w:sz w:val="26"/>
-          <w:szCs w:val="26"/>
-        </w:rPr>
-        <w:t>Lập</w:t>
-      </w:r>
-      <w:proofErr w:type="spellEnd"/>
-      <w:r>
-        <w:rPr>
-          <w:rFonts w:ascii="Times New Roman" w:eastAsia="Times New Roman" w:hAnsi="Times New Roman" w:cs="Times New Roman"/>
-          <w:b/>
-          <w:bCs/>
-          <w:sz w:val="26"/>
-          <w:szCs w:val="26"/>
-        </w:rPr>
-        <w:t xml:space="preserve"> </w:t>
-      </w:r>
-      <w:proofErr w:type="spellStart"/>
-      <w:r>
-        <w:rPr>
-          <w:rFonts w:ascii="Times New Roman" w:eastAsia="Times New Roman" w:hAnsi="Times New Roman" w:cs="Times New Roman"/>
-          <w:b/>
-          <w:bCs/>
-          <w:sz w:val="26"/>
-          <w:szCs w:val="26"/>
-        </w:rPr>
-        <w:t>kế</w:t>
-      </w:r>
-      <w:proofErr w:type="spellEnd"/>
-      <w:r>
-        <w:rPr>
-          <w:rFonts w:ascii="Times New Roman" w:eastAsia="Times New Roman" w:hAnsi="Times New Roman" w:cs="Times New Roman"/>
-          <w:b/>
-          <w:bCs/>
-          <w:sz w:val="26"/>
-          <w:szCs w:val="26"/>
-        </w:rPr>
-        <w:t xml:space="preserve"> </w:t>
-      </w:r>
-      <w:proofErr w:type="spellStart"/>
-      <w:r>
-        <w:rPr>
-          <w:rFonts w:ascii="Times New Roman" w:eastAsia="Times New Roman" w:hAnsi="Times New Roman" w:cs="Times New Roman"/>
-          <w:b/>
-          <w:bCs/>
-          <w:sz w:val="26"/>
-          <w:szCs w:val="26"/>
-        </w:rPr>
-        <w:t>hoạch</w:t>
-      </w:r>
-      <w:proofErr w:type="spellEnd"/>
-      <w:r>
-        <w:rPr>
-          <w:rFonts w:ascii="Times New Roman" w:eastAsia="Times New Roman" w:hAnsi="Times New Roman" w:cs="Times New Roman"/>
-          <w:b/>
-          <w:bCs/>
-          <w:sz w:val="26"/>
-          <w:szCs w:val="26"/>
-        </w:rPr>
-        <w:t xml:space="preserve"> Sprint</w:t>
+        <w:t>3.7. Lập kế hoạch Sprint</w:t>
       </w:r>
     </w:p>
     <w:tbl>
@@ -6449,27 +3921,15 @@
                 <w:szCs w:val="24"/>
               </w:rPr>
             </w:pPr>
-            <w:proofErr w:type="spellStart"/>
-            <w:r>
-              <w:rPr>
-                <w:rFonts w:ascii="Times New Roman" w:eastAsia="Times New Roman" w:hAnsi="Times New Roman" w:cs="Times New Roman"/>
-                <w:b/>
-                <w:bCs/>
-                <w:sz w:val="24"/>
-                <w:szCs w:val="24"/>
-              </w:rPr>
-              <w:t>Nội</w:t>
-            </w:r>
-            <w:proofErr w:type="spellEnd"/>
-            <w:r>
-              <w:rPr>
-                <w:rFonts w:ascii="Times New Roman" w:eastAsia="Times New Roman" w:hAnsi="Times New Roman" w:cs="Times New Roman"/>
-                <w:b/>
-                <w:bCs/>
-                <w:sz w:val="24"/>
-                <w:szCs w:val="24"/>
-              </w:rPr>
-              <w:t xml:space="preserve"> dung</w:t>
+            <w:r>
+              <w:rPr>
+                <w:rFonts w:ascii="Times New Roman" w:eastAsia="Times New Roman" w:hAnsi="Times New Roman" w:cs="Times New Roman"/>
+                <w:b/>
+                <w:bCs/>
+                <w:sz w:val="24"/>
+                <w:szCs w:val="24"/>
+              </w:rPr>
+              <w:t>Nội dung</w:t>
             </w:r>
           </w:p>
         </w:tc>
@@ -6502,40 +3962,16 @@
                 <w:szCs w:val="24"/>
               </w:rPr>
             </w:pPr>
-            <w:proofErr w:type="spellStart"/>
-            <w:r>
-              <w:rPr>
-                <w:rFonts w:ascii="Times New Roman" w:eastAsia="Times New Roman" w:hAnsi="Times New Roman" w:cs="Times New Roman"/>
-                <w:b/>
-                <w:bCs/>
-                <w:sz w:val="24"/>
-                <w:szCs w:val="24"/>
-              </w:rPr>
-              <w:t>Trả</w:t>
-            </w:r>
-            <w:proofErr w:type="spellEnd"/>
-            <w:r>
-              <w:rPr>
-                <w:rFonts w:ascii="Times New Roman" w:eastAsia="Times New Roman" w:hAnsi="Times New Roman" w:cs="Times New Roman"/>
-                <w:b/>
-                <w:bCs/>
-                <w:sz w:val="24"/>
-                <w:szCs w:val="24"/>
-              </w:rPr>
-              <w:t xml:space="preserve"> </w:t>
-            </w:r>
-            <w:proofErr w:type="spellStart"/>
-            <w:r>
-              <w:rPr>
-                <w:rFonts w:ascii="Times New Roman" w:eastAsia="Times New Roman" w:hAnsi="Times New Roman" w:cs="Times New Roman"/>
-                <w:b/>
-                <w:bCs/>
-                <w:sz w:val="24"/>
-                <w:szCs w:val="24"/>
-              </w:rPr>
-              <w:t>lời</w:t>
-            </w:r>
-            <w:proofErr w:type="spellEnd"/>
+            <w:r>
+              <w:rPr>
+                <w:rFonts w:ascii="Times New Roman" w:eastAsia="Times New Roman" w:hAnsi="Times New Roman" w:cs="Times New Roman"/>
+                <w:b/>
+                <w:bCs/>
+                <w:sz w:val="24"/>
+                <w:szCs w:val="24"/>
+              </w:rPr>
+              <w:t>Trả lời</w:t>
+            </w:r>
           </w:p>
         </w:tc>
       </w:tr>
@@ -6574,36 +4010,8 @@
                 <w:sz w:val="24"/>
                 <w:szCs w:val="24"/>
               </w:rPr>
-              <w:t xml:space="preserve">Velocity </w:t>
-            </w:r>
-            <w:proofErr w:type="spellStart"/>
-            <w:r>
-              <w:rPr>
-                <w:rFonts w:ascii="Times New Roman" w:eastAsia="Times New Roman" w:hAnsi="Times New Roman" w:cs="Times New Roman"/>
-                <w:sz w:val="24"/>
-                <w:szCs w:val="24"/>
-              </w:rPr>
-              <w:t>trung</w:t>
-            </w:r>
-            <w:proofErr w:type="spellEnd"/>
-            <w:r>
-              <w:rPr>
-                <w:rFonts w:ascii="Times New Roman" w:eastAsia="Times New Roman" w:hAnsi="Times New Roman" w:cs="Times New Roman"/>
-                <w:sz w:val="24"/>
-                <w:szCs w:val="24"/>
-              </w:rPr>
-              <w:t xml:space="preserve"> </w:t>
-            </w:r>
-            <w:proofErr w:type="spellStart"/>
-            <w:r>
-              <w:rPr>
-                <w:rFonts w:ascii="Times New Roman" w:eastAsia="Times New Roman" w:hAnsi="Times New Roman" w:cs="Times New Roman"/>
-                <w:sz w:val="24"/>
-                <w:szCs w:val="24"/>
-              </w:rPr>
-              <w:t>bình</w:t>
-            </w:r>
-            <w:proofErr w:type="spellEnd"/>
+              <w:t>Velocity trung bình</w:t>
+            </w:r>
           </w:p>
         </w:tc>
         <w:tc>
@@ -6680,133 +4088,7 @@
                 <w:sz w:val="24"/>
                 <w:szCs w:val="24"/>
               </w:rPr>
-              <w:t xml:space="preserve">Capacity Sprint 4 </w:t>
-            </w:r>
-            <w:proofErr w:type="spellStart"/>
-            <w:r>
-              <w:rPr>
-                <w:rFonts w:ascii="Times New Roman" w:eastAsia="Times New Roman" w:hAnsi="Times New Roman" w:cs="Times New Roman"/>
-                <w:sz w:val="24"/>
-                <w:szCs w:val="24"/>
-              </w:rPr>
-              <w:t>và</w:t>
-            </w:r>
-            <w:proofErr w:type="spellEnd"/>
-            <w:r>
-              <w:rPr>
-                <w:rFonts w:ascii="Times New Roman" w:eastAsia="Times New Roman" w:hAnsi="Times New Roman" w:cs="Times New Roman"/>
-                <w:sz w:val="24"/>
-                <w:szCs w:val="24"/>
-              </w:rPr>
-              <w:t xml:space="preserve"> </w:t>
-            </w:r>
-            <w:proofErr w:type="spellStart"/>
-            <w:r>
-              <w:rPr>
-                <w:rFonts w:ascii="Times New Roman" w:eastAsia="Times New Roman" w:hAnsi="Times New Roman" w:cs="Times New Roman"/>
-                <w:sz w:val="24"/>
-                <w:szCs w:val="24"/>
-              </w:rPr>
-              <w:t>số</w:t>
-            </w:r>
-            <w:proofErr w:type="spellEnd"/>
-            <w:r>
-              <w:rPr>
-                <w:rFonts w:ascii="Times New Roman" w:eastAsia="Times New Roman" w:hAnsi="Times New Roman" w:cs="Times New Roman"/>
-                <w:sz w:val="24"/>
-                <w:szCs w:val="24"/>
-              </w:rPr>
-              <w:t xml:space="preserve"> SP cam </w:t>
-            </w:r>
-            <w:proofErr w:type="spellStart"/>
-            <w:r>
-              <w:rPr>
-                <w:rFonts w:ascii="Times New Roman" w:eastAsia="Times New Roman" w:hAnsi="Times New Roman" w:cs="Times New Roman"/>
-                <w:sz w:val="24"/>
-                <w:szCs w:val="24"/>
-              </w:rPr>
-              <w:t>kết</w:t>
-            </w:r>
-            <w:proofErr w:type="spellEnd"/>
-            <w:r>
-              <w:rPr>
-                <w:rFonts w:ascii="Times New Roman" w:eastAsia="Times New Roman" w:hAnsi="Times New Roman" w:cs="Times New Roman"/>
-                <w:sz w:val="24"/>
-                <w:szCs w:val="24"/>
-              </w:rPr>
-              <w:t xml:space="preserve"> (</w:t>
-            </w:r>
-            <w:proofErr w:type="spellStart"/>
-            <w:r>
-              <w:rPr>
-                <w:rFonts w:ascii="Times New Roman" w:eastAsia="Times New Roman" w:hAnsi="Times New Roman" w:cs="Times New Roman"/>
-                <w:sz w:val="24"/>
-                <w:szCs w:val="24"/>
-              </w:rPr>
-              <w:t>trình</w:t>
-            </w:r>
-            <w:proofErr w:type="spellEnd"/>
-            <w:r>
-              <w:rPr>
-                <w:rFonts w:ascii="Times New Roman" w:eastAsia="Times New Roman" w:hAnsi="Times New Roman" w:cs="Times New Roman"/>
-                <w:sz w:val="24"/>
-                <w:szCs w:val="24"/>
-              </w:rPr>
-              <w:t xml:space="preserve"> </w:t>
-            </w:r>
-            <w:proofErr w:type="spellStart"/>
-            <w:r>
-              <w:rPr>
-                <w:rFonts w:ascii="Times New Roman" w:eastAsia="Times New Roman" w:hAnsi="Times New Roman" w:cs="Times New Roman"/>
-                <w:sz w:val="24"/>
-                <w:szCs w:val="24"/>
-              </w:rPr>
-              <w:t>bày</w:t>
-            </w:r>
-            <w:proofErr w:type="spellEnd"/>
-            <w:r>
-              <w:rPr>
-                <w:rFonts w:ascii="Times New Roman" w:eastAsia="Times New Roman" w:hAnsi="Times New Roman" w:cs="Times New Roman"/>
-                <w:sz w:val="24"/>
-                <w:szCs w:val="24"/>
-              </w:rPr>
-              <w:t xml:space="preserve"> </w:t>
-            </w:r>
-            <w:proofErr w:type="spellStart"/>
-            <w:r>
-              <w:rPr>
-                <w:rFonts w:ascii="Times New Roman" w:eastAsia="Times New Roman" w:hAnsi="Times New Roman" w:cs="Times New Roman"/>
-                <w:sz w:val="24"/>
-                <w:szCs w:val="24"/>
-              </w:rPr>
-              <w:t>phép</w:t>
-            </w:r>
-            <w:proofErr w:type="spellEnd"/>
-            <w:r>
-              <w:rPr>
-                <w:rFonts w:ascii="Times New Roman" w:eastAsia="Times New Roman" w:hAnsi="Times New Roman" w:cs="Times New Roman"/>
-                <w:sz w:val="24"/>
-                <w:szCs w:val="24"/>
-              </w:rPr>
-              <w:t xml:space="preserve"> </w:t>
-            </w:r>
-            <w:proofErr w:type="spellStart"/>
-            <w:r>
-              <w:rPr>
-                <w:rFonts w:ascii="Times New Roman" w:eastAsia="Times New Roman" w:hAnsi="Times New Roman" w:cs="Times New Roman"/>
-                <w:sz w:val="24"/>
-                <w:szCs w:val="24"/>
-              </w:rPr>
-              <w:t>tính</w:t>
-            </w:r>
-            <w:proofErr w:type="spellEnd"/>
-            <w:r>
-              <w:rPr>
-                <w:rFonts w:ascii="Times New Roman" w:eastAsia="Times New Roman" w:hAnsi="Times New Roman" w:cs="Times New Roman"/>
-                <w:sz w:val="24"/>
-                <w:szCs w:val="24"/>
-              </w:rPr>
-              <w:t>)</w:t>
+              <w:t>Capacity Sprint 4 và số SP cam kết (trình bày phép tính)</w:t>
             </w:r>
           </w:p>
         </w:tc>
@@ -6901,97 +4183,7 @@
                 <w:sz w:val="24"/>
                 <w:szCs w:val="24"/>
               </w:rPr>
-              <w:t xml:space="preserve">Các story </w:t>
-            </w:r>
-            <w:proofErr w:type="spellStart"/>
-            <w:r>
-              <w:rPr>
-                <w:rFonts w:ascii="Times New Roman" w:eastAsia="Times New Roman" w:hAnsi="Times New Roman" w:cs="Times New Roman"/>
-                <w:sz w:val="24"/>
-                <w:szCs w:val="24"/>
-              </w:rPr>
-              <w:t>chọn</w:t>
-            </w:r>
-            <w:proofErr w:type="spellEnd"/>
-            <w:r>
-              <w:rPr>
-                <w:rFonts w:ascii="Times New Roman" w:eastAsia="Times New Roman" w:hAnsi="Times New Roman" w:cs="Times New Roman"/>
-                <w:sz w:val="24"/>
-                <w:szCs w:val="24"/>
-              </w:rPr>
-              <w:t xml:space="preserve"> (</w:t>
-            </w:r>
-            <w:proofErr w:type="spellStart"/>
-            <w:r>
-              <w:rPr>
-                <w:rFonts w:ascii="Times New Roman" w:eastAsia="Times New Roman" w:hAnsi="Times New Roman" w:cs="Times New Roman"/>
-                <w:sz w:val="24"/>
-                <w:szCs w:val="24"/>
-              </w:rPr>
-              <w:t>ghi</w:t>
-            </w:r>
-            <w:proofErr w:type="spellEnd"/>
-            <w:r>
-              <w:rPr>
-                <w:rFonts w:ascii="Times New Roman" w:eastAsia="Times New Roman" w:hAnsi="Times New Roman" w:cs="Times New Roman"/>
-                <w:sz w:val="24"/>
-                <w:szCs w:val="24"/>
-              </w:rPr>
-              <w:t xml:space="preserve"> </w:t>
-            </w:r>
-            <w:proofErr w:type="spellStart"/>
-            <w:r>
-              <w:rPr>
-                <w:rFonts w:ascii="Times New Roman" w:eastAsia="Times New Roman" w:hAnsi="Times New Roman" w:cs="Times New Roman"/>
-                <w:sz w:val="24"/>
-                <w:szCs w:val="24"/>
-              </w:rPr>
-              <w:t>mã</w:t>
-            </w:r>
-            <w:proofErr w:type="spellEnd"/>
-            <w:r>
-              <w:rPr>
-                <w:rFonts w:ascii="Times New Roman" w:eastAsia="Times New Roman" w:hAnsi="Times New Roman" w:cs="Times New Roman"/>
-                <w:sz w:val="24"/>
-                <w:szCs w:val="24"/>
-              </w:rPr>
-              <w:t xml:space="preserve">) </w:t>
-            </w:r>
-            <w:proofErr w:type="spellStart"/>
-            <w:r>
-              <w:rPr>
-                <w:rFonts w:ascii="Times New Roman" w:eastAsia="Times New Roman" w:hAnsi="Times New Roman" w:cs="Times New Roman"/>
-                <w:sz w:val="24"/>
-                <w:szCs w:val="24"/>
-              </w:rPr>
-              <w:t>và</w:t>
-            </w:r>
-            <w:proofErr w:type="spellEnd"/>
-            <w:r>
-              <w:rPr>
-                <w:rFonts w:ascii="Times New Roman" w:eastAsia="Times New Roman" w:hAnsi="Times New Roman" w:cs="Times New Roman"/>
-                <w:sz w:val="24"/>
-                <w:szCs w:val="24"/>
-              </w:rPr>
-              <w:t xml:space="preserve"> </w:t>
-            </w:r>
-            <w:proofErr w:type="spellStart"/>
-            <w:r>
-              <w:rPr>
-                <w:rFonts w:ascii="Times New Roman" w:eastAsia="Times New Roman" w:hAnsi="Times New Roman" w:cs="Times New Roman"/>
-                <w:sz w:val="24"/>
-                <w:szCs w:val="24"/>
-              </w:rPr>
-              <w:t>tổng</w:t>
-            </w:r>
-            <w:proofErr w:type="spellEnd"/>
-            <w:r>
-              <w:rPr>
-                <w:rFonts w:ascii="Times New Roman" w:eastAsia="Times New Roman" w:hAnsi="Times New Roman" w:cs="Times New Roman"/>
-                <w:sz w:val="24"/>
-                <w:szCs w:val="24"/>
-              </w:rPr>
-              <w:t xml:space="preserve"> SP</w:t>
+              <w:t>Các story chọn (ghi mã) và tổng SP</w:t>
             </w:r>
           </w:p>
         </w:tc>
@@ -7132,25 +4324,7 @@
                 <w:sz w:val="24"/>
                 <w:szCs w:val="24"/>
               </w:rPr>
-              <w:t xml:space="preserve">Sprint Goal (1 </w:t>
-            </w:r>
-            <w:proofErr w:type="spellStart"/>
-            <w:r>
-              <w:rPr>
-                <w:rFonts w:ascii="Times New Roman" w:eastAsia="Times New Roman" w:hAnsi="Times New Roman" w:cs="Times New Roman"/>
-                <w:sz w:val="24"/>
-                <w:szCs w:val="24"/>
-              </w:rPr>
-              <w:t>câu</w:t>
-            </w:r>
-            <w:proofErr w:type="spellEnd"/>
-            <w:r>
-              <w:rPr>
-                <w:rFonts w:ascii="Times New Roman" w:eastAsia="Times New Roman" w:hAnsi="Times New Roman" w:cs="Times New Roman"/>
-                <w:sz w:val="24"/>
-                <w:szCs w:val="24"/>
-              </w:rPr>
-              <w:t>)</w:t>
+              <w:t>Sprint Goal (1 câu)</w:t>
             </w:r>
           </w:p>
         </w:tc>
@@ -7244,95 +4418,7 @@
           <w:sz w:val="26"/>
           <w:szCs w:val="26"/>
         </w:rPr>
-        <w:t xml:space="preserve">3.8. </w:t>
-      </w:r>
-      <w:proofErr w:type="spellStart"/>
-      <w:r>
-        <w:rPr>
-          <w:rFonts w:ascii="Times New Roman" w:eastAsia="Times New Roman" w:hAnsi="Times New Roman" w:cs="Times New Roman"/>
-          <w:b/>
-          <w:bCs/>
-          <w:sz w:val="26"/>
-          <w:szCs w:val="26"/>
-        </w:rPr>
-        <w:t>Phân</w:t>
-      </w:r>
-      <w:proofErr w:type="spellEnd"/>
-      <w:r>
-        <w:rPr>
-          <w:rFonts w:ascii="Times New Roman" w:eastAsia="Times New Roman" w:hAnsi="Times New Roman" w:cs="Times New Roman"/>
-          <w:b/>
-          <w:bCs/>
-          <w:sz w:val="26"/>
-          <w:szCs w:val="26"/>
-        </w:rPr>
-        <w:t xml:space="preserve"> </w:t>
-      </w:r>
-      <w:proofErr w:type="spellStart"/>
-      <w:r>
-        <w:rPr>
-          <w:rFonts w:ascii="Times New Roman" w:eastAsia="Times New Roman" w:hAnsi="Times New Roman" w:cs="Times New Roman"/>
-          <w:b/>
-          <w:bCs/>
-          <w:sz w:val="26"/>
-          <w:szCs w:val="26"/>
-        </w:rPr>
-        <w:t>rã</w:t>
-      </w:r>
-      <w:proofErr w:type="spellEnd"/>
-      <w:r>
-        <w:rPr>
-          <w:rFonts w:ascii="Times New Roman" w:eastAsia="Times New Roman" w:hAnsi="Times New Roman" w:cs="Times New Roman"/>
-          <w:b/>
-          <w:bCs/>
-          <w:sz w:val="26"/>
-          <w:szCs w:val="26"/>
-        </w:rPr>
-        <w:t xml:space="preserve"> </w:t>
-      </w:r>
-      <w:proofErr w:type="spellStart"/>
-      <w:r>
-        <w:rPr>
-          <w:rFonts w:ascii="Times New Roman" w:eastAsia="Times New Roman" w:hAnsi="Times New Roman" w:cs="Times New Roman"/>
-          <w:b/>
-          <w:bCs/>
-          <w:sz w:val="26"/>
-          <w:szCs w:val="26"/>
-        </w:rPr>
-        <w:t>công</w:t>
-      </w:r>
-      <w:proofErr w:type="spellEnd"/>
-      <w:r>
-        <w:rPr>
-          <w:rFonts w:ascii="Times New Roman" w:eastAsia="Times New Roman" w:hAnsi="Times New Roman" w:cs="Times New Roman"/>
-          <w:b/>
-          <w:bCs/>
-          <w:sz w:val="26"/>
-          <w:szCs w:val="26"/>
-        </w:rPr>
-        <w:t xml:space="preserve"> </w:t>
-      </w:r>
-      <w:proofErr w:type="spellStart"/>
-      <w:r>
-        <w:rPr>
-          <w:rFonts w:ascii="Times New Roman" w:eastAsia="Times New Roman" w:hAnsi="Times New Roman" w:cs="Times New Roman"/>
-          <w:b/>
-          <w:bCs/>
-          <w:sz w:val="26"/>
-          <w:szCs w:val="26"/>
-        </w:rPr>
-        <w:t>việc</w:t>
-      </w:r>
-      <w:proofErr w:type="spellEnd"/>
-      <w:r>
-        <w:rPr>
-          <w:rFonts w:ascii="Times New Roman" w:eastAsia="Times New Roman" w:hAnsi="Times New Roman" w:cs="Times New Roman"/>
-          <w:b/>
-          <w:bCs/>
-          <w:sz w:val="26"/>
-          <w:szCs w:val="26"/>
-        </w:rPr>
-        <w:t xml:space="preserve"> – story B3</w:t>
+        <w:t>3.8. Phân rã công việc – story B3</w:t>
       </w:r>
     </w:p>
     <w:tbl>
@@ -7397,42 +4483,8 @@
                 <w:sz w:val="24"/>
                 <w:szCs w:val="24"/>
               </w:rPr>
-              <w:t xml:space="preserve">Task </w:t>
-            </w:r>
-            <w:proofErr w:type="spellStart"/>
-            <w:r>
-              <w:rPr>
-                <w:rFonts w:ascii="Times New Roman" w:eastAsia="Times New Roman" w:hAnsi="Times New Roman" w:cs="Times New Roman"/>
-                <w:b/>
-                <w:bCs/>
-                <w:sz w:val="24"/>
-                <w:szCs w:val="24"/>
-              </w:rPr>
-              <w:t>cụ</w:t>
-            </w:r>
-            <w:proofErr w:type="spellEnd"/>
-            <w:r>
-              <w:rPr>
-                <w:rFonts w:ascii="Times New Roman" w:eastAsia="Times New Roman" w:hAnsi="Times New Roman" w:cs="Times New Roman"/>
-                <w:b/>
-                <w:bCs/>
-                <w:sz w:val="24"/>
-                <w:szCs w:val="24"/>
-              </w:rPr>
-              <w:t xml:space="preserve"> </w:t>
-            </w:r>
-            <w:proofErr w:type="spellStart"/>
-            <w:r>
-              <w:rPr>
-                <w:rFonts w:ascii="Times New Roman" w:eastAsia="Times New Roman" w:hAnsi="Times New Roman" w:cs="Times New Roman"/>
-                <w:b/>
-                <w:bCs/>
-                <w:sz w:val="24"/>
-                <w:szCs w:val="24"/>
-              </w:rPr>
-              <w:t>thể</w:t>
-            </w:r>
-            <w:proofErr w:type="spellEnd"/>
+              <w:t>Task cụ thể</w:t>
+            </w:r>
           </w:p>
         </w:tc>
         <w:tc>
@@ -7464,62 +4516,16 @@
                 <w:szCs w:val="24"/>
               </w:rPr>
             </w:pPr>
-            <w:proofErr w:type="spellStart"/>
-            <w:r>
-              <w:rPr>
-                <w:rFonts w:ascii="Times New Roman" w:eastAsia="Times New Roman" w:hAnsi="Times New Roman" w:cs="Times New Roman"/>
-                <w:b/>
-                <w:bCs/>
-                <w:sz w:val="24"/>
-                <w:szCs w:val="24"/>
-              </w:rPr>
-              <w:t>Nhóm</w:t>
-            </w:r>
-            <w:proofErr w:type="spellEnd"/>
-            <w:r>
-              <w:rPr>
-                <w:rFonts w:ascii="Times New Roman" w:eastAsia="Times New Roman" w:hAnsi="Times New Roman" w:cs="Times New Roman"/>
-                <w:b/>
-                <w:bCs/>
-                <w:sz w:val="24"/>
-                <w:szCs w:val="24"/>
-              </w:rPr>
-              <w:t xml:space="preserve"> </w:t>
-            </w:r>
-            <w:proofErr w:type="spellStart"/>
-            <w:r>
-              <w:rPr>
-                <w:rFonts w:ascii="Times New Roman" w:eastAsia="Times New Roman" w:hAnsi="Times New Roman" w:cs="Times New Roman"/>
-                <w:b/>
-                <w:bCs/>
-                <w:sz w:val="24"/>
-                <w:szCs w:val="24"/>
-              </w:rPr>
-              <w:t>công</w:t>
-            </w:r>
-            <w:proofErr w:type="spellEnd"/>
-            <w:r>
-              <w:rPr>
-                <w:rFonts w:ascii="Times New Roman" w:eastAsia="Times New Roman" w:hAnsi="Times New Roman" w:cs="Times New Roman"/>
-                <w:b/>
-                <w:bCs/>
-                <w:sz w:val="24"/>
-                <w:szCs w:val="24"/>
-              </w:rPr>
-              <w:t xml:space="preserve"> </w:t>
-            </w:r>
-            <w:proofErr w:type="spellStart"/>
-            <w:r>
-              <w:rPr>
-                <w:rFonts w:ascii="Times New Roman" w:eastAsia="Times New Roman" w:hAnsi="Times New Roman" w:cs="Times New Roman"/>
-                <w:b/>
-                <w:bCs/>
-                <w:sz w:val="24"/>
-                <w:szCs w:val="24"/>
-              </w:rPr>
-              <w:t>việc</w:t>
-            </w:r>
-            <w:proofErr w:type="spellEnd"/>
+            <w:r>
+              <w:rPr>
+                <w:rFonts w:ascii="Times New Roman" w:eastAsia="Times New Roman" w:hAnsi="Times New Roman" w:cs="Times New Roman"/>
+                <w:b/>
+                <w:bCs/>
+                <w:sz w:val="24"/>
+                <w:szCs w:val="24"/>
+              </w:rPr>
+              <w:t>Nhóm công việc</w:t>
+            </w:r>
           </w:p>
         </w:tc>
         <w:tc>
@@ -7551,71 +4557,15 @@
                 <w:szCs w:val="24"/>
               </w:rPr>
             </w:pPr>
-            <w:proofErr w:type="spellStart"/>
-            <w:r>
-              <w:rPr>
-                <w:rFonts w:ascii="Times New Roman" w:eastAsia="Times New Roman" w:hAnsi="Times New Roman" w:cs="Times New Roman"/>
-                <w:b/>
-                <w:bCs/>
-                <w:sz w:val="24"/>
-                <w:szCs w:val="24"/>
-              </w:rPr>
-              <w:t>Ước</w:t>
-            </w:r>
-            <w:proofErr w:type="spellEnd"/>
-            <w:r>
-              <w:rPr>
-                <w:rFonts w:ascii="Times New Roman" w:eastAsia="Times New Roman" w:hAnsi="Times New Roman" w:cs="Times New Roman"/>
-                <w:b/>
-                <w:bCs/>
-                <w:sz w:val="24"/>
-                <w:szCs w:val="24"/>
-              </w:rPr>
-              <w:t xml:space="preserve"> </w:t>
-            </w:r>
-            <w:proofErr w:type="spellStart"/>
-            <w:r>
-              <w:rPr>
-                <w:rFonts w:ascii="Times New Roman" w:eastAsia="Times New Roman" w:hAnsi="Times New Roman" w:cs="Times New Roman"/>
-                <w:b/>
-                <w:bCs/>
-                <w:sz w:val="24"/>
-                <w:szCs w:val="24"/>
-              </w:rPr>
-              <w:t>lượng</w:t>
-            </w:r>
-            <w:proofErr w:type="spellEnd"/>
-            <w:r>
-              <w:rPr>
-                <w:rFonts w:ascii="Times New Roman" w:eastAsia="Times New Roman" w:hAnsi="Times New Roman" w:cs="Times New Roman"/>
-                <w:b/>
-                <w:bCs/>
-                <w:sz w:val="24"/>
-                <w:szCs w:val="24"/>
-              </w:rPr>
-              <w:t xml:space="preserve"> (</w:t>
-            </w:r>
-            <w:proofErr w:type="spellStart"/>
-            <w:r>
-              <w:rPr>
-                <w:rFonts w:ascii="Times New Roman" w:eastAsia="Times New Roman" w:hAnsi="Times New Roman" w:cs="Times New Roman"/>
-                <w:b/>
-                <w:bCs/>
-                <w:sz w:val="24"/>
-                <w:szCs w:val="24"/>
-              </w:rPr>
-              <w:t>giờ</w:t>
-            </w:r>
-            <w:proofErr w:type="spellEnd"/>
-            <w:r>
-              <w:rPr>
-                <w:rFonts w:ascii="Times New Roman" w:eastAsia="Times New Roman" w:hAnsi="Times New Roman" w:cs="Times New Roman"/>
-                <w:b/>
-                <w:bCs/>
-                <w:sz w:val="24"/>
-                <w:szCs w:val="24"/>
-              </w:rPr>
-              <w:t>)</w:t>
+            <w:r>
+              <w:rPr>
+                <w:rFonts w:ascii="Times New Roman" w:eastAsia="Times New Roman" w:hAnsi="Times New Roman" w:cs="Times New Roman"/>
+                <w:b/>
+                <w:bCs/>
+                <w:sz w:val="24"/>
+                <w:szCs w:val="24"/>
+              </w:rPr>
+              <w:t>Ước lượng (giờ)</w:t>
             </w:r>
           </w:p>
         </w:tc>
@@ -7651,7 +4601,6 @@
                 <w:lang w:val="vi-VN"/>
               </w:rPr>
             </w:pPr>
-            <w:proofErr w:type="spellStart"/>
             <w:r>
               <w:rPr>
                 <w:rFonts w:ascii="Times New Roman" w:eastAsia="Times New Roman" w:hAnsi="Times New Roman" w:cs="Times New Roman"/>
@@ -7660,7 +4609,6 @@
               </w:rPr>
               <w:t>Kiểm</w:t>
             </w:r>
-            <w:proofErr w:type="spellEnd"/>
             <w:r>
               <w:rPr>
                 <w:rFonts w:ascii="Times New Roman" w:eastAsia="Times New Roman" w:hAnsi="Times New Roman" w:cs="Times New Roman"/>
@@ -7786,7 +4734,6 @@
                 <w:lang w:val="vi-VN"/>
               </w:rPr>
             </w:pPr>
-            <w:proofErr w:type="spellStart"/>
             <w:r>
               <w:rPr>
                 <w:rFonts w:ascii="Times New Roman" w:eastAsia="Times New Roman" w:hAnsi="Times New Roman" w:cs="Times New Roman"/>
@@ -7795,7 +4742,6 @@
               </w:rPr>
               <w:t>Thiết</w:t>
             </w:r>
-            <w:proofErr w:type="spellEnd"/>
             <w:r>
               <w:rPr>
                 <w:rFonts w:ascii="Times New Roman" w:eastAsia="Times New Roman" w:hAnsi="Times New Roman" w:cs="Times New Roman"/>
@@ -7921,7 +4867,6 @@
                 <w:lang w:val="vi-VN"/>
               </w:rPr>
             </w:pPr>
-            <w:proofErr w:type="spellStart"/>
             <w:r>
               <w:rPr>
                 <w:rFonts w:ascii="Times New Roman" w:eastAsia="Times New Roman" w:hAnsi="Times New Roman" w:cs="Times New Roman"/>
@@ -7930,7 +4875,6 @@
               </w:rPr>
               <w:t>Thiết</w:t>
             </w:r>
-            <w:proofErr w:type="spellEnd"/>
             <w:r>
               <w:rPr>
                 <w:rFonts w:ascii="Times New Roman" w:eastAsia="Times New Roman" w:hAnsi="Times New Roman" w:cs="Times New Roman"/>
@@ -8047,62 +4991,16 @@
                 <w:szCs w:val="24"/>
               </w:rPr>
             </w:pPr>
-            <w:proofErr w:type="spellStart"/>
-            <w:r>
-              <w:rPr>
-                <w:rFonts w:ascii="Times New Roman" w:eastAsia="Times New Roman" w:hAnsi="Times New Roman" w:cs="Times New Roman"/>
-                <w:b/>
-                <w:bCs/>
-                <w:sz w:val="24"/>
-                <w:szCs w:val="24"/>
-              </w:rPr>
-              <w:t>Tổng</w:t>
-            </w:r>
-            <w:proofErr w:type="spellEnd"/>
-            <w:r>
-              <w:rPr>
-                <w:rFonts w:ascii="Times New Roman" w:eastAsia="Times New Roman" w:hAnsi="Times New Roman" w:cs="Times New Roman"/>
-                <w:b/>
-                <w:bCs/>
-                <w:sz w:val="24"/>
-                <w:szCs w:val="24"/>
-              </w:rPr>
-              <w:t xml:space="preserve"> </w:t>
-            </w:r>
-            <w:proofErr w:type="spellStart"/>
-            <w:r>
-              <w:rPr>
-                <w:rFonts w:ascii="Times New Roman" w:eastAsia="Times New Roman" w:hAnsi="Times New Roman" w:cs="Times New Roman"/>
-                <w:b/>
-                <w:bCs/>
-                <w:sz w:val="24"/>
-                <w:szCs w:val="24"/>
-              </w:rPr>
-              <w:t>giờ</w:t>
-            </w:r>
-            <w:proofErr w:type="spellEnd"/>
-            <w:r>
-              <w:rPr>
-                <w:rFonts w:ascii="Times New Roman" w:eastAsia="Times New Roman" w:hAnsi="Times New Roman" w:cs="Times New Roman"/>
-                <w:b/>
-                <w:bCs/>
-                <w:sz w:val="24"/>
-                <w:szCs w:val="24"/>
-              </w:rPr>
-              <w:t xml:space="preserve"> </w:t>
-            </w:r>
-            <w:proofErr w:type="spellStart"/>
-            <w:r>
-              <w:rPr>
-                <w:rFonts w:ascii="Times New Roman" w:eastAsia="Times New Roman" w:hAnsi="Times New Roman" w:cs="Times New Roman"/>
-                <w:b/>
-                <w:bCs/>
-                <w:sz w:val="24"/>
-                <w:szCs w:val="24"/>
-              </w:rPr>
-              <w:t>công</w:t>
-            </w:r>
-            <w:proofErr w:type="spellEnd"/>
+            <w:r>
+              <w:rPr>
+                <w:rFonts w:ascii="Times New Roman" w:eastAsia="Times New Roman" w:hAnsi="Times New Roman" w:cs="Times New Roman"/>
+                <w:b/>
+                <w:bCs/>
+                <w:sz w:val="24"/>
+                <w:szCs w:val="24"/>
+              </w:rPr>
+              <w:t>Tổng giờ công</w:t>
+            </w:r>
           </w:p>
         </w:tc>
         <w:tc>
@@ -8215,51 +5113,7 @@
           <w:szCs w:val="26"/>
         </w:rPr>
         <w:lastRenderedPageBreak/>
-        <w:t xml:space="preserve">3.9. </w:t>
-      </w:r>
-      <w:proofErr w:type="spellStart"/>
-      <w:r>
-        <w:rPr>
-          <w:rFonts w:ascii="Times New Roman" w:eastAsia="Times New Roman" w:hAnsi="Times New Roman" w:cs="Times New Roman"/>
-          <w:b/>
-          <w:bCs/>
-          <w:sz w:val="26"/>
-          <w:szCs w:val="26"/>
-        </w:rPr>
-        <w:t>Phân</w:t>
-      </w:r>
-      <w:proofErr w:type="spellEnd"/>
-      <w:r>
-        <w:rPr>
-          <w:rFonts w:ascii="Times New Roman" w:eastAsia="Times New Roman" w:hAnsi="Times New Roman" w:cs="Times New Roman"/>
-          <w:b/>
-          <w:bCs/>
-          <w:sz w:val="26"/>
-          <w:szCs w:val="26"/>
-        </w:rPr>
-        <w:t xml:space="preserve"> </w:t>
-      </w:r>
-      <w:proofErr w:type="spellStart"/>
-      <w:r>
-        <w:rPr>
-          <w:rFonts w:ascii="Times New Roman" w:eastAsia="Times New Roman" w:hAnsi="Times New Roman" w:cs="Times New Roman"/>
-          <w:b/>
-          <w:bCs/>
-          <w:sz w:val="26"/>
-          <w:szCs w:val="26"/>
-        </w:rPr>
-        <w:t>tích</w:t>
-      </w:r>
-      <w:proofErr w:type="spellEnd"/>
-      <w:r>
-        <w:rPr>
-          <w:rFonts w:ascii="Times New Roman" w:eastAsia="Times New Roman" w:hAnsi="Times New Roman" w:cs="Times New Roman"/>
-          <w:b/>
-          <w:bCs/>
-          <w:sz w:val="26"/>
-          <w:szCs w:val="26"/>
-        </w:rPr>
-        <w:t xml:space="preserve"> Burndown Chart</w:t>
+        <w:t>3.9. Phân tích Burndown Chart</w:t>
       </w:r>
     </w:p>
     <w:tbl>
@@ -8315,27 +5169,15 @@
                 <w:szCs w:val="24"/>
               </w:rPr>
             </w:pPr>
-            <w:proofErr w:type="spellStart"/>
-            <w:r>
-              <w:rPr>
-                <w:rFonts w:ascii="Times New Roman" w:eastAsia="Times New Roman" w:hAnsi="Times New Roman" w:cs="Times New Roman"/>
-                <w:b/>
-                <w:bCs/>
-                <w:sz w:val="24"/>
-                <w:szCs w:val="24"/>
-              </w:rPr>
-              <w:t>Nội</w:t>
-            </w:r>
-            <w:proofErr w:type="spellEnd"/>
-            <w:r>
-              <w:rPr>
-                <w:rFonts w:ascii="Times New Roman" w:eastAsia="Times New Roman" w:hAnsi="Times New Roman" w:cs="Times New Roman"/>
-                <w:b/>
-                <w:bCs/>
-                <w:sz w:val="24"/>
-                <w:szCs w:val="24"/>
-              </w:rPr>
-              <w:t xml:space="preserve"> dung</w:t>
+            <w:r>
+              <w:rPr>
+                <w:rFonts w:ascii="Times New Roman" w:eastAsia="Times New Roman" w:hAnsi="Times New Roman" w:cs="Times New Roman"/>
+                <w:b/>
+                <w:bCs/>
+                <w:sz w:val="24"/>
+                <w:szCs w:val="24"/>
+              </w:rPr>
+              <w:t>Nội dung</w:t>
             </w:r>
           </w:p>
         </w:tc>
@@ -8368,40 +5210,16 @@
                 <w:szCs w:val="24"/>
               </w:rPr>
             </w:pPr>
-            <w:proofErr w:type="spellStart"/>
-            <w:r>
-              <w:rPr>
-                <w:rFonts w:ascii="Times New Roman" w:eastAsia="Times New Roman" w:hAnsi="Times New Roman" w:cs="Times New Roman"/>
-                <w:b/>
-                <w:bCs/>
-                <w:sz w:val="24"/>
-                <w:szCs w:val="24"/>
-              </w:rPr>
-              <w:t>Trả</w:t>
-            </w:r>
-            <w:proofErr w:type="spellEnd"/>
-            <w:r>
-              <w:rPr>
-                <w:rFonts w:ascii="Times New Roman" w:eastAsia="Times New Roman" w:hAnsi="Times New Roman" w:cs="Times New Roman"/>
-                <w:b/>
-                <w:bCs/>
-                <w:sz w:val="24"/>
-                <w:szCs w:val="24"/>
-              </w:rPr>
-              <w:t xml:space="preserve"> </w:t>
-            </w:r>
-            <w:proofErr w:type="spellStart"/>
-            <w:r>
-              <w:rPr>
-                <w:rFonts w:ascii="Times New Roman" w:eastAsia="Times New Roman" w:hAnsi="Times New Roman" w:cs="Times New Roman"/>
-                <w:b/>
-                <w:bCs/>
-                <w:sz w:val="24"/>
-                <w:szCs w:val="24"/>
-              </w:rPr>
-              <w:t>lời</w:t>
-            </w:r>
-            <w:proofErr w:type="spellEnd"/>
+            <w:r>
+              <w:rPr>
+                <w:rFonts w:ascii="Times New Roman" w:eastAsia="Times New Roman" w:hAnsi="Times New Roman" w:cs="Times New Roman"/>
+                <w:b/>
+                <w:bCs/>
+                <w:sz w:val="24"/>
+                <w:szCs w:val="24"/>
+              </w:rPr>
+              <w:t>Trả lời</w:t>
+            </w:r>
           </w:p>
         </w:tc>
       </w:tr>
@@ -8434,160 +5252,14 @@
                 <w:szCs w:val="24"/>
               </w:rPr>
             </w:pPr>
-            <w:proofErr w:type="spellStart"/>
-            <w:r>
-              <w:rPr>
-                <w:rFonts w:ascii="Times New Roman" w:eastAsia="Times New Roman" w:hAnsi="Times New Roman" w:cs="Times New Roman"/>
-                <w:sz w:val="24"/>
-                <w:szCs w:val="24"/>
-              </w:rPr>
-              <w:t>Ngày</w:t>
-            </w:r>
-            <w:proofErr w:type="spellEnd"/>
-            <w:r>
-              <w:rPr>
-                <w:rFonts w:ascii="Times New Roman" w:eastAsia="Times New Roman" w:hAnsi="Times New Roman" w:cs="Times New Roman"/>
-                <w:sz w:val="24"/>
-                <w:szCs w:val="24"/>
-              </w:rPr>
-              <w:t xml:space="preserve"> 4: </w:t>
-            </w:r>
-            <w:proofErr w:type="spellStart"/>
-            <w:r>
-              <w:rPr>
-                <w:rFonts w:ascii="Times New Roman" w:eastAsia="Times New Roman" w:hAnsi="Times New Roman" w:cs="Times New Roman"/>
-                <w:sz w:val="24"/>
-                <w:szCs w:val="24"/>
-              </w:rPr>
-              <w:t>thực</w:t>
-            </w:r>
-            <w:proofErr w:type="spellEnd"/>
-            <w:r>
-              <w:rPr>
-                <w:rFonts w:ascii="Times New Roman" w:eastAsia="Times New Roman" w:hAnsi="Times New Roman" w:cs="Times New Roman"/>
-                <w:sz w:val="24"/>
-                <w:szCs w:val="24"/>
-              </w:rPr>
-              <w:t xml:space="preserve"> </w:t>
-            </w:r>
-            <w:proofErr w:type="spellStart"/>
-            <w:r>
-              <w:rPr>
-                <w:rFonts w:ascii="Times New Roman" w:eastAsia="Times New Roman" w:hAnsi="Times New Roman" w:cs="Times New Roman"/>
-                <w:sz w:val="24"/>
-                <w:szCs w:val="24"/>
-              </w:rPr>
-              <w:t>tế</w:t>
-            </w:r>
-            <w:proofErr w:type="spellEnd"/>
-            <w:r>
-              <w:rPr>
-                <w:rFonts w:ascii="Times New Roman" w:eastAsia="Times New Roman" w:hAnsi="Times New Roman" w:cs="Times New Roman"/>
-                <w:sz w:val="24"/>
-                <w:szCs w:val="24"/>
-              </w:rPr>
-              <w:t xml:space="preserve">, </w:t>
-            </w:r>
-            <w:proofErr w:type="spellStart"/>
-            <w:r>
-              <w:rPr>
-                <w:rFonts w:ascii="Times New Roman" w:eastAsia="Times New Roman" w:hAnsi="Times New Roman" w:cs="Times New Roman"/>
-                <w:sz w:val="24"/>
-                <w:szCs w:val="24"/>
-              </w:rPr>
-              <w:t>lý</w:t>
-            </w:r>
-            <w:proofErr w:type="spellEnd"/>
-            <w:r>
-              <w:rPr>
-                <w:rFonts w:ascii="Times New Roman" w:eastAsia="Times New Roman" w:hAnsi="Times New Roman" w:cs="Times New Roman"/>
-                <w:sz w:val="24"/>
-                <w:szCs w:val="24"/>
-              </w:rPr>
-              <w:t xml:space="preserve"> </w:t>
-            </w:r>
-            <w:proofErr w:type="spellStart"/>
-            <w:r>
-              <w:rPr>
-                <w:rFonts w:ascii="Times New Roman" w:eastAsia="Times New Roman" w:hAnsi="Times New Roman" w:cs="Times New Roman"/>
-                <w:sz w:val="24"/>
-                <w:szCs w:val="24"/>
-              </w:rPr>
-              <w:t>tưởng</w:t>
-            </w:r>
-            <w:proofErr w:type="spellEnd"/>
-            <w:r>
-              <w:rPr>
-                <w:rFonts w:ascii="Times New Roman" w:eastAsia="Times New Roman" w:hAnsi="Times New Roman" w:cs="Times New Roman"/>
-                <w:sz w:val="24"/>
-                <w:szCs w:val="24"/>
-              </w:rPr>
-              <w:t xml:space="preserve">, </w:t>
-            </w:r>
-            <w:proofErr w:type="spellStart"/>
-            <w:r>
-              <w:rPr>
-                <w:rFonts w:ascii="Times New Roman" w:eastAsia="Times New Roman" w:hAnsi="Times New Roman" w:cs="Times New Roman"/>
-                <w:sz w:val="24"/>
-                <w:szCs w:val="24"/>
-              </w:rPr>
-              <w:t>chênh</w:t>
-            </w:r>
-            <w:proofErr w:type="spellEnd"/>
-            <w:r>
-              <w:rPr>
-                <w:rFonts w:ascii="Times New Roman" w:eastAsia="Times New Roman" w:hAnsi="Times New Roman" w:cs="Times New Roman"/>
-                <w:sz w:val="24"/>
-                <w:szCs w:val="24"/>
-              </w:rPr>
-              <w:t xml:space="preserve"> </w:t>
-            </w:r>
-            <w:proofErr w:type="spellStart"/>
-            <w:r>
-              <w:rPr>
-                <w:rFonts w:ascii="Times New Roman" w:eastAsia="Times New Roman" w:hAnsi="Times New Roman" w:cs="Times New Roman"/>
-                <w:sz w:val="24"/>
-                <w:szCs w:val="24"/>
-              </w:rPr>
-              <w:t>lệch</w:t>
-            </w:r>
-            <w:proofErr w:type="spellEnd"/>
-            <w:r>
-              <w:rPr>
-                <w:rFonts w:ascii="Times New Roman" w:eastAsia="Times New Roman" w:hAnsi="Times New Roman" w:cs="Times New Roman"/>
-                <w:sz w:val="24"/>
-                <w:szCs w:val="24"/>
-              </w:rPr>
-              <w:t xml:space="preserve">, </w:t>
-            </w:r>
-            <w:proofErr w:type="spellStart"/>
-            <w:r>
-              <w:rPr>
-                <w:rFonts w:ascii="Times New Roman" w:eastAsia="Times New Roman" w:hAnsi="Times New Roman" w:cs="Times New Roman"/>
-                <w:sz w:val="24"/>
-                <w:szCs w:val="24"/>
-              </w:rPr>
-              <w:t>kết</w:t>
-            </w:r>
-            <w:proofErr w:type="spellEnd"/>
-            <w:r>
-              <w:rPr>
-                <w:rFonts w:ascii="Times New Roman" w:eastAsia="Times New Roman" w:hAnsi="Times New Roman" w:cs="Times New Roman"/>
-                <w:sz w:val="24"/>
-                <w:szCs w:val="24"/>
-              </w:rPr>
-              <w:t xml:space="preserve"> </w:t>
-            </w:r>
-            <w:proofErr w:type="spellStart"/>
-            <w:r>
-              <w:rPr>
-                <w:rFonts w:ascii="Times New Roman" w:eastAsia="Times New Roman" w:hAnsi="Times New Roman" w:cs="Times New Roman"/>
-                <w:sz w:val="24"/>
-                <w:szCs w:val="24"/>
-              </w:rPr>
-              <w:t>luận</w:t>
-            </w:r>
-            <w:proofErr w:type="spellEnd"/>
+            <w:r>
+              <w:rPr>
+                <w:rFonts w:ascii="Times New Roman" w:eastAsia="Times New Roman" w:hAnsi="Times New Roman" w:cs="Times New Roman"/>
+                <w:sz w:val="24"/>
+                <w:szCs w:val="24"/>
+              </w:rPr>
+              <w:t>Ngày 4: thực tế, lý tưởng, chênh lệch, kết luận</w:t>
+            </w:r>
           </w:p>
         </w:tc>
         <w:tc>
@@ -8617,7 +5289,6 @@
                 <w:lang w:val="vi-VN"/>
               </w:rPr>
             </w:pPr>
-            <w:proofErr w:type="spellStart"/>
             <w:r>
               <w:rPr>
                 <w:rFonts w:ascii="Times New Roman" w:eastAsia="Times New Roman" w:hAnsi="Times New Roman" w:cs="Times New Roman"/>
@@ -8626,7 +5297,6 @@
               </w:rPr>
               <w:t>Thực</w:t>
             </w:r>
-            <w:proofErr w:type="spellEnd"/>
             <w:r>
               <w:rPr>
                 <w:rFonts w:ascii="Times New Roman" w:eastAsia="Times New Roman" w:hAnsi="Times New Roman" w:cs="Times New Roman"/>
@@ -8677,124 +5347,14 @@
                 <w:szCs w:val="24"/>
               </w:rPr>
             </w:pPr>
-            <w:proofErr w:type="spellStart"/>
-            <w:r>
-              <w:rPr>
-                <w:rFonts w:ascii="Times New Roman" w:eastAsia="Times New Roman" w:hAnsi="Times New Roman" w:cs="Times New Roman"/>
-                <w:sz w:val="24"/>
-                <w:szCs w:val="24"/>
-              </w:rPr>
-              <w:t>Dấu</w:t>
-            </w:r>
-            <w:proofErr w:type="spellEnd"/>
-            <w:r>
-              <w:rPr>
-                <w:rFonts w:ascii="Times New Roman" w:eastAsia="Times New Roman" w:hAnsi="Times New Roman" w:cs="Times New Roman"/>
-                <w:sz w:val="24"/>
-                <w:szCs w:val="24"/>
-              </w:rPr>
-              <w:t xml:space="preserve"> </w:t>
-            </w:r>
-            <w:proofErr w:type="spellStart"/>
-            <w:r>
-              <w:rPr>
-                <w:rFonts w:ascii="Times New Roman" w:eastAsia="Times New Roman" w:hAnsi="Times New Roman" w:cs="Times New Roman"/>
-                <w:sz w:val="24"/>
-                <w:szCs w:val="24"/>
-              </w:rPr>
-              <w:t>hiệu</w:t>
-            </w:r>
-            <w:proofErr w:type="spellEnd"/>
-            <w:r>
-              <w:rPr>
-                <w:rFonts w:ascii="Times New Roman" w:eastAsia="Times New Roman" w:hAnsi="Times New Roman" w:cs="Times New Roman"/>
-                <w:sz w:val="24"/>
-                <w:szCs w:val="24"/>
-              </w:rPr>
-              <w:t xml:space="preserve"> </w:t>
-            </w:r>
-            <w:proofErr w:type="spellStart"/>
-            <w:r>
-              <w:rPr>
-                <w:rFonts w:ascii="Times New Roman" w:eastAsia="Times New Roman" w:hAnsi="Times New Roman" w:cs="Times New Roman"/>
-                <w:sz w:val="24"/>
-                <w:szCs w:val="24"/>
-              </w:rPr>
-              <w:t>bất</w:t>
-            </w:r>
-            <w:proofErr w:type="spellEnd"/>
-            <w:r>
-              <w:rPr>
-                <w:rFonts w:ascii="Times New Roman" w:eastAsia="Times New Roman" w:hAnsi="Times New Roman" w:cs="Times New Roman"/>
-                <w:sz w:val="24"/>
-                <w:szCs w:val="24"/>
-              </w:rPr>
-              <w:t xml:space="preserve"> </w:t>
-            </w:r>
-            <w:proofErr w:type="spellStart"/>
-            <w:r>
-              <w:rPr>
-                <w:rFonts w:ascii="Times New Roman" w:eastAsia="Times New Roman" w:hAnsi="Times New Roman" w:cs="Times New Roman"/>
-                <w:sz w:val="24"/>
-                <w:szCs w:val="24"/>
-              </w:rPr>
-              <w:t>thường</w:t>
-            </w:r>
-            <w:proofErr w:type="spellEnd"/>
-            <w:r>
-              <w:rPr>
-                <w:rFonts w:ascii="Times New Roman" w:eastAsia="Times New Roman" w:hAnsi="Times New Roman" w:cs="Times New Roman"/>
-                <w:sz w:val="24"/>
-                <w:szCs w:val="24"/>
-              </w:rPr>
-              <w:t xml:space="preserve"> </w:t>
-            </w:r>
-            <w:proofErr w:type="spellStart"/>
-            <w:r>
-              <w:rPr>
-                <w:rFonts w:ascii="Times New Roman" w:eastAsia="Times New Roman" w:hAnsi="Times New Roman" w:cs="Times New Roman"/>
-                <w:sz w:val="24"/>
-                <w:szCs w:val="24"/>
-              </w:rPr>
-              <w:t>và</w:t>
-            </w:r>
-            <w:proofErr w:type="spellEnd"/>
-            <w:r>
-              <w:rPr>
-                <w:rFonts w:ascii="Times New Roman" w:eastAsia="Times New Roman" w:hAnsi="Times New Roman" w:cs="Times New Roman"/>
-                <w:sz w:val="24"/>
-                <w:szCs w:val="24"/>
-              </w:rPr>
-              <w:t xml:space="preserve"> </w:t>
-            </w:r>
-            <w:proofErr w:type="spellStart"/>
-            <w:r>
-              <w:rPr>
-                <w:rFonts w:ascii="Times New Roman" w:eastAsia="Times New Roman" w:hAnsi="Times New Roman" w:cs="Times New Roman"/>
-                <w:sz w:val="24"/>
-                <w:szCs w:val="24"/>
-              </w:rPr>
-              <w:t>rủi</w:t>
-            </w:r>
-            <w:proofErr w:type="spellEnd"/>
-            <w:r>
-              <w:rPr>
-                <w:rFonts w:ascii="Times New Roman" w:eastAsia="Times New Roman" w:hAnsi="Times New Roman" w:cs="Times New Roman"/>
-                <w:sz w:val="24"/>
-                <w:szCs w:val="24"/>
-              </w:rPr>
-              <w:t xml:space="preserve"> </w:t>
-            </w:r>
-            <w:proofErr w:type="spellStart"/>
-            <w:r>
-              <w:rPr>
-                <w:rFonts w:ascii="Times New Roman" w:eastAsia="Times New Roman" w:hAnsi="Times New Roman" w:cs="Times New Roman"/>
-                <w:sz w:val="24"/>
-                <w:szCs w:val="24"/>
-              </w:rPr>
-              <w:t>ro</w:t>
-            </w:r>
-            <w:proofErr w:type="spellEnd"/>
+            <w:r>
+              <w:rPr>
+                <w:rFonts w:ascii="Times New Roman" w:eastAsia="Times New Roman" w:hAnsi="Times New Roman" w:cs="Times New Roman"/>
+                <w:sz w:val="24"/>
+                <w:szCs w:val="24"/>
+              </w:rPr>
+              <w:t>Dấu hiệu bất thường và rủi ro</w:t>
+            </w:r>
           </w:p>
         </w:tc>
         <w:tc>
@@ -8824,7 +5384,6 @@
                 <w:lang w:val="vi-VN"/>
               </w:rPr>
             </w:pPr>
-            <w:proofErr w:type="spellStart"/>
             <w:r>
               <w:rPr>
                 <w:rFonts w:ascii="Times New Roman" w:eastAsia="Times New Roman" w:hAnsi="Times New Roman" w:cs="Times New Roman"/>
@@ -8833,7 +5392,6 @@
               </w:rPr>
               <w:t>Ngày</w:t>
             </w:r>
-            <w:proofErr w:type="spellEnd"/>
             <w:r>
               <w:rPr>
                 <w:rFonts w:ascii="Times New Roman" w:eastAsia="Times New Roman" w:hAnsi="Times New Roman" w:cs="Times New Roman"/>
@@ -8948,49 +5506,15 @@
                 <w:szCs w:val="24"/>
               </w:rPr>
             </w:pPr>
-            <w:proofErr w:type="spellStart"/>
-            <w:r>
-              <w:rPr>
-                <w:rFonts w:ascii="Times New Roman" w:eastAsia="Times New Roman" w:hAnsi="Times New Roman" w:cs="Times New Roman"/>
-                <w:b/>
-                <w:bCs/>
-                <w:sz w:val="24"/>
-                <w:szCs w:val="24"/>
-              </w:rPr>
-              <w:t>Hoạt</w:t>
-            </w:r>
-            <w:proofErr w:type="spellEnd"/>
-            <w:r>
-              <w:rPr>
-                <w:rFonts w:ascii="Times New Roman" w:eastAsia="Times New Roman" w:hAnsi="Times New Roman" w:cs="Times New Roman"/>
-                <w:b/>
-                <w:bCs/>
-                <w:sz w:val="24"/>
-                <w:szCs w:val="24"/>
-              </w:rPr>
-              <w:t xml:space="preserve"> </w:t>
-            </w:r>
-            <w:proofErr w:type="spellStart"/>
-            <w:r>
-              <w:rPr>
-                <w:rFonts w:ascii="Times New Roman" w:eastAsia="Times New Roman" w:hAnsi="Times New Roman" w:cs="Times New Roman"/>
-                <w:b/>
-                <w:bCs/>
-                <w:sz w:val="24"/>
-                <w:szCs w:val="24"/>
-              </w:rPr>
-              <w:t>động</w:t>
-            </w:r>
-            <w:proofErr w:type="spellEnd"/>
-            <w:r>
-              <w:rPr>
-                <w:rFonts w:ascii="Times New Roman" w:eastAsia="Times New Roman" w:hAnsi="Times New Roman" w:cs="Times New Roman"/>
-                <w:b/>
-                <w:bCs/>
-                <w:sz w:val="24"/>
-                <w:szCs w:val="24"/>
-              </w:rPr>
-              <w:t xml:space="preserve"> a</w:t>
+            <w:r>
+              <w:rPr>
+                <w:rFonts w:ascii="Times New Roman" w:eastAsia="Times New Roman" w:hAnsi="Times New Roman" w:cs="Times New Roman"/>
+                <w:b/>
+                <w:bCs/>
+                <w:sz w:val="24"/>
+                <w:szCs w:val="24"/>
+              </w:rPr>
+              <w:t>Hoạt động a</w:t>
             </w:r>
           </w:p>
         </w:tc>
@@ -9023,49 +5547,15 @@
                 <w:szCs w:val="24"/>
               </w:rPr>
             </w:pPr>
-            <w:proofErr w:type="spellStart"/>
-            <w:r>
-              <w:rPr>
-                <w:rFonts w:ascii="Times New Roman" w:eastAsia="Times New Roman" w:hAnsi="Times New Roman" w:cs="Times New Roman"/>
-                <w:b/>
-                <w:bCs/>
-                <w:sz w:val="24"/>
-                <w:szCs w:val="24"/>
-              </w:rPr>
-              <w:t>Hoạt</w:t>
-            </w:r>
-            <w:proofErr w:type="spellEnd"/>
-            <w:r>
-              <w:rPr>
-                <w:rFonts w:ascii="Times New Roman" w:eastAsia="Times New Roman" w:hAnsi="Times New Roman" w:cs="Times New Roman"/>
-                <w:b/>
-                <w:bCs/>
-                <w:sz w:val="24"/>
-                <w:szCs w:val="24"/>
-              </w:rPr>
-              <w:t xml:space="preserve"> </w:t>
-            </w:r>
-            <w:proofErr w:type="spellStart"/>
-            <w:r>
-              <w:rPr>
-                <w:rFonts w:ascii="Times New Roman" w:eastAsia="Times New Roman" w:hAnsi="Times New Roman" w:cs="Times New Roman"/>
-                <w:b/>
-                <w:bCs/>
-                <w:sz w:val="24"/>
-                <w:szCs w:val="24"/>
-              </w:rPr>
-              <w:t>động</w:t>
-            </w:r>
-            <w:proofErr w:type="spellEnd"/>
-            <w:r>
-              <w:rPr>
-                <w:rFonts w:ascii="Times New Roman" w:eastAsia="Times New Roman" w:hAnsi="Times New Roman" w:cs="Times New Roman"/>
-                <w:b/>
-                <w:bCs/>
-                <w:sz w:val="24"/>
-                <w:szCs w:val="24"/>
-              </w:rPr>
-              <w:t xml:space="preserve"> b</w:t>
+            <w:r>
+              <w:rPr>
+                <w:rFonts w:ascii="Times New Roman" w:eastAsia="Times New Roman" w:hAnsi="Times New Roman" w:cs="Times New Roman"/>
+                <w:b/>
+                <w:bCs/>
+                <w:sz w:val="24"/>
+                <w:szCs w:val="24"/>
+              </w:rPr>
+              <w:t>Hoạt động b</w:t>
             </w:r>
           </w:p>
         </w:tc>
@@ -9098,49 +5588,15 @@
                 <w:szCs w:val="24"/>
               </w:rPr>
             </w:pPr>
-            <w:proofErr w:type="spellStart"/>
-            <w:r>
-              <w:rPr>
-                <w:rFonts w:ascii="Times New Roman" w:eastAsia="Times New Roman" w:hAnsi="Times New Roman" w:cs="Times New Roman"/>
-                <w:b/>
-                <w:bCs/>
-                <w:sz w:val="24"/>
-                <w:szCs w:val="24"/>
-              </w:rPr>
-              <w:t>Hoạt</w:t>
-            </w:r>
-            <w:proofErr w:type="spellEnd"/>
-            <w:r>
-              <w:rPr>
-                <w:rFonts w:ascii="Times New Roman" w:eastAsia="Times New Roman" w:hAnsi="Times New Roman" w:cs="Times New Roman"/>
-                <w:b/>
-                <w:bCs/>
-                <w:sz w:val="24"/>
-                <w:szCs w:val="24"/>
-              </w:rPr>
-              <w:t xml:space="preserve"> </w:t>
-            </w:r>
-            <w:proofErr w:type="spellStart"/>
-            <w:r>
-              <w:rPr>
-                <w:rFonts w:ascii="Times New Roman" w:eastAsia="Times New Roman" w:hAnsi="Times New Roman" w:cs="Times New Roman"/>
-                <w:b/>
-                <w:bCs/>
-                <w:sz w:val="24"/>
-                <w:szCs w:val="24"/>
-              </w:rPr>
-              <w:t>động</w:t>
-            </w:r>
-            <w:proofErr w:type="spellEnd"/>
-            <w:r>
-              <w:rPr>
-                <w:rFonts w:ascii="Times New Roman" w:eastAsia="Times New Roman" w:hAnsi="Times New Roman" w:cs="Times New Roman"/>
-                <w:b/>
-                <w:bCs/>
-                <w:sz w:val="24"/>
-                <w:szCs w:val="24"/>
-              </w:rPr>
-              <w:t xml:space="preserve"> c</w:t>
+            <w:r>
+              <w:rPr>
+                <w:rFonts w:ascii="Times New Roman" w:eastAsia="Times New Roman" w:hAnsi="Times New Roman" w:cs="Times New Roman"/>
+                <w:b/>
+                <w:bCs/>
+                <w:sz w:val="24"/>
+                <w:szCs w:val="24"/>
+              </w:rPr>
+              <w:t>Hoạt động c</w:t>
             </w:r>
           </w:p>
         </w:tc>
@@ -9173,49 +5629,15 @@
                 <w:szCs w:val="24"/>
               </w:rPr>
             </w:pPr>
-            <w:proofErr w:type="spellStart"/>
-            <w:r>
-              <w:rPr>
-                <w:rFonts w:ascii="Times New Roman" w:eastAsia="Times New Roman" w:hAnsi="Times New Roman" w:cs="Times New Roman"/>
-                <w:b/>
-                <w:bCs/>
-                <w:sz w:val="24"/>
-                <w:szCs w:val="24"/>
-              </w:rPr>
-              <w:t>Hoạt</w:t>
-            </w:r>
-            <w:proofErr w:type="spellEnd"/>
-            <w:r>
-              <w:rPr>
-                <w:rFonts w:ascii="Times New Roman" w:eastAsia="Times New Roman" w:hAnsi="Times New Roman" w:cs="Times New Roman"/>
-                <w:b/>
-                <w:bCs/>
-                <w:sz w:val="24"/>
-                <w:szCs w:val="24"/>
-              </w:rPr>
-              <w:t xml:space="preserve"> </w:t>
-            </w:r>
-            <w:proofErr w:type="spellStart"/>
-            <w:r>
-              <w:rPr>
-                <w:rFonts w:ascii="Times New Roman" w:eastAsia="Times New Roman" w:hAnsi="Times New Roman" w:cs="Times New Roman"/>
-                <w:b/>
-                <w:bCs/>
-                <w:sz w:val="24"/>
-                <w:szCs w:val="24"/>
-              </w:rPr>
-              <w:t>động</w:t>
-            </w:r>
-            <w:proofErr w:type="spellEnd"/>
-            <w:r>
-              <w:rPr>
-                <w:rFonts w:ascii="Times New Roman" w:eastAsia="Times New Roman" w:hAnsi="Times New Roman" w:cs="Times New Roman"/>
-                <w:b/>
-                <w:bCs/>
-                <w:sz w:val="24"/>
-                <w:szCs w:val="24"/>
-              </w:rPr>
-              <w:t xml:space="preserve"> d</w:t>
+            <w:r>
+              <w:rPr>
+                <w:rFonts w:ascii="Times New Roman" w:eastAsia="Times New Roman" w:hAnsi="Times New Roman" w:cs="Times New Roman"/>
+                <w:b/>
+                <w:bCs/>
+                <w:sz w:val="24"/>
+                <w:szCs w:val="24"/>
+              </w:rPr>
+              <w:t>Hoạt động d</w:t>
             </w:r>
           </w:p>
         </w:tc>
@@ -9468,161 +5890,7 @@
                 <w:sz w:val="24"/>
                 <w:szCs w:val="24"/>
               </w:rPr>
-              <w:t xml:space="preserve">PO </w:t>
-            </w:r>
-            <w:proofErr w:type="spellStart"/>
-            <w:r>
-              <w:rPr>
-                <w:rFonts w:ascii="Times New Roman" w:eastAsia="Times New Roman" w:hAnsi="Times New Roman" w:cs="Times New Roman"/>
-                <w:b/>
-                <w:bCs/>
-                <w:sz w:val="24"/>
-                <w:szCs w:val="24"/>
-              </w:rPr>
-              <w:t>xử</w:t>
-            </w:r>
-            <w:proofErr w:type="spellEnd"/>
-            <w:r>
-              <w:rPr>
-                <w:rFonts w:ascii="Times New Roman" w:eastAsia="Times New Roman" w:hAnsi="Times New Roman" w:cs="Times New Roman"/>
-                <w:b/>
-                <w:bCs/>
-                <w:sz w:val="24"/>
-                <w:szCs w:val="24"/>
-              </w:rPr>
-              <w:t xml:space="preserve"> </w:t>
-            </w:r>
-            <w:proofErr w:type="spellStart"/>
-            <w:r>
-              <w:rPr>
-                <w:rFonts w:ascii="Times New Roman" w:eastAsia="Times New Roman" w:hAnsi="Times New Roman" w:cs="Times New Roman"/>
-                <w:b/>
-                <w:bCs/>
-                <w:sz w:val="24"/>
-                <w:szCs w:val="24"/>
-              </w:rPr>
-              <w:t>lý</w:t>
-            </w:r>
-            <w:proofErr w:type="spellEnd"/>
-            <w:r>
-              <w:rPr>
-                <w:rFonts w:ascii="Times New Roman" w:eastAsia="Times New Roman" w:hAnsi="Times New Roman" w:cs="Times New Roman"/>
-                <w:b/>
-                <w:bCs/>
-                <w:sz w:val="24"/>
-                <w:szCs w:val="24"/>
-              </w:rPr>
-              <w:t xml:space="preserve"> </w:t>
-            </w:r>
-            <w:proofErr w:type="spellStart"/>
-            <w:r>
-              <w:rPr>
-                <w:rFonts w:ascii="Times New Roman" w:eastAsia="Times New Roman" w:hAnsi="Times New Roman" w:cs="Times New Roman"/>
-                <w:b/>
-                <w:bCs/>
-                <w:sz w:val="24"/>
-                <w:szCs w:val="24"/>
-              </w:rPr>
-              <w:t>đề</w:t>
-            </w:r>
-            <w:proofErr w:type="spellEnd"/>
-            <w:r>
-              <w:rPr>
-                <w:rFonts w:ascii="Times New Roman" w:eastAsia="Times New Roman" w:hAnsi="Times New Roman" w:cs="Times New Roman"/>
-                <w:b/>
-                <w:bCs/>
-                <w:sz w:val="24"/>
-                <w:szCs w:val="24"/>
-              </w:rPr>
-              <w:t xml:space="preserve"> </w:t>
-            </w:r>
-            <w:proofErr w:type="spellStart"/>
-            <w:r>
-              <w:rPr>
-                <w:rFonts w:ascii="Times New Roman" w:eastAsia="Times New Roman" w:hAnsi="Times New Roman" w:cs="Times New Roman"/>
-                <w:b/>
-                <w:bCs/>
-                <w:sz w:val="24"/>
-                <w:szCs w:val="24"/>
-              </w:rPr>
-              <w:t>nghị</w:t>
-            </w:r>
-            <w:proofErr w:type="spellEnd"/>
-            <w:r>
-              <w:rPr>
-                <w:rFonts w:ascii="Times New Roman" w:eastAsia="Times New Roman" w:hAnsi="Times New Roman" w:cs="Times New Roman"/>
-                <w:b/>
-                <w:bCs/>
-                <w:sz w:val="24"/>
-                <w:szCs w:val="24"/>
-              </w:rPr>
-              <w:t xml:space="preserve"> </w:t>
-            </w:r>
-            <w:proofErr w:type="spellStart"/>
-            <w:r>
-              <w:rPr>
-                <w:rFonts w:ascii="Times New Roman" w:eastAsia="Times New Roman" w:hAnsi="Times New Roman" w:cs="Times New Roman"/>
-                <w:b/>
-                <w:bCs/>
-                <w:sz w:val="24"/>
-                <w:szCs w:val="24"/>
-              </w:rPr>
-              <w:t>của</w:t>
-            </w:r>
-            <w:proofErr w:type="spellEnd"/>
-            <w:r>
-              <w:rPr>
-                <w:rFonts w:ascii="Times New Roman" w:eastAsia="Times New Roman" w:hAnsi="Times New Roman" w:cs="Times New Roman"/>
-                <w:b/>
-                <w:bCs/>
-                <w:sz w:val="24"/>
-                <w:szCs w:val="24"/>
-              </w:rPr>
-              <w:t xml:space="preserve"> Stakeholder </w:t>
-            </w:r>
-            <w:proofErr w:type="spellStart"/>
-            <w:r>
-              <w:rPr>
-                <w:rFonts w:ascii="Times New Roman" w:eastAsia="Times New Roman" w:hAnsi="Times New Roman" w:cs="Times New Roman"/>
-                <w:b/>
-                <w:bCs/>
-                <w:sz w:val="24"/>
-                <w:szCs w:val="24"/>
-              </w:rPr>
-              <w:t>thế</w:t>
-            </w:r>
-            <w:proofErr w:type="spellEnd"/>
-            <w:r>
-              <w:rPr>
-                <w:rFonts w:ascii="Times New Roman" w:eastAsia="Times New Roman" w:hAnsi="Times New Roman" w:cs="Times New Roman"/>
-                <w:b/>
-                <w:bCs/>
-                <w:sz w:val="24"/>
-                <w:szCs w:val="24"/>
-              </w:rPr>
-              <w:t xml:space="preserve"> </w:t>
-            </w:r>
-            <w:proofErr w:type="spellStart"/>
-            <w:r>
-              <w:rPr>
-                <w:rFonts w:ascii="Times New Roman" w:eastAsia="Times New Roman" w:hAnsi="Times New Roman" w:cs="Times New Roman"/>
-                <w:b/>
-                <w:bCs/>
-                <w:sz w:val="24"/>
-                <w:szCs w:val="24"/>
-              </w:rPr>
-              <w:t>nào</w:t>
-            </w:r>
-            <w:proofErr w:type="spellEnd"/>
-            <w:r>
-              <w:rPr>
-                <w:rFonts w:ascii="Times New Roman" w:eastAsia="Times New Roman" w:hAnsi="Times New Roman" w:cs="Times New Roman"/>
-                <w:b/>
-                <w:bCs/>
-                <w:sz w:val="24"/>
-                <w:szCs w:val="24"/>
-              </w:rPr>
-              <w:t>?</w:t>
+              <w:t>PO xử lý đề nghị của Stakeholder thế nào?</w:t>
             </w:r>
           </w:p>
         </w:tc>
@@ -9658,7 +5926,6 @@
                 <w:lang w:val="vi-VN"/>
               </w:rPr>
             </w:pPr>
-            <w:proofErr w:type="spellStart"/>
             <w:r>
               <w:rPr>
                 <w:rFonts w:ascii="Times New Roman" w:eastAsia="Times New Roman" w:hAnsi="Times New Roman" w:cs="Times New Roman"/>
@@ -9667,7 +5934,6 @@
               </w:rPr>
               <w:t>Phân</w:t>
             </w:r>
-            <w:proofErr w:type="spellEnd"/>
             <w:r>
               <w:rPr>
                 <w:rFonts w:ascii="Times New Roman" w:eastAsia="Times New Roman" w:hAnsi="Times New Roman" w:cs="Times New Roman"/>
@@ -9692,32 +5958,42 @@
                 <w:szCs w:val="24"/>
                 <w:lang w:val="vi-VN"/>
               </w:rPr>
-              <w:t xml:space="preserve"> và mong muốn sử dụng tính năng đó như thế nào của của </w:t>
-            </w:r>
-            <w:r>
-              <w:rPr>
-                <w:rFonts w:ascii="Times New Roman" w:eastAsia="Times New Roman" w:hAnsi="Times New Roman" w:cs="Times New Roman"/>
-                <w:sz w:val="24"/>
-                <w:szCs w:val="24"/>
-              </w:rPr>
-              <w:t>St</w:t>
-            </w:r>
-            <w:r>
-              <w:rPr>
-                <w:rFonts w:ascii="Times New Roman" w:eastAsia="Times New Roman" w:hAnsi="Times New Roman" w:cs="Times New Roman"/>
-                <w:sz w:val="24"/>
-                <w:szCs w:val="24"/>
-              </w:rPr>
-              <w:t>akeholders</w:t>
-            </w:r>
-            <w:r>
-              <w:rPr>
-                <w:rFonts w:ascii="Times New Roman" w:eastAsia="Times New Roman" w:hAnsi="Times New Roman" w:cs="Times New Roman"/>
-                <w:sz w:val="24"/>
-                <w:szCs w:val="24"/>
-                <w:lang w:val="vi-VN"/>
-              </w:rPr>
-              <w:t>, sau đó ẽo yêu cầu về tính năng thì thảo luận cho Scum Master và developer để có đánh giá và hướng làm việc</w:t>
+              <w:t xml:space="preserve"> và mong muốn sử dụng tính năng đó như thế nào của  </w:t>
+            </w:r>
+            <w:r>
+              <w:rPr>
+                <w:rFonts w:ascii="Times New Roman" w:eastAsia="Times New Roman" w:hAnsi="Times New Roman" w:cs="Times New Roman"/>
+                <w:sz w:val="24"/>
+                <w:szCs w:val="24"/>
+              </w:rPr>
+              <w:t>Stakeholders</w:t>
+            </w:r>
+            <w:r>
+              <w:rPr>
+                <w:rFonts w:ascii="Times New Roman" w:eastAsia="Times New Roman" w:hAnsi="Times New Roman" w:cs="Times New Roman"/>
+                <w:sz w:val="24"/>
+                <w:szCs w:val="24"/>
+                <w:lang w:val="vi-VN"/>
+              </w:rPr>
+              <w:t xml:space="preserve">, sau đó </w:t>
+            </w:r>
+            <w:r>
+              <w:rPr>
+                <w:rFonts w:ascii="Times New Roman" w:eastAsia="Times New Roman" w:hAnsi="Times New Roman" w:cs="Times New Roman"/>
+                <w:sz w:val="24"/>
+                <w:szCs w:val="24"/>
+                <w:lang w:val="vi-VN"/>
+              </w:rPr>
+              <w:t>rõ</w:t>
+            </w:r>
+            <w:r>
+              <w:rPr>
+                <w:rFonts w:ascii="Times New Roman" w:eastAsia="Times New Roman" w:hAnsi="Times New Roman" w:cs="Times New Roman"/>
+                <w:sz w:val="24"/>
+                <w:szCs w:val="24"/>
+                <w:lang w:val="vi-VN"/>
+              </w:rPr>
+              <w:t xml:space="preserve"> yêu cầu về tính năng thì thảo luận cho Scum Master và developer để có đánh giá và hướng làm việc</w:t>
             </w:r>
           </w:p>
         </w:tc>
